--- a/Software Requirements Specification.docx
+++ b/Software Requirements Specification.docx
@@ -1,6 +1,6 @@
 
 <file path=word/document.xml><?xml version="1.0" encoding="utf-8"?>
-<w:document xmlns:wpc="http://schemas.microsoft.com/office/word/2010/wordprocessingCanvas" xmlns:cx="http://schemas.microsoft.com/office/drawing/2014/chartex" xmlns:cx1="http://schemas.microsoft.com/office/drawing/2015/9/8/chartex" xmlns:cx2="http://schemas.microsoft.com/office/drawing/2015/10/21/chartex" xmlns:cx3="http://schemas.microsoft.com/office/drawing/2016/5/9/chartex" xmlns:cx4="http://schemas.microsoft.com/office/drawing/2016/5/10/chartex" xmlns:cx5="http://schemas.microsoft.com/office/drawing/2016/5/11/chartex" xmlns:cx6="http://schemas.microsoft.com/office/drawing/2016/5/12/chartex" xmlns:cx7="http://schemas.microsoft.com/office/drawing/2016/5/13/chartex" xmlns:cx8="http://schemas.microsoft.com/office/drawing/2016/5/14/chartex" xmlns:mc="http://schemas.openxmlformats.org/markup-compatibility/2006" xmlns:aink="http://schemas.microsoft.com/office/drawing/2016/ink" xmlns:am3d="http://schemas.microsoft.com/office/drawing/2017/model3d" xmlns:o="urn:schemas-microsoft-com:office:office" xmlns:oel="http://schemas.microsoft.com/office/2019/extlst" xmlns:r="http://schemas.openxmlformats.org/officeDocument/2006/relationships" xmlns:m="http://schemas.openxmlformats.org/officeDocument/2006/math" xmlns:v="urn:schemas-microsoft-com:vml" xmlns:wp14="http://schemas.microsoft.com/office/word/2010/wordprocessingDrawing" xmlns:wp="http://schemas.openxmlformats.org/drawingml/2006/wordprocessingDrawing" xmlns:w10="urn:schemas-microsoft-com:office:word" xmlns:w="http://schemas.openxmlformats.org/wordprocessingml/2006/main" xmlns:w14="http://schemas.microsoft.com/office/word/2010/wordml" xmlns:w15="http://schemas.microsoft.com/office/word/2012/wordml" xmlns:w16cex="http://schemas.microsoft.com/office/word/2018/wordml/cex" xmlns:w16cid="http://schemas.microsoft.com/office/word/2016/wordml/cid" xmlns:w16="http://schemas.microsoft.com/office/word/2018/wordml" xmlns:w16du="http://schemas.microsoft.com/office/word/2023/wordml/word16du" xmlns:w16sdtdh="http://schemas.microsoft.com/office/word/2020/wordml/sdtdatahash" xmlns:w16sdtfl="http://schemas.microsoft.com/office/word/2024/wordml/sdtformatlock" xmlns:w16se="http://schemas.microsoft.com/office/word/2015/wordml/symex" xmlns:wpg="http://schemas.microsoft.com/office/word/2010/wordprocessingGroup" xmlns:wpi="http://schemas.microsoft.com/office/word/2010/wordprocessingInk" xmlns:wne="http://schemas.microsoft.com/office/word/2006/wordml" xmlns:wps="http://schemas.microsoft.com/office/word/2010/wordprocessingShape" xmlns:a="http://schemas.openxmlformats.org/drawingml/2006/main" xmlns:a14="http://schemas.microsoft.com/office/drawing/2010/main" mc:Ignorable="w14 w15 w16se w16cid w16 w16cex w16sdtdh w16sdtfl w16du wp14">
+<w:document xmlns:wpc="http://schemas.microsoft.com/office/word/2010/wordprocessingCanvas" xmlns:cx="http://schemas.microsoft.com/office/drawing/2014/chartex" xmlns:cx1="http://schemas.microsoft.com/office/drawing/2015/9/8/chartex" xmlns:cx2="http://schemas.microsoft.com/office/drawing/2015/10/21/chartex" xmlns:cx3="http://schemas.microsoft.com/office/drawing/2016/5/9/chartex" xmlns:cx4="http://schemas.microsoft.com/office/drawing/2016/5/10/chartex" xmlns:cx5="http://schemas.microsoft.com/office/drawing/2016/5/11/chartex" xmlns:cx6="http://schemas.microsoft.com/office/drawing/2016/5/12/chartex" xmlns:cx7="http://schemas.microsoft.com/office/drawing/2016/5/13/chartex" xmlns:cx8="http://schemas.microsoft.com/office/drawing/2016/5/14/chartex" xmlns:mc="http://schemas.openxmlformats.org/markup-compatibility/2006" xmlns:aink="http://schemas.microsoft.com/office/drawing/2016/ink" xmlns:am3d="http://schemas.microsoft.com/office/drawing/2017/model3d" xmlns:o="urn:schemas-microsoft-com:office:office" xmlns:oel="http://schemas.microsoft.com/office/2019/extlst" xmlns:r="http://schemas.openxmlformats.org/officeDocument/2006/relationships" xmlns:m="http://schemas.openxmlformats.org/officeDocument/2006/math" xmlns:v="urn:schemas-microsoft-com:vml" xmlns:wp14="http://schemas.microsoft.com/office/word/2010/wordprocessingDrawing" xmlns:wp="http://schemas.openxmlformats.org/drawingml/2006/wordprocessingDrawing" xmlns:w10="urn:schemas-microsoft-com:office:word" xmlns:w="http://schemas.openxmlformats.org/wordprocessingml/2006/main" xmlns:w14="http://schemas.microsoft.com/office/word/2010/wordml" xmlns:w15="http://schemas.microsoft.com/office/word/2012/wordml" xmlns:w16cex="http://schemas.microsoft.com/office/word/2018/wordml/cex" xmlns:w16cid="http://schemas.microsoft.com/office/word/2016/wordml/cid" xmlns:w16="http://schemas.microsoft.com/office/word/2018/wordml" xmlns:w16du="http://schemas.microsoft.com/office/word/2023/wordml/word16du" xmlns:w16sdtdh="http://schemas.microsoft.com/office/word/2020/wordml/sdtdatahash" xmlns:w16sdtfl="http://schemas.microsoft.com/office/word/2024/wordml/sdtformatlock" xmlns:w16se="http://schemas.microsoft.com/office/word/2015/wordml/symex" xmlns:wpg="http://schemas.microsoft.com/office/word/2010/wordprocessingGroup" xmlns:wpi="http://schemas.microsoft.com/office/word/2010/wordprocessingInk" xmlns:wne="http://schemas.microsoft.com/office/word/2006/wordml" xmlns:wps="http://schemas.microsoft.com/office/word/2010/wordprocessingShape" xmlns:a="http://schemas.openxmlformats.org/drawingml/2006/main" xmlns:a14="http://schemas.microsoft.com/office/drawing/2010/main" xmlns:pic="http://schemas.openxmlformats.org/drawingml/2006/picture" mc:Ignorable="w14 w15 w16se w16cid w16 w16cex w16sdtdh w16sdtfl w16du wp14">
   <w:body>
     <w:p>
       <w:pPr>
@@ -22556,10 +22556,7 @@
       <w:pPr>
         <w:pStyle w:val="Heading1"/>
         <w:rPr>
-          <w:rStyle w:val="Hyperlink"/>
-          <w:rFonts w:ascii="Calibri" w:hAnsi="Calibri" w:eastAsia="Calibri" w:cs="Calibri"/>
-          <w:color w:val="850C4B" w:themeColor="accent1" w:themeShade="BF"/>
-          <w:u w:val="none"/>
+          <w:rFonts w:ascii="Calibri" w:hAnsi="Calibri" w:eastAsia="Calibri" w:cs="Calibri"/>
         </w:rPr>
       </w:pPr>
       <w:bookmarkStart w:name="_Toc197966246" w:id="35"/>
@@ -22596,6 +22593,129 @@
     </w:p>
     <w:p>
       <w:pPr>
+        <w:pStyle w:val="Normal"/>
+      </w:pPr>
+    </w:p>
+    <w:p>
+      <w:pPr>
+        <w:pStyle w:val="Normal"/>
+      </w:pPr>
+      <w:r>
+        <w:rPr/>
+        <w:t>Context Diagram (DFD Level 0)</w:t>
+      </w:r>
+    </w:p>
+    <w:p>
+      <w:pPr>
+        <w:pStyle w:val="Normal"/>
+      </w:pPr>
+      <w:r>
+        <w:drawing>
+          <wp:inline wp14:editId="715F7D2A" wp14:anchorId="10CFFD9D">
+            <wp:extent cx="5943600" cy="3781425"/>
+            <wp:effectExtent l="0" t="0" r="0" b="0"/>
+            <wp:docPr id="1202476876" name="drawing"/>
+            <wp:cNvGraphicFramePr>
+              <a:graphicFrameLocks noChangeAspect="1"/>
+            </wp:cNvGraphicFramePr>
+            <a:graphic>
+              <a:graphicData xmlns:a="http://schemas.openxmlformats.org/drawingml/2006/main" uri="http://schemas.openxmlformats.org/drawingml/2006/picture">
+                <pic:pic xmlns:pic="http://schemas.openxmlformats.org/drawingml/2006/picture">
+                  <pic:nvPicPr>
+                    <pic:cNvPr id="1202476876" name="Picture 1202476876"/>
+                    <pic:cNvPicPr/>
+                  </pic:nvPicPr>
+                  <pic:blipFill>
+                    <a:blip xmlns:r="http://schemas.openxmlformats.org/officeDocument/2006/relationships" r:embed="rId1850269632">
+                      <a:extLst>
+                        <a:ext uri="{28A0092B-C50C-407E-A947-70E740481C1C}">
+                          <a14:useLocalDpi xmlns:a14="http://schemas.microsoft.com/office/drawing/2010/main"/>
+                        </a:ext>
+                      </a:extLst>
+                    </a:blip>
+                    <a:stretch>
+                      <a:fillRect/>
+                    </a:stretch>
+                  </pic:blipFill>
+                  <pic:spPr>
+                    <a:xfrm>
+                      <a:off x="0" y="0"/>
+                      <a:ext cx="5943600" cy="3781425"/>
+                    </a:xfrm>
+                    <a:prstGeom prst="rect">
+                      <a:avLst/>
+                    </a:prstGeom>
+                  </pic:spPr>
+                </pic:pic>
+              </a:graphicData>
+            </a:graphic>
+          </wp:inline>
+        </w:drawing>
+      </w:r>
+    </w:p>
+    <w:p>
+      <w:pPr>
+        <w:pStyle w:val="Normal"/>
+      </w:pPr>
+      <w:r>
+        <w:rPr/>
+        <w:t>DFD Level 1</w:t>
+      </w:r>
+    </w:p>
+    <w:p>
+      <w:pPr>
+        <w:pStyle w:val="Normal"/>
+      </w:pPr>
+      <w:r>
+        <w:drawing>
+          <wp:inline wp14:editId="4FA6FE6D" wp14:anchorId="6B9DE19B">
+            <wp:extent cx="5943600" cy="3705225"/>
+            <wp:effectExtent l="0" t="0" r="0" b="0"/>
+            <wp:docPr id="1121669857" name="drawing"/>
+            <wp:cNvGraphicFramePr>
+              <a:graphicFrameLocks noChangeAspect="1"/>
+            </wp:cNvGraphicFramePr>
+            <a:graphic>
+              <a:graphicData xmlns:a="http://schemas.openxmlformats.org/drawingml/2006/main" uri="http://schemas.openxmlformats.org/drawingml/2006/picture">
+                <pic:pic xmlns:pic="http://schemas.openxmlformats.org/drawingml/2006/picture">
+                  <pic:nvPicPr>
+                    <pic:cNvPr id="1121669857" name="Picture 1121669857"/>
+                    <pic:cNvPicPr/>
+                  </pic:nvPicPr>
+                  <pic:blipFill>
+                    <a:blip xmlns:r="http://schemas.openxmlformats.org/officeDocument/2006/relationships" r:embed="rId1278560749">
+                      <a:extLst>
+                        <a:ext uri="{28A0092B-C50C-407E-A947-70E740481C1C}">
+                          <a14:useLocalDpi xmlns:a14="http://schemas.microsoft.com/office/drawing/2010/main"/>
+                        </a:ext>
+                      </a:extLst>
+                    </a:blip>
+                    <a:stretch>
+                      <a:fillRect/>
+                    </a:stretch>
+                  </pic:blipFill>
+                  <pic:spPr>
+                    <a:xfrm>
+                      <a:off x="0" y="0"/>
+                      <a:ext cx="5943600" cy="3705225"/>
+                    </a:xfrm>
+                    <a:prstGeom prst="rect">
+                      <a:avLst/>
+                    </a:prstGeom>
+                  </pic:spPr>
+                </pic:pic>
+              </a:graphicData>
+            </a:graphic>
+          </wp:inline>
+        </w:drawing>
+      </w:r>
+      <w:r>
+        <w:rPr/>
+        <w:t>W</w:t>
+      </w:r>
+    </w:p>
+    <w:p>
+      <w:pPr>
         <w:pStyle w:val="Heading1"/>
         <w:rPr>
           <w:rFonts w:ascii="Calibri" w:hAnsi="Calibri" w:eastAsia="Calibri" w:cs="Calibri"/>
@@ -22624,7 +22744,13 @@
         <w:rPr>
           <w:rFonts w:ascii="Calibri" w:hAnsi="Calibri" w:eastAsia="Calibri" w:cs="Calibri"/>
         </w:rPr>
-        <w:t xml:space="preserve">Iser Stories and related </w:t>
+        <w:t>U</w:t>
+      </w:r>
+      <w:r>
+        <w:rPr>
+          <w:rFonts w:ascii="Calibri" w:hAnsi="Calibri" w:eastAsia="Calibri" w:cs="Calibri"/>
+        </w:rPr>
+        <w:t xml:space="preserve">ser Stories and related </w:t>
       </w:r>
       <w:r>
         <w:rPr>
@@ -22642,80 +22768,4289 @@
     </w:p>
     <w:p>
       <w:pPr>
-        <w:pStyle w:val="Heading1"/>
-        <w:rPr>
-          <w:rFonts w:ascii="Calibri" w:hAnsi="Calibri" w:eastAsia="Calibri" w:cs="Calibri"/>
-        </w:rPr>
-      </w:pPr>
-      <w:bookmarkStart w:name="_3.4_Activity_Diagrams" w:id="38"/>
-      <w:bookmarkStart w:name="_Toc197966248" w:id="39"/>
-      <w:bookmarkEnd w:id="38"/>
-      <w:r>
-        <w:rPr>
-          <w:rFonts w:ascii="Calibri" w:hAnsi="Calibri" w:eastAsia="Calibri" w:cs="Calibri"/>
-        </w:rPr>
-        <w:t>3.</w:t>
-      </w:r>
-      <w:r>
-        <w:rPr>
-          <w:rFonts w:ascii="Calibri" w:hAnsi="Calibri" w:eastAsia="Calibri" w:cs="Calibri"/>
-        </w:rPr>
-        <w:t>3</w:t>
-      </w:r>
-      <w:r>
-        <w:rPr>
-          <w:rFonts w:ascii="Calibri" w:hAnsi="Calibri" w:eastAsia="Calibri" w:cs="Calibri"/>
-        </w:rPr>
-        <w:t xml:space="preserve"> Activity Diagrams</w:t>
-      </w:r>
-      <w:bookmarkEnd w:id="39"/>
-    </w:p>
-    <w:p>
-      <w:pPr>
-        <w:pStyle w:val="Heading1"/>
-        <w:rPr>
-          <w:rFonts w:ascii="Calibri" w:hAnsi="Calibri" w:eastAsia="Calibri" w:cs="Calibri"/>
-        </w:rPr>
-      </w:pPr>
-      <w:bookmarkStart w:name="_Toc197966249" w:id="40"/>
-      <w:r>
-        <w:rPr>
-          <w:rFonts w:ascii="Calibri" w:hAnsi="Calibri" w:eastAsia="Calibri" w:cs="Calibri"/>
-        </w:rPr>
-        <w:t>3.</w:t>
-      </w:r>
-      <w:r>
-        <w:rPr>
-          <w:rFonts w:ascii="Calibri" w:hAnsi="Calibri" w:eastAsia="Calibri" w:cs="Calibri"/>
-        </w:rPr>
-        <w:t>4</w:t>
-      </w:r>
-      <w:r>
-        <w:rPr>
-          <w:rFonts w:ascii="Calibri" w:hAnsi="Calibri" w:eastAsia="Calibri" w:cs="Calibri"/>
-        </w:rPr>
-        <w:t xml:space="preserve"> Business Rules</w:t>
-      </w:r>
-      <w:bookmarkEnd w:id="40"/>
-    </w:p>
-    <w:p>
-      <w:pPr>
-        <w:rPr>
-          <w:rFonts w:ascii="Calibri" w:hAnsi="Calibri" w:eastAsia="Calibri" w:cs="Calibri"/>
-          <w:color w:val="BC1B4B" w:themeColor="accent2" w:themeShade="BF"/>
-        </w:rPr>
+        <w:pStyle w:val="Normal"/>
+      </w:pPr>
+    </w:p>
+    <w:p>
+      <w:pPr>
+        <w:pStyle w:val="ListParagraph"/>
+        <w:numPr>
+          <w:ilvl w:val="0"/>
+          <w:numId w:val="33"/>
+        </w:numPr>
+        <w:rPr/>
+      </w:pPr>
+      <w:r>
+        <w:rPr/>
+        <w:t xml:space="preserve">User story: As a learner, i want to book a learning session with a volunteer so that i can get </w:t>
+      </w:r>
+      <w:r>
+        <w:rPr/>
+        <w:t>academic</w:t>
+      </w:r>
+      <w:r>
+        <w:rPr/>
+        <w:t xml:space="preserve"> help</w:t>
+      </w:r>
+    </w:p>
+    <w:p>
+      <w:pPr>
+        <w:pStyle w:val="Normal"/>
+      </w:pPr>
+    </w:p>
+    <w:p>
+      <w:pPr>
+        <w:pStyle w:val="Normal"/>
       </w:pPr>
     </w:p>
     <w:tbl>
       <w:tblPr>
         <w:tblStyle w:val="TableGrid"/>
         <w:tblW w:w="0" w:type="auto"/>
+        <w:tblLook w:val="06A0" w:firstRow="1" w:lastRow="0" w:firstColumn="1" w:lastColumn="0" w:noHBand="1" w:noVBand="1"/>
+      </w:tblPr>
+      <w:tblGrid>
+        <w:gridCol w:w="4680"/>
+        <w:gridCol w:w="2340"/>
+        <w:gridCol w:w="2340"/>
+      </w:tblGrid>
+      <w:tr>
+        <w:trPr>
+          <w:trHeight w:val="300"/>
+        </w:trPr>
+        <w:tc>
+          <w:tcPr>
+            <w:tcW w:w="4680" w:type="dxa"/>
+            <w:tcMar/>
+          </w:tcPr>
+          <w:p>
+            <w:pPr>
+              <w:pStyle w:val="Normal"/>
+            </w:pPr>
+            <w:r>
+              <w:rPr/>
+              <w:t>Use case name: Book Learning Session</w:t>
+            </w:r>
+          </w:p>
+        </w:tc>
+        <w:tc>
+          <w:tcPr>
+            <w:tcW w:w="2340" w:type="dxa"/>
+            <w:tcMar/>
+          </w:tcPr>
+          <w:p>
+            <w:pPr>
+              <w:pStyle w:val="Normal"/>
+            </w:pPr>
+            <w:r>
+              <w:rPr/>
+              <w:t>ID: UC1</w:t>
+            </w:r>
+          </w:p>
+        </w:tc>
+        <w:tc>
+          <w:tcPr>
+            <w:tcW w:w="2340" w:type="dxa"/>
+            <w:tcMar/>
+          </w:tcPr>
+          <w:p>
+            <w:pPr>
+              <w:pStyle w:val="Normal"/>
+            </w:pPr>
+            <w:r>
+              <w:rPr/>
+              <w:t>Importance level: High</w:t>
+            </w:r>
+          </w:p>
+        </w:tc>
+      </w:tr>
+      <w:tr>
+        <w:trPr>
+          <w:trHeight w:val="300"/>
+        </w:trPr>
+        <w:tc>
+          <w:tcPr>
+            <w:tcW w:w="9360" w:type="dxa"/>
+            <w:gridSpan w:val="3"/>
+            <w:tcMar/>
+          </w:tcPr>
+          <w:p>
+            <w:pPr>
+              <w:pStyle w:val="Normal"/>
+            </w:pPr>
+            <w:r>
+              <w:rPr/>
+              <w:t>Primary actor: Learner</w:t>
+            </w:r>
+          </w:p>
+        </w:tc>
+      </w:tr>
+      <w:tr>
+        <w:trPr>
+          <w:trHeight w:val="300"/>
+        </w:trPr>
+        <w:tc>
+          <w:tcPr>
+            <w:tcW w:w="9360" w:type="dxa"/>
+            <w:gridSpan w:val="3"/>
+            <w:tcMar/>
+          </w:tcPr>
+          <w:p>
+            <w:pPr>
+              <w:pStyle w:val="Normal"/>
+            </w:pPr>
+            <w:r>
+              <w:rPr/>
+              <w:t xml:space="preserve">Use Case Type: Detail, </w:t>
+            </w:r>
+            <w:r>
+              <w:rPr/>
+              <w:t>essential</w:t>
+            </w:r>
+          </w:p>
+        </w:tc>
+      </w:tr>
+      <w:tr>
+        <w:trPr>
+          <w:trHeight w:val="300"/>
+        </w:trPr>
+        <w:tc>
+          <w:tcPr>
+            <w:tcW w:w="9360" w:type="dxa"/>
+            <w:gridSpan w:val="3"/>
+            <w:tcMar/>
+          </w:tcPr>
+          <w:p>
+            <w:pPr>
+              <w:pStyle w:val="Normal"/>
+            </w:pPr>
+            <w:r>
+              <w:rPr/>
+              <w:t>Stakeholders and interests:</w:t>
+            </w:r>
+          </w:p>
+          <w:p>
+            <w:pPr>
+              <w:pStyle w:val="Normal"/>
+            </w:pPr>
+            <w:r>
+              <w:rPr/>
+              <w:t>Learner – wants academic support</w:t>
+            </w:r>
+          </w:p>
+          <w:p>
+            <w:pPr>
+              <w:pStyle w:val="Normal"/>
+            </w:pPr>
+            <w:r>
+              <w:rPr/>
+              <w:t>Volunteer-wants tutor students</w:t>
+            </w:r>
+          </w:p>
+          <w:p>
+            <w:pPr>
+              <w:pStyle w:val="Normal"/>
+            </w:pPr>
+            <w:r>
+              <w:rPr/>
+              <w:t>System- manages scheduling</w:t>
+            </w:r>
+          </w:p>
+        </w:tc>
+      </w:tr>
+      <w:tr>
+        <w:trPr>
+          <w:trHeight w:val="300"/>
+        </w:trPr>
+        <w:tc>
+          <w:tcPr>
+            <w:tcW w:w="9360" w:type="dxa"/>
+            <w:gridSpan w:val="3"/>
+            <w:tcMar/>
+          </w:tcPr>
+          <w:p>
+            <w:pPr>
+              <w:pStyle w:val="Normal"/>
+            </w:pPr>
+            <w:r>
+              <w:rPr/>
+              <w:t>Brief Description:</w:t>
+            </w:r>
+          </w:p>
+          <w:p>
+            <w:pPr>
+              <w:pStyle w:val="Normal"/>
+            </w:pPr>
+            <w:r>
+              <w:rPr/>
+              <w:t>Allows learners to schedule tutoring sessions with volunteers.</w:t>
+            </w:r>
+          </w:p>
+        </w:tc>
+      </w:tr>
+      <w:tr>
+        <w:trPr>
+          <w:trHeight w:val="300"/>
+        </w:trPr>
+        <w:tc>
+          <w:tcPr>
+            <w:tcW w:w="9360" w:type="dxa"/>
+            <w:gridSpan w:val="3"/>
+            <w:tcMar/>
+          </w:tcPr>
+          <w:p>
+            <w:pPr>
+              <w:pStyle w:val="Normal"/>
+            </w:pPr>
+            <w:r>
+              <w:rPr/>
+              <w:t>Trigger:  Learner wants to book a session</w:t>
+            </w:r>
+          </w:p>
+        </w:tc>
+      </w:tr>
+      <w:tr>
+        <w:trPr>
+          <w:trHeight w:val="300"/>
+        </w:trPr>
+        <w:tc>
+          <w:tcPr>
+            <w:tcW w:w="9360" w:type="dxa"/>
+            <w:gridSpan w:val="3"/>
+            <w:tcMar/>
+          </w:tcPr>
+          <w:p>
+            <w:pPr>
+              <w:pStyle w:val="Normal"/>
+            </w:pPr>
+            <w:r>
+              <w:rPr/>
+              <w:t>Type: External</w:t>
+            </w:r>
+          </w:p>
+        </w:tc>
+      </w:tr>
+      <w:tr>
+        <w:trPr>
+          <w:trHeight w:val="300"/>
+        </w:trPr>
+        <w:tc>
+          <w:tcPr>
+            <w:tcW w:w="9360" w:type="dxa"/>
+            <w:gridSpan w:val="3"/>
+            <w:tcMar/>
+          </w:tcPr>
+          <w:p>
+            <w:pPr>
+              <w:pStyle w:val="Normal"/>
+            </w:pPr>
+            <w:r>
+              <w:rPr/>
+              <w:t>Relationship:</w:t>
+            </w:r>
+          </w:p>
+          <w:p>
+            <w:pPr>
+              <w:pStyle w:val="Normal"/>
+            </w:pPr>
+          </w:p>
+          <w:p>
+            <w:pPr>
+              <w:pStyle w:val="Normal"/>
+            </w:pPr>
+            <w:r>
+              <w:rPr/>
+              <w:t>Association:      Learner</w:t>
+            </w:r>
+          </w:p>
+          <w:p>
+            <w:pPr>
+              <w:pStyle w:val="Normal"/>
+            </w:pPr>
+            <w:r>
+              <w:rPr/>
+              <w:t>Include:             Login</w:t>
+            </w:r>
+          </w:p>
+          <w:p>
+            <w:pPr>
+              <w:pStyle w:val="Normal"/>
+            </w:pPr>
+            <w:r>
+              <w:rPr/>
+              <w:t>Extend:              Reschedule Session</w:t>
+            </w:r>
+          </w:p>
+        </w:tc>
+      </w:tr>
+      <w:tr>
+        <w:trPr>
+          <w:trHeight w:val="300"/>
+        </w:trPr>
+        <w:tc>
+          <w:tcPr>
+            <w:tcW w:w="9360" w:type="dxa"/>
+            <w:gridSpan w:val="3"/>
+            <w:tcMar/>
+          </w:tcPr>
+          <w:p>
+            <w:pPr>
+              <w:pStyle w:val="Normal"/>
+            </w:pPr>
+            <w:r>
+              <w:rPr/>
+              <w:t>Normal Flow of Events:</w:t>
+            </w:r>
+          </w:p>
+          <w:p>
+            <w:pPr>
+              <w:pStyle w:val="ListParagraph"/>
+              <w:numPr>
+                <w:ilvl w:val="0"/>
+                <w:numId w:val="34"/>
+              </w:numPr>
+              <w:rPr/>
+            </w:pPr>
+            <w:r>
+              <w:rPr/>
+              <w:t>Learner logs in</w:t>
+            </w:r>
+          </w:p>
+          <w:p>
+            <w:pPr>
+              <w:pStyle w:val="ListParagraph"/>
+              <w:numPr>
+                <w:ilvl w:val="0"/>
+                <w:numId w:val="34"/>
+              </w:numPr>
+              <w:rPr/>
+            </w:pPr>
+            <w:r>
+              <w:rPr/>
+              <w:t>Learner searches volunteers</w:t>
+            </w:r>
+          </w:p>
+          <w:p>
+            <w:pPr>
+              <w:pStyle w:val="ListParagraph"/>
+              <w:numPr>
+                <w:ilvl w:val="0"/>
+                <w:numId w:val="34"/>
+              </w:numPr>
+              <w:rPr/>
+            </w:pPr>
+            <w:r>
+              <w:rPr/>
+              <w:t>System displays result</w:t>
+            </w:r>
+          </w:p>
+          <w:p>
+            <w:pPr>
+              <w:pStyle w:val="ListParagraph"/>
+              <w:numPr>
+                <w:ilvl w:val="0"/>
+                <w:numId w:val="34"/>
+              </w:numPr>
+              <w:rPr/>
+            </w:pPr>
+            <w:r>
+              <w:rPr/>
+              <w:t>Learner selects time</w:t>
+            </w:r>
+          </w:p>
+          <w:p>
+            <w:pPr>
+              <w:pStyle w:val="ListParagraph"/>
+              <w:numPr>
+                <w:ilvl w:val="0"/>
+                <w:numId w:val="34"/>
+              </w:numPr>
+              <w:rPr/>
+            </w:pPr>
+            <w:r>
+              <w:rPr/>
+              <w:t>System confirms booking</w:t>
+            </w:r>
+          </w:p>
+          <w:p>
+            <w:pPr>
+              <w:pStyle w:val="ListParagraph"/>
+              <w:numPr>
+                <w:ilvl w:val="0"/>
+                <w:numId w:val="34"/>
+              </w:numPr>
+              <w:rPr/>
+            </w:pPr>
+            <w:r>
+              <w:rPr/>
+              <w:t xml:space="preserve">Notification is sent </w:t>
+            </w:r>
+          </w:p>
+        </w:tc>
+      </w:tr>
+      <w:tr>
+        <w:trPr>
+          <w:trHeight w:val="300"/>
+        </w:trPr>
+        <w:tc>
+          <w:tcPr>
+            <w:tcW w:w="9360" w:type="dxa"/>
+            <w:gridSpan w:val="3"/>
+            <w:tcMar/>
+          </w:tcPr>
+          <w:p>
+            <w:pPr>
+              <w:pStyle w:val="Normal"/>
+            </w:pPr>
+            <w:r>
+              <w:rPr/>
+              <w:t>Subflow:</w:t>
+            </w:r>
+          </w:p>
+        </w:tc>
+      </w:tr>
+      <w:tr>
+        <w:trPr>
+          <w:trHeight w:val="300"/>
+        </w:trPr>
+        <w:tc>
+          <w:tcPr>
+            <w:tcW w:w="9360" w:type="dxa"/>
+            <w:gridSpan w:val="3"/>
+            <w:tcMar/>
+          </w:tcPr>
+          <w:p>
+            <w:pPr>
+              <w:pStyle w:val="Normal"/>
+            </w:pPr>
+            <w:r>
+              <w:rPr/>
+              <w:t>Alternate/Exceptional Flows:</w:t>
+            </w:r>
+          </w:p>
+          <w:p>
+            <w:pPr>
+              <w:pStyle w:val="Normal"/>
+            </w:pPr>
+            <w:r>
+              <w:rPr/>
+              <w:t>System displays error message</w:t>
+            </w:r>
+          </w:p>
+        </w:tc>
+      </w:tr>
+    </w:tbl>
+    <w:p>
+      <w:pPr>
+        <w:pStyle w:val="Normal"/>
+        <w:suppressLineNumbers w:val="0"/>
+        <w:bidi w:val="0"/>
+        <w:spacing w:before="0" w:beforeAutospacing="off" w:after="160" w:afterAutospacing="off" w:line="259" w:lineRule="auto"/>
+        <w:ind w:left="0" w:right="0"/>
+        <w:jc w:val="left"/>
+      </w:pPr>
+    </w:p>
+    <w:p>
+      <w:pPr>
+        <w:pStyle w:val="Normal"/>
+        <w:suppressLineNumbers w:val="0"/>
+        <w:bidi w:val="0"/>
+        <w:spacing w:before="0" w:beforeAutospacing="off" w:after="160" w:afterAutospacing="off" w:line="259" w:lineRule="auto"/>
+        <w:ind w:left="0" w:right="0" w:firstLine="720"/>
+        <w:jc w:val="left"/>
+      </w:pPr>
+      <w:r>
+        <w:rPr/>
+        <w:t>2</w:t>
+      </w:r>
+      <w:r>
+        <w:rPr>
+          <w:color w:val="000000" w:themeColor="text1" w:themeTint="FF" w:themeShade="FF"/>
+        </w:rPr>
+        <w:t xml:space="preserve">. </w:t>
+      </w:r>
+      <w:r>
+        <w:rPr>
+          <w:color w:val="000000" w:themeColor="text1" w:themeTint="FF" w:themeShade="FF"/>
+        </w:rPr>
+        <w:t>User story:</w:t>
+      </w:r>
+      <w:r>
+        <w:rPr>
+          <w:color w:val="000000" w:themeColor="text1" w:themeTint="FF" w:themeShade="FF"/>
+        </w:rPr>
+        <w:t xml:space="preserve"> </w:t>
+      </w:r>
+      <w:r>
+        <w:rPr>
+          <w:color w:val="000000" w:themeColor="text1" w:themeTint="FF" w:themeShade="FF"/>
+        </w:rPr>
+        <w:t xml:space="preserve"> </w:t>
+      </w:r>
+      <w:r>
+        <w:rPr>
+          <w:color w:val="000000" w:themeColor="text1" w:themeTint="FF" w:themeShade="FF"/>
+        </w:rPr>
+        <w:t>A</w:t>
+      </w:r>
+      <w:r>
+        <w:rPr>
+          <w:rFonts w:ascii="Century Gothic" w:hAnsi="Century Gothic" w:eastAsia="Century Gothic" w:cs="Century Gothic"/>
+          <w:noProof w:val="0"/>
+          <w:color w:val="000000" w:themeColor="text1" w:themeTint="FF" w:themeShade="FF"/>
+          <w:sz w:val="22"/>
+          <w:szCs w:val="22"/>
+          <w:lang w:val="en-CA"/>
+        </w:rPr>
+        <w:t xml:space="preserve">s a volunteer, I want to record my tutoring hours so that my work is </w:t>
+      </w:r>
+      <w:r>
+        <w:tab/>
+      </w:r>
+      <w:r>
+        <w:rPr>
+          <w:rFonts w:ascii="Century Gothic" w:hAnsi="Century Gothic" w:eastAsia="Century Gothic" w:cs="Century Gothic"/>
+          <w:noProof w:val="0"/>
+          <w:color w:val="000000" w:themeColor="text1" w:themeTint="FF" w:themeShade="FF"/>
+          <w:sz w:val="22"/>
+          <w:szCs w:val="22"/>
+          <w:lang w:val="en-CA"/>
+        </w:rPr>
+        <w:t xml:space="preserve">     </w:t>
+      </w:r>
+      <w:r>
+        <w:rPr>
+          <w:rFonts w:ascii="Century Gothic" w:hAnsi="Century Gothic" w:eastAsia="Century Gothic" w:cs="Century Gothic"/>
+          <w:noProof w:val="0"/>
+          <w:color w:val="000000" w:themeColor="text1" w:themeTint="FF" w:themeShade="FF"/>
+          <w:sz w:val="22"/>
+          <w:szCs w:val="22"/>
+          <w:lang w:val="en-CA"/>
+        </w:rPr>
+        <w:t>documented.</w:t>
+      </w:r>
+      <w:r>
+        <w:rPr>
+          <w:color w:val="000000" w:themeColor="text1" w:themeTint="FF" w:themeShade="FF"/>
+        </w:rPr>
+        <w:t xml:space="preserve"> </w:t>
+      </w:r>
+    </w:p>
+    <w:p>
+      <w:pPr>
+        <w:pStyle w:val="Normal"/>
+        <w:suppressLineNumbers w:val="0"/>
+        <w:bidi w:val="0"/>
+        <w:spacing w:before="0" w:beforeAutospacing="off" w:after="160" w:afterAutospacing="off" w:line="259" w:lineRule="auto"/>
+        <w:ind w:left="0" w:right="0" w:firstLine="720"/>
+        <w:jc w:val="left"/>
+        <w:rPr>
+          <w:color w:val="000000" w:themeColor="text1" w:themeTint="FF" w:themeShade="FF"/>
+        </w:rPr>
+      </w:pPr>
+    </w:p>
+    <w:tbl>
+      <w:tblPr>
+        <w:tblStyle w:val="TableGrid"/>
+        <w:tblW w:w="0" w:type="auto"/>
+        <w:tblLook w:val="06A0" w:firstRow="1" w:lastRow="0" w:firstColumn="1" w:lastColumn="0" w:noHBand="1" w:noVBand="1"/>
+      </w:tblPr>
+      <w:tblGrid>
+        <w:gridCol w:w="4680"/>
+        <w:gridCol w:w="2340"/>
+        <w:gridCol w:w="2340"/>
+      </w:tblGrid>
+      <w:tr>
+        <w:trPr>
+          <w:trHeight w:val="300"/>
+        </w:trPr>
+        <w:tc>
+          <w:tcPr>
+            <w:tcW w:w="4680" w:type="dxa"/>
+            <w:tcMar/>
+          </w:tcPr>
+          <w:p>
+            <w:pPr>
+              <w:pStyle w:val="Normal"/>
+              <w:rPr>
+                <w:rFonts w:ascii="Century Gothic" w:hAnsi="Century Gothic" w:eastAsia="Century Gothic" w:cs="Century Gothic"/>
+                <w:noProof w:val="0"/>
+                <w:color w:val="000000" w:themeColor="text1" w:themeTint="FF" w:themeShade="FF"/>
+                <w:sz w:val="22"/>
+                <w:szCs w:val="22"/>
+                <w:lang w:val="en-CA"/>
+              </w:rPr>
+            </w:pPr>
+            <w:r>
+              <w:rPr>
+                <w:color w:val="000000" w:themeColor="text1" w:themeTint="FF" w:themeShade="FF"/>
+              </w:rPr>
+              <w:t>Use case nam</w:t>
+            </w:r>
+            <w:r>
+              <w:rPr>
+                <w:color w:val="000000" w:themeColor="text1" w:themeTint="FF" w:themeShade="FF"/>
+              </w:rPr>
+              <w:t xml:space="preserve">e: </w:t>
+            </w:r>
+            <w:r>
+              <w:rPr>
+                <w:rFonts w:ascii="Century Gothic" w:hAnsi="Century Gothic" w:eastAsia="Century Gothic" w:cs="Century Gothic"/>
+                <w:noProof w:val="0"/>
+                <w:color w:val="000000" w:themeColor="text1" w:themeTint="FF" w:themeShade="FF"/>
+                <w:sz w:val="22"/>
+                <w:szCs w:val="22"/>
+                <w:lang w:val="en-CA"/>
+              </w:rPr>
+              <w:t>Record Volunteer Hours</w:t>
+            </w:r>
+          </w:p>
+          <w:p>
+            <w:pPr>
+              <w:pStyle w:val="Normal"/>
+              <w:rPr>
+                <w:color w:val="000000" w:themeColor="text1" w:themeTint="FF" w:themeShade="FF"/>
+              </w:rPr>
+            </w:pPr>
+          </w:p>
+        </w:tc>
+        <w:tc>
+          <w:tcPr>
+            <w:tcW w:w="2340" w:type="dxa"/>
+            <w:tcMar/>
+          </w:tcPr>
+          <w:p>
+            <w:pPr>
+              <w:pStyle w:val="Normal"/>
+              <w:rPr>
+                <w:rFonts w:ascii="Century Gothic" w:hAnsi="Century Gothic" w:eastAsia="Century Gothic" w:cs="Century Gothic"/>
+                <w:noProof w:val="0"/>
+                <w:color w:val="000000" w:themeColor="text1" w:themeTint="FF" w:themeShade="FF"/>
+                <w:sz w:val="22"/>
+                <w:szCs w:val="22"/>
+                <w:lang w:val="en-CA"/>
+              </w:rPr>
+            </w:pPr>
+            <w:r>
+              <w:rPr>
+                <w:color w:val="000000" w:themeColor="text1" w:themeTint="FF" w:themeShade="FF"/>
+              </w:rPr>
+              <w:t xml:space="preserve">ID: </w:t>
+            </w:r>
+            <w:r>
+              <w:rPr>
+                <w:rFonts w:ascii="Century Gothic" w:hAnsi="Century Gothic" w:eastAsia="Century Gothic" w:cs="Century Gothic"/>
+                <w:noProof w:val="0"/>
+                <w:color w:val="000000" w:themeColor="text1" w:themeTint="FF" w:themeShade="FF"/>
+                <w:sz w:val="22"/>
+                <w:szCs w:val="22"/>
+                <w:lang w:val="en-CA"/>
+              </w:rPr>
+              <w:t>UC2</w:t>
+            </w:r>
+          </w:p>
+          <w:p>
+            <w:pPr>
+              <w:pStyle w:val="Normal"/>
+              <w:rPr>
+                <w:color w:val="000000" w:themeColor="text1" w:themeTint="FF" w:themeShade="FF"/>
+              </w:rPr>
+            </w:pPr>
+          </w:p>
+        </w:tc>
+        <w:tc>
+          <w:tcPr>
+            <w:tcW w:w="2340" w:type="dxa"/>
+            <w:tcMar/>
+          </w:tcPr>
+          <w:p>
+            <w:pPr>
+              <w:pStyle w:val="Normal"/>
+              <w:rPr>
+                <w:color w:val="000000" w:themeColor="text1" w:themeTint="FF" w:themeShade="FF"/>
+              </w:rPr>
+            </w:pPr>
+            <w:r>
+              <w:rPr>
+                <w:color w:val="000000" w:themeColor="text1" w:themeTint="FF" w:themeShade="FF"/>
+              </w:rPr>
+              <w:t>Importance level: High</w:t>
+            </w:r>
+          </w:p>
+        </w:tc>
+      </w:tr>
+      <w:tr>
+        <w:trPr>
+          <w:trHeight w:val="300"/>
+        </w:trPr>
+        <w:tc>
+          <w:tcPr>
+            <w:tcW w:w="9360" w:type="dxa"/>
+            <w:gridSpan w:val="3"/>
+            <w:tcMar/>
+          </w:tcPr>
+          <w:p>
+            <w:pPr>
+              <w:pStyle w:val="Normal"/>
+              <w:rPr>
+                <w:rFonts w:ascii="Century Gothic" w:hAnsi="Century Gothic" w:eastAsia="Century Gothic" w:cs="Century Gothic"/>
+                <w:noProof w:val="0"/>
+                <w:color w:val="000000" w:themeColor="text1" w:themeTint="FF" w:themeShade="FF"/>
+                <w:sz w:val="22"/>
+                <w:szCs w:val="22"/>
+                <w:lang w:val="en-CA"/>
+              </w:rPr>
+            </w:pPr>
+            <w:r>
+              <w:rPr>
+                <w:color w:val="000000" w:themeColor="text1" w:themeTint="FF" w:themeShade="FF"/>
+              </w:rPr>
+              <w:t xml:space="preserve">Primary actor: </w:t>
+            </w:r>
+            <w:r>
+              <w:rPr>
+                <w:rFonts w:ascii="Century Gothic" w:hAnsi="Century Gothic" w:eastAsia="Century Gothic" w:cs="Century Gothic"/>
+                <w:noProof w:val="0"/>
+                <w:color w:val="000000" w:themeColor="text1" w:themeTint="FF" w:themeShade="FF"/>
+                <w:sz w:val="22"/>
+                <w:szCs w:val="22"/>
+                <w:lang w:val="en-CA"/>
+              </w:rPr>
+              <w:t>Volunteer</w:t>
+            </w:r>
+          </w:p>
+        </w:tc>
+      </w:tr>
+      <w:tr>
+        <w:trPr>
+          <w:trHeight w:val="300"/>
+        </w:trPr>
+        <w:tc>
+          <w:tcPr>
+            <w:tcW w:w="9360" w:type="dxa"/>
+            <w:gridSpan w:val="3"/>
+            <w:tcMar/>
+          </w:tcPr>
+          <w:p>
+            <w:pPr>
+              <w:pStyle w:val="Normal"/>
+              <w:rPr>
+                <w:color w:val="000000" w:themeColor="text1" w:themeTint="FF" w:themeShade="FF"/>
+              </w:rPr>
+            </w:pPr>
+            <w:r>
+              <w:rPr>
+                <w:color w:val="000000" w:themeColor="text1" w:themeTint="FF" w:themeShade="FF"/>
+              </w:rPr>
+              <w:t xml:space="preserve">Use Case Type: Detail, </w:t>
+            </w:r>
+            <w:r>
+              <w:rPr>
+                <w:color w:val="000000" w:themeColor="text1" w:themeTint="FF" w:themeShade="FF"/>
+              </w:rPr>
+              <w:t>essential</w:t>
+            </w:r>
+          </w:p>
+        </w:tc>
+      </w:tr>
+      <w:tr>
+        <w:trPr>
+          <w:trHeight w:val="300"/>
+        </w:trPr>
+        <w:tc>
+          <w:tcPr>
+            <w:tcW w:w="9360" w:type="dxa"/>
+            <w:gridSpan w:val="3"/>
+            <w:tcMar/>
+          </w:tcPr>
+          <w:p>
+            <w:pPr>
+              <w:pStyle w:val="Normal"/>
+              <w:rPr>
+                <w:color w:val="000000" w:themeColor="text1" w:themeTint="FF" w:themeShade="FF"/>
+              </w:rPr>
+            </w:pPr>
+            <w:r>
+              <w:rPr>
+                <w:color w:val="000000" w:themeColor="text1" w:themeTint="FF" w:themeShade="FF"/>
+              </w:rPr>
+              <w:t>Stakeholders and interests:</w:t>
+            </w:r>
+          </w:p>
+          <w:p>
+            <w:pPr>
+              <w:pStyle w:val="Normal"/>
+              <w:rPr>
+                <w:color w:val="000000" w:themeColor="text1" w:themeTint="FF" w:themeShade="FF"/>
+              </w:rPr>
+            </w:pPr>
+            <w:r>
+              <w:rPr>
+                <w:color w:val="000000" w:themeColor="text1" w:themeTint="FF" w:themeShade="FF"/>
+              </w:rPr>
+              <w:t>Volunteer- wants credit for service</w:t>
+            </w:r>
+          </w:p>
+          <w:p>
+            <w:pPr>
+              <w:pStyle w:val="Normal"/>
+              <w:rPr>
+                <w:color w:val="000000" w:themeColor="text1" w:themeTint="FF" w:themeShade="FF"/>
+              </w:rPr>
+            </w:pPr>
+            <w:r>
+              <w:rPr>
+                <w:color w:val="000000" w:themeColor="text1" w:themeTint="FF" w:themeShade="FF"/>
+              </w:rPr>
+              <w:t>Administrator</w:t>
+            </w:r>
+            <w:r>
+              <w:rPr>
+                <w:color w:val="000000" w:themeColor="text1" w:themeTint="FF" w:themeShade="FF"/>
+              </w:rPr>
+              <w:t>- reviews records</w:t>
+            </w:r>
+          </w:p>
+          <w:p>
+            <w:pPr>
+              <w:pStyle w:val="Normal"/>
+              <w:rPr>
+                <w:color w:val="000000" w:themeColor="text1" w:themeTint="FF" w:themeShade="FF"/>
+              </w:rPr>
+            </w:pPr>
+            <w:r>
+              <w:rPr>
+                <w:color w:val="000000" w:themeColor="text1" w:themeTint="FF" w:themeShade="FF"/>
+              </w:rPr>
+              <w:t>System- Stores data</w:t>
+            </w:r>
+          </w:p>
+          <w:p>
+            <w:pPr>
+              <w:pStyle w:val="Normal"/>
+              <w:rPr>
+                <w:color w:val="000000" w:themeColor="text1" w:themeTint="FF" w:themeShade="FF"/>
+              </w:rPr>
+            </w:pPr>
+          </w:p>
+        </w:tc>
+      </w:tr>
+      <w:tr>
+        <w:trPr>
+          <w:trHeight w:val="300"/>
+        </w:trPr>
+        <w:tc>
+          <w:tcPr>
+            <w:tcW w:w="9360" w:type="dxa"/>
+            <w:gridSpan w:val="3"/>
+            <w:tcMar/>
+          </w:tcPr>
+          <w:p>
+            <w:pPr>
+              <w:pStyle w:val="Normal"/>
+            </w:pPr>
+            <w:r>
+              <w:rPr/>
+              <w:t>Brief Description:</w:t>
+            </w:r>
+          </w:p>
+          <w:p>
+            <w:pPr>
+              <w:pStyle w:val="Normal"/>
+            </w:pPr>
+            <w:r>
+              <w:rPr/>
+              <w:t xml:space="preserve">Allows </w:t>
+            </w:r>
+            <w:r>
+              <w:rPr/>
+              <w:t xml:space="preserve">volunteers to </w:t>
+            </w:r>
+            <w:r>
+              <w:rPr/>
+              <w:t>submut</w:t>
+            </w:r>
+            <w:r>
+              <w:rPr/>
+              <w:t xml:space="preserve"> their tutoring hours</w:t>
+            </w:r>
+          </w:p>
+        </w:tc>
+      </w:tr>
+      <w:tr>
+        <w:trPr>
+          <w:trHeight w:val="300"/>
+        </w:trPr>
+        <w:tc>
+          <w:tcPr>
+            <w:tcW w:w="9360" w:type="dxa"/>
+            <w:gridSpan w:val="3"/>
+            <w:tcMar/>
+          </w:tcPr>
+          <w:p>
+            <w:pPr>
+              <w:pStyle w:val="Normal"/>
+            </w:pPr>
+            <w:r>
+              <w:rPr/>
+              <w:t xml:space="preserve">Trigger:  </w:t>
+            </w:r>
+            <w:r>
+              <w:rPr/>
+              <w:t>Volunteers completes a session</w:t>
+            </w:r>
+          </w:p>
+        </w:tc>
+      </w:tr>
+      <w:tr>
+        <w:trPr>
+          <w:trHeight w:val="300"/>
+        </w:trPr>
+        <w:tc>
+          <w:tcPr>
+            <w:tcW w:w="9360" w:type="dxa"/>
+            <w:gridSpan w:val="3"/>
+            <w:tcMar/>
+          </w:tcPr>
+          <w:p>
+            <w:pPr>
+              <w:pStyle w:val="Normal"/>
+            </w:pPr>
+            <w:r>
+              <w:rPr/>
+              <w:t>Type: External</w:t>
+            </w:r>
+          </w:p>
+        </w:tc>
+      </w:tr>
+      <w:tr>
+        <w:trPr>
+          <w:trHeight w:val="300"/>
+        </w:trPr>
+        <w:tc>
+          <w:tcPr>
+            <w:tcW w:w="9360" w:type="dxa"/>
+            <w:gridSpan w:val="3"/>
+            <w:tcMar/>
+          </w:tcPr>
+          <w:p>
+            <w:pPr>
+              <w:pStyle w:val="Normal"/>
+            </w:pPr>
+            <w:r>
+              <w:rPr/>
+              <w:t>Relationship:</w:t>
+            </w:r>
+          </w:p>
+          <w:p>
+            <w:pPr>
+              <w:pStyle w:val="Normal"/>
+            </w:pPr>
+          </w:p>
+          <w:p>
+            <w:pPr>
+              <w:pStyle w:val="Normal"/>
+            </w:pPr>
+            <w:r>
+              <w:rPr/>
+              <w:t xml:space="preserve">Association:      </w:t>
+            </w:r>
+            <w:r>
+              <w:rPr/>
+              <w:t>Volunteer</w:t>
+            </w:r>
+          </w:p>
+          <w:p>
+            <w:pPr>
+              <w:pStyle w:val="Normal"/>
+            </w:pPr>
+            <w:r>
+              <w:rPr/>
+              <w:t>Include:             Login</w:t>
+            </w:r>
+          </w:p>
+          <w:p>
+            <w:pPr>
+              <w:pStyle w:val="Normal"/>
+            </w:pPr>
+            <w:r>
+              <w:rPr/>
+              <w:t xml:space="preserve">Extend:              </w:t>
+            </w:r>
+            <w:r>
+              <w:rPr/>
+              <w:t>Edit hours</w:t>
+            </w:r>
+          </w:p>
+        </w:tc>
+      </w:tr>
+      <w:tr>
+        <w:trPr>
+          <w:trHeight w:val="300"/>
+        </w:trPr>
+        <w:tc>
+          <w:tcPr>
+            <w:tcW w:w="9360" w:type="dxa"/>
+            <w:gridSpan w:val="3"/>
+            <w:tcMar/>
+          </w:tcPr>
+          <w:p>
+            <w:pPr>
+              <w:pStyle w:val="Normal"/>
+            </w:pPr>
+            <w:r>
+              <w:rPr/>
+              <w:t>Normal Flow of Events:</w:t>
+            </w:r>
+          </w:p>
+          <w:p>
+            <w:pPr>
+              <w:pStyle w:val="ListParagraph"/>
+              <w:numPr>
+                <w:ilvl w:val="0"/>
+                <w:numId w:val="39"/>
+              </w:numPr>
+              <w:rPr/>
+            </w:pPr>
+            <w:r>
+              <w:rPr/>
+              <w:t xml:space="preserve">Volunteer </w:t>
+            </w:r>
+            <w:r>
+              <w:rPr/>
+              <w:t>logs in</w:t>
+            </w:r>
+          </w:p>
+          <w:p>
+            <w:pPr>
+              <w:pStyle w:val="ListParagraph"/>
+              <w:numPr>
+                <w:ilvl w:val="0"/>
+                <w:numId w:val="39"/>
+              </w:numPr>
+              <w:suppressLineNumbers w:val="0"/>
+              <w:bidi w:val="0"/>
+              <w:spacing w:before="0" w:beforeAutospacing="off" w:after="0" w:afterAutospacing="off" w:line="240" w:lineRule="auto"/>
+              <w:ind w:left="720" w:right="0" w:hanging="360"/>
+              <w:jc w:val="left"/>
+              <w:rPr/>
+            </w:pPr>
+            <w:r>
+              <w:rPr/>
+              <w:t>Opens hours form</w:t>
+            </w:r>
+          </w:p>
+          <w:p>
+            <w:pPr>
+              <w:pStyle w:val="ListParagraph"/>
+              <w:numPr>
+                <w:ilvl w:val="0"/>
+                <w:numId w:val="39"/>
+              </w:numPr>
+              <w:suppressLineNumbers w:val="0"/>
+              <w:bidi w:val="0"/>
+              <w:spacing w:before="0" w:beforeAutospacing="off" w:after="0" w:afterAutospacing="off" w:line="240" w:lineRule="auto"/>
+              <w:ind w:left="720" w:right="0" w:hanging="360"/>
+              <w:jc w:val="left"/>
+              <w:rPr/>
+            </w:pPr>
+            <w:r>
+              <w:rPr/>
+              <w:t>Enters session details</w:t>
+            </w:r>
+          </w:p>
+          <w:p>
+            <w:pPr>
+              <w:pStyle w:val="ListParagraph"/>
+              <w:numPr>
+                <w:ilvl w:val="0"/>
+                <w:numId w:val="39"/>
+              </w:numPr>
+              <w:suppressLineNumbers w:val="0"/>
+              <w:bidi w:val="0"/>
+              <w:spacing w:before="0" w:beforeAutospacing="off" w:after="0" w:afterAutospacing="off" w:line="240" w:lineRule="auto"/>
+              <w:ind w:left="720" w:right="0" w:hanging="360"/>
+              <w:jc w:val="left"/>
+              <w:rPr/>
+            </w:pPr>
+            <w:r>
+              <w:rPr/>
+              <w:t>Submits record</w:t>
+            </w:r>
+          </w:p>
+          <w:p>
+            <w:pPr>
+              <w:pStyle w:val="ListParagraph"/>
+              <w:numPr>
+                <w:ilvl w:val="0"/>
+                <w:numId w:val="39"/>
+              </w:numPr>
+              <w:rPr/>
+            </w:pPr>
+            <w:r>
+              <w:rPr/>
+              <w:t xml:space="preserve">System </w:t>
+            </w:r>
+            <w:r>
+              <w:rPr/>
+              <w:t>validates</w:t>
+            </w:r>
+          </w:p>
+          <w:p>
+            <w:pPr>
+              <w:pStyle w:val="ListParagraph"/>
+              <w:numPr>
+                <w:ilvl w:val="0"/>
+                <w:numId w:val="39"/>
+              </w:numPr>
+              <w:suppressLineNumbers w:val="0"/>
+              <w:bidi w:val="0"/>
+              <w:spacing w:before="0" w:beforeAutospacing="off" w:after="0" w:afterAutospacing="off" w:line="240" w:lineRule="auto"/>
+              <w:ind w:left="720" w:right="0" w:hanging="360"/>
+              <w:jc w:val="left"/>
+              <w:rPr/>
+            </w:pPr>
+            <w:r>
+              <w:rPr/>
+              <w:t>System saves data</w:t>
+            </w:r>
+          </w:p>
+        </w:tc>
+      </w:tr>
+      <w:tr>
+        <w:trPr>
+          <w:trHeight w:val="300"/>
+        </w:trPr>
+        <w:tc>
+          <w:tcPr>
+            <w:tcW w:w="9360" w:type="dxa"/>
+            <w:gridSpan w:val="3"/>
+            <w:tcMar/>
+          </w:tcPr>
+          <w:p>
+            <w:pPr>
+              <w:pStyle w:val="Normal"/>
+            </w:pPr>
+            <w:r>
+              <w:rPr/>
+              <w:t>Subflow:</w:t>
+            </w:r>
+          </w:p>
+        </w:tc>
+      </w:tr>
+      <w:tr>
+        <w:trPr>
+          <w:trHeight w:val="300"/>
+        </w:trPr>
+        <w:tc>
+          <w:tcPr>
+            <w:tcW w:w="9360" w:type="dxa"/>
+            <w:gridSpan w:val="3"/>
+            <w:tcMar/>
+          </w:tcPr>
+          <w:p>
+            <w:pPr>
+              <w:pStyle w:val="Normal"/>
+            </w:pPr>
+            <w:r>
+              <w:rPr/>
+              <w:t>Alternate/Exceptional Flows:</w:t>
+            </w:r>
+          </w:p>
+          <w:p>
+            <w:pPr>
+              <w:pStyle w:val="Normal"/>
+            </w:pPr>
+            <w:r>
+              <w:rPr/>
+              <w:t>System displays error message</w:t>
+            </w:r>
+          </w:p>
+        </w:tc>
+      </w:tr>
+    </w:tbl>
+    <w:p>
+      <w:pPr>
+        <w:pStyle w:val="Normal"/>
+        <w:suppressLineNumbers w:val="0"/>
+        <w:bidi w:val="0"/>
+        <w:spacing w:before="0" w:beforeAutospacing="off" w:after="160" w:afterAutospacing="off" w:line="259" w:lineRule="auto"/>
+        <w:ind w:left="0" w:right="0" w:firstLine="720"/>
+        <w:jc w:val="left"/>
+      </w:pPr>
+    </w:p>
+    <w:p>
+      <w:pPr>
+        <w:pStyle w:val="Normal"/>
+        <w:spacing w:before="240" w:beforeAutospacing="off" w:after="240" w:afterAutospacing="off"/>
+        <w:rPr>
+          <w:rFonts w:ascii="Century Gothic" w:hAnsi="Century Gothic" w:eastAsia="Century Gothic" w:cs="Century Gothic"/>
+          <w:b w:val="1"/>
+          <w:bCs w:val="1"/>
+          <w:noProof w:val="0"/>
+          <w:color w:val="000000" w:themeColor="text1" w:themeTint="FF" w:themeShade="FF"/>
+          <w:sz w:val="22"/>
+          <w:szCs w:val="22"/>
+          <w:lang w:val="en-CA"/>
+        </w:rPr>
+      </w:pPr>
+      <w:r>
+        <w:rPr/>
+        <w:t>3.</w:t>
+      </w:r>
+      <w:r>
+        <w:rPr>
+          <w:color w:val="000000" w:themeColor="text1" w:themeTint="FF" w:themeShade="FF"/>
+        </w:rPr>
+        <w:t xml:space="preserve"> </w:t>
+      </w:r>
+      <w:r>
+        <w:rPr>
+          <w:color w:val="000000" w:themeColor="text1" w:themeTint="FF" w:themeShade="FF"/>
+        </w:rPr>
+        <w:t xml:space="preserve"> User story:</w:t>
+      </w:r>
+      <w:r>
+        <w:tab/>
+      </w:r>
+      <w:r>
+        <w:rPr>
+          <w:rFonts w:ascii="Century Gothic" w:hAnsi="Century Gothic" w:eastAsia="Century Gothic" w:cs="Century Gothic"/>
+          <w:b w:val="0"/>
+          <w:bCs w:val="0"/>
+          <w:noProof w:val="0"/>
+          <w:color w:val="000000" w:themeColor="text1" w:themeTint="FF" w:themeShade="FF"/>
+          <w:sz w:val="22"/>
+          <w:szCs w:val="22"/>
+          <w:lang w:val="en-CA"/>
+        </w:rPr>
+        <w:t>As a user, I want to view my dashboard and receive notifications so that I stay informed.</w:t>
+      </w:r>
+    </w:p>
+    <w:tbl>
+      <w:tblPr>
+        <w:tblStyle w:val="TableGrid"/>
+        <w:tblW w:w="0" w:type="auto"/>
+        <w:tblLook w:val="06A0" w:firstRow="1" w:lastRow="0" w:firstColumn="1" w:lastColumn="0" w:noHBand="1" w:noVBand="1"/>
+      </w:tblPr>
+      <w:tblGrid>
+        <w:gridCol w:w="4680"/>
+        <w:gridCol w:w="2340"/>
+        <w:gridCol w:w="2340"/>
+      </w:tblGrid>
+      <w:tr>
+        <w:trPr>
+          <w:trHeight w:val="300"/>
+        </w:trPr>
+        <w:tc>
+          <w:tcPr>
+            <w:tcW w:w="4680" w:type="dxa"/>
+            <w:tcMar/>
+          </w:tcPr>
+          <w:p>
+            <w:pPr>
+              <w:pStyle w:val="Normal"/>
+              <w:rPr>
+                <w:rFonts w:ascii="Century Gothic" w:hAnsi="Century Gothic" w:eastAsia="Century Gothic" w:cs="Century Gothic"/>
+                <w:noProof w:val="0"/>
+                <w:color w:val="000000" w:themeColor="text1" w:themeTint="FF" w:themeShade="FF"/>
+                <w:sz w:val="22"/>
+                <w:szCs w:val="22"/>
+                <w:lang w:val="en-CA"/>
+              </w:rPr>
+            </w:pPr>
+            <w:r>
+              <w:rPr>
+                <w:color w:val="000000" w:themeColor="text1" w:themeTint="FF" w:themeShade="FF"/>
+              </w:rPr>
+              <w:t xml:space="preserve">Use case name: </w:t>
+            </w:r>
+            <w:r>
+              <w:rPr>
+                <w:rFonts w:ascii="Century Gothic" w:hAnsi="Century Gothic" w:eastAsia="Century Gothic" w:cs="Century Gothic"/>
+                <w:noProof w:val="0"/>
+                <w:color w:val="000000" w:themeColor="text1" w:themeTint="FF" w:themeShade="FF"/>
+                <w:sz w:val="22"/>
+                <w:szCs w:val="22"/>
+                <w:lang w:val="en-CA"/>
+              </w:rPr>
+              <w:t>Access dashboard</w:t>
+            </w:r>
+          </w:p>
+          <w:p>
+            <w:pPr>
+              <w:pStyle w:val="Normal"/>
+              <w:rPr>
+                <w:color w:val="000000" w:themeColor="text1" w:themeTint="FF" w:themeShade="FF"/>
+              </w:rPr>
+            </w:pPr>
+          </w:p>
+        </w:tc>
+        <w:tc>
+          <w:tcPr>
+            <w:tcW w:w="2340" w:type="dxa"/>
+            <w:tcMar/>
+          </w:tcPr>
+          <w:p>
+            <w:pPr>
+              <w:pStyle w:val="Normal"/>
+              <w:rPr>
+                <w:rFonts w:ascii="Century Gothic" w:hAnsi="Century Gothic" w:eastAsia="Century Gothic" w:cs="Century Gothic"/>
+                <w:noProof w:val="0"/>
+                <w:color w:val="000000" w:themeColor="text1" w:themeTint="FF" w:themeShade="FF"/>
+                <w:sz w:val="22"/>
+                <w:szCs w:val="22"/>
+                <w:lang w:val="en-CA"/>
+              </w:rPr>
+            </w:pPr>
+            <w:r>
+              <w:rPr>
+                <w:color w:val="000000" w:themeColor="text1" w:themeTint="FF" w:themeShade="FF"/>
+              </w:rPr>
+              <w:t xml:space="preserve">ID: </w:t>
+            </w:r>
+            <w:r>
+              <w:rPr>
+                <w:rFonts w:ascii="Century Gothic" w:hAnsi="Century Gothic" w:eastAsia="Century Gothic" w:cs="Century Gothic"/>
+                <w:noProof w:val="0"/>
+                <w:color w:val="000000" w:themeColor="text1" w:themeTint="FF" w:themeShade="FF"/>
+                <w:sz w:val="22"/>
+                <w:szCs w:val="22"/>
+                <w:lang w:val="en-CA"/>
+              </w:rPr>
+              <w:t>UC</w:t>
+            </w:r>
+            <w:r>
+              <w:rPr>
+                <w:rFonts w:ascii="Century Gothic" w:hAnsi="Century Gothic" w:eastAsia="Century Gothic" w:cs="Century Gothic"/>
+                <w:noProof w:val="0"/>
+                <w:color w:val="000000" w:themeColor="text1" w:themeTint="FF" w:themeShade="FF"/>
+                <w:sz w:val="22"/>
+                <w:szCs w:val="22"/>
+                <w:lang w:val="en-CA"/>
+              </w:rPr>
+              <w:t>3</w:t>
+            </w:r>
+          </w:p>
+        </w:tc>
+        <w:tc>
+          <w:tcPr>
+            <w:tcW w:w="2340" w:type="dxa"/>
+            <w:tcMar/>
+          </w:tcPr>
+          <w:p>
+            <w:pPr>
+              <w:pStyle w:val="Normal"/>
+              <w:rPr>
+                <w:color w:val="000000" w:themeColor="text1" w:themeTint="FF" w:themeShade="FF"/>
+              </w:rPr>
+            </w:pPr>
+            <w:r>
+              <w:rPr>
+                <w:color w:val="000000" w:themeColor="text1" w:themeTint="FF" w:themeShade="FF"/>
+              </w:rPr>
+              <w:t>Importance level: High</w:t>
+            </w:r>
+          </w:p>
+        </w:tc>
+      </w:tr>
+      <w:tr>
+        <w:trPr>
+          <w:trHeight w:val="300"/>
+        </w:trPr>
+        <w:tc>
+          <w:tcPr>
+            <w:tcW w:w="9360" w:type="dxa"/>
+            <w:gridSpan w:val="3"/>
+            <w:tcMar/>
+          </w:tcPr>
+          <w:p>
+            <w:pPr>
+              <w:pStyle w:val="Normal"/>
+              <w:rPr>
+                <w:rFonts w:ascii="Century Gothic" w:hAnsi="Century Gothic" w:eastAsia="Century Gothic" w:cs="Century Gothic"/>
+                <w:noProof w:val="0"/>
+                <w:color w:val="000000" w:themeColor="text1" w:themeTint="FF" w:themeShade="FF"/>
+                <w:sz w:val="22"/>
+                <w:szCs w:val="22"/>
+                <w:lang w:val="en-CA"/>
+              </w:rPr>
+            </w:pPr>
+            <w:r>
+              <w:rPr>
+                <w:color w:val="000000" w:themeColor="text1" w:themeTint="FF" w:themeShade="FF"/>
+              </w:rPr>
+              <w:t xml:space="preserve">Primary actor: </w:t>
+            </w:r>
+            <w:r>
+              <w:rPr>
+                <w:rFonts w:ascii="Century Gothic" w:hAnsi="Century Gothic" w:eastAsia="Century Gothic" w:cs="Century Gothic"/>
+                <w:noProof w:val="0"/>
+                <w:color w:val="000000" w:themeColor="text1" w:themeTint="FF" w:themeShade="FF"/>
+                <w:sz w:val="22"/>
+                <w:szCs w:val="22"/>
+                <w:lang w:val="en-CA"/>
+              </w:rPr>
+              <w:t>Volunteer</w:t>
+            </w:r>
+            <w:r>
+              <w:rPr>
+                <w:rFonts w:ascii="Century Gothic" w:hAnsi="Century Gothic" w:eastAsia="Century Gothic" w:cs="Century Gothic"/>
+                <w:noProof w:val="0"/>
+                <w:color w:val="000000" w:themeColor="text1" w:themeTint="FF" w:themeShade="FF"/>
+                <w:sz w:val="22"/>
+                <w:szCs w:val="22"/>
+                <w:lang w:val="en-CA"/>
+              </w:rPr>
+              <w:t>/Learner</w:t>
+            </w:r>
+          </w:p>
+        </w:tc>
+      </w:tr>
+      <w:tr>
+        <w:trPr>
+          <w:trHeight w:val="300"/>
+        </w:trPr>
+        <w:tc>
+          <w:tcPr>
+            <w:tcW w:w="9360" w:type="dxa"/>
+            <w:gridSpan w:val="3"/>
+            <w:tcMar/>
+          </w:tcPr>
+          <w:p>
+            <w:pPr>
+              <w:pStyle w:val="Normal"/>
+              <w:rPr>
+                <w:color w:val="000000" w:themeColor="text1" w:themeTint="FF" w:themeShade="FF"/>
+              </w:rPr>
+            </w:pPr>
+            <w:r>
+              <w:rPr>
+                <w:color w:val="000000" w:themeColor="text1" w:themeTint="FF" w:themeShade="FF"/>
+              </w:rPr>
+              <w:t xml:space="preserve">Use Case Type: Detail, </w:t>
+            </w:r>
+            <w:r>
+              <w:rPr>
+                <w:color w:val="000000" w:themeColor="text1" w:themeTint="FF" w:themeShade="FF"/>
+              </w:rPr>
+              <w:t>essential</w:t>
+            </w:r>
+          </w:p>
+        </w:tc>
+      </w:tr>
+      <w:tr>
+        <w:trPr>
+          <w:trHeight w:val="300"/>
+        </w:trPr>
+        <w:tc>
+          <w:tcPr>
+            <w:tcW w:w="9360" w:type="dxa"/>
+            <w:gridSpan w:val="3"/>
+            <w:tcMar/>
+          </w:tcPr>
+          <w:p>
+            <w:pPr>
+              <w:pStyle w:val="Normal"/>
+              <w:rPr>
+                <w:color w:val="000000" w:themeColor="text1" w:themeTint="FF" w:themeShade="FF"/>
+              </w:rPr>
+            </w:pPr>
+            <w:r>
+              <w:rPr>
+                <w:color w:val="000000" w:themeColor="text1" w:themeTint="FF" w:themeShade="FF"/>
+              </w:rPr>
+              <w:t>Stakeholders and interests:</w:t>
+            </w:r>
+          </w:p>
+          <w:p>
+            <w:pPr>
+              <w:pStyle w:val="Normal"/>
+              <w:suppressLineNumbers w:val="0"/>
+              <w:bidi w:val="0"/>
+              <w:spacing w:before="0" w:beforeAutospacing="off" w:after="0" w:afterAutospacing="off" w:line="240" w:lineRule="auto"/>
+              <w:ind w:left="0" w:right="0"/>
+              <w:jc w:val="left"/>
+            </w:pPr>
+            <w:r>
+              <w:rPr>
+                <w:color w:val="000000" w:themeColor="text1" w:themeTint="FF" w:themeShade="FF"/>
+              </w:rPr>
+              <w:t>Users- tracks activities</w:t>
+            </w:r>
+          </w:p>
+          <w:p>
+            <w:pPr>
+              <w:pStyle w:val="Normal"/>
+              <w:suppressLineNumbers w:val="0"/>
+              <w:bidi w:val="0"/>
+              <w:spacing w:before="0" w:beforeAutospacing="off" w:after="0" w:afterAutospacing="off" w:line="240" w:lineRule="auto"/>
+              <w:ind w:left="0" w:right="0"/>
+              <w:jc w:val="left"/>
+              <w:rPr>
+                <w:color w:val="000000" w:themeColor="text1" w:themeTint="FF" w:themeShade="FF"/>
+              </w:rPr>
+            </w:pPr>
+            <w:r>
+              <w:rPr>
+                <w:color w:val="000000" w:themeColor="text1" w:themeTint="FF" w:themeShade="FF"/>
+              </w:rPr>
+              <w:t>System- Sends alerts</w:t>
+            </w:r>
+          </w:p>
+          <w:p>
+            <w:pPr>
+              <w:pStyle w:val="Normal"/>
+              <w:rPr>
+                <w:color w:val="000000" w:themeColor="text1" w:themeTint="FF" w:themeShade="FF"/>
+              </w:rPr>
+            </w:pPr>
+          </w:p>
+        </w:tc>
+      </w:tr>
+      <w:tr>
+        <w:trPr>
+          <w:trHeight w:val="300"/>
+        </w:trPr>
+        <w:tc>
+          <w:tcPr>
+            <w:tcW w:w="9360" w:type="dxa"/>
+            <w:gridSpan w:val="3"/>
+            <w:tcMar/>
+          </w:tcPr>
+          <w:p>
+            <w:pPr>
+              <w:pStyle w:val="Normal"/>
+            </w:pPr>
+            <w:r>
+              <w:rPr/>
+              <w:t>Brief Description:</w:t>
+            </w:r>
+            <w:r>
+              <w:rPr/>
+              <w:t xml:space="preserve"> Displays schedules, hours and notifications</w:t>
+            </w:r>
+          </w:p>
+          <w:p>
+            <w:pPr>
+              <w:pStyle w:val="Normal"/>
+            </w:pPr>
+          </w:p>
+        </w:tc>
+      </w:tr>
+      <w:tr>
+        <w:trPr>
+          <w:trHeight w:val="300"/>
+        </w:trPr>
+        <w:tc>
+          <w:tcPr>
+            <w:tcW w:w="9360" w:type="dxa"/>
+            <w:gridSpan w:val="3"/>
+            <w:tcMar/>
+          </w:tcPr>
+          <w:p>
+            <w:pPr>
+              <w:pStyle w:val="Normal"/>
+            </w:pPr>
+            <w:r>
+              <w:rPr/>
+              <w:t xml:space="preserve">Trigger:  </w:t>
+            </w:r>
+            <w:r>
+              <w:rPr/>
+              <w:t>Learner or Volunteer</w:t>
+            </w:r>
+          </w:p>
+        </w:tc>
+      </w:tr>
+      <w:tr>
+        <w:trPr>
+          <w:trHeight w:val="300"/>
+        </w:trPr>
+        <w:tc>
+          <w:tcPr>
+            <w:tcW w:w="9360" w:type="dxa"/>
+            <w:gridSpan w:val="3"/>
+            <w:tcMar/>
+          </w:tcPr>
+          <w:p>
+            <w:pPr>
+              <w:pStyle w:val="Normal"/>
+            </w:pPr>
+            <w:r>
+              <w:rPr/>
+              <w:t>Type: External</w:t>
+            </w:r>
+          </w:p>
+        </w:tc>
+      </w:tr>
+      <w:tr>
+        <w:trPr>
+          <w:trHeight w:val="300"/>
+        </w:trPr>
+        <w:tc>
+          <w:tcPr>
+            <w:tcW w:w="9360" w:type="dxa"/>
+            <w:gridSpan w:val="3"/>
+            <w:tcMar/>
+          </w:tcPr>
+          <w:p>
+            <w:pPr>
+              <w:pStyle w:val="Normal"/>
+            </w:pPr>
+            <w:r>
+              <w:rPr/>
+              <w:t>Relationship:</w:t>
+            </w:r>
+          </w:p>
+          <w:p>
+            <w:pPr>
+              <w:pStyle w:val="Normal"/>
+            </w:pPr>
+          </w:p>
+          <w:p>
+            <w:pPr>
+              <w:pStyle w:val="Normal"/>
+            </w:pPr>
+            <w:r>
+              <w:rPr/>
+              <w:t xml:space="preserve">Association:      </w:t>
+            </w:r>
+            <w:r>
+              <w:rPr/>
+              <w:t>User</w:t>
+            </w:r>
+          </w:p>
+        </w:tc>
+      </w:tr>
+      <w:tr>
+        <w:trPr>
+          <w:trHeight w:val="300"/>
+        </w:trPr>
+        <w:tc>
+          <w:tcPr>
+            <w:tcW w:w="9360" w:type="dxa"/>
+            <w:gridSpan w:val="3"/>
+            <w:tcMar/>
+          </w:tcPr>
+          <w:p>
+            <w:pPr>
+              <w:pStyle w:val="Normal"/>
+            </w:pPr>
+            <w:r>
+              <w:rPr/>
+              <w:t>Normal Flow of Events:</w:t>
+            </w:r>
+          </w:p>
+          <w:p>
+            <w:pPr>
+              <w:pStyle w:val="ListParagraph"/>
+              <w:numPr>
+                <w:ilvl w:val="0"/>
+                <w:numId w:val="40"/>
+              </w:numPr>
+              <w:rPr/>
+            </w:pPr>
+            <w:r>
+              <w:rPr/>
+              <w:t>User logs in</w:t>
+            </w:r>
+          </w:p>
+          <w:p>
+            <w:pPr>
+              <w:pStyle w:val="ListParagraph"/>
+              <w:numPr>
+                <w:ilvl w:val="0"/>
+                <w:numId w:val="40"/>
+              </w:numPr>
+              <w:rPr/>
+            </w:pPr>
+            <w:r>
+              <w:rPr/>
+              <w:t>System loads dashboard</w:t>
+            </w:r>
+          </w:p>
+          <w:p>
+            <w:pPr>
+              <w:pStyle w:val="ListParagraph"/>
+              <w:numPr>
+                <w:ilvl w:val="0"/>
+                <w:numId w:val="40"/>
+              </w:numPr>
+              <w:rPr/>
+            </w:pPr>
+            <w:r>
+              <w:rPr/>
+              <w:t>Displays sessions and alerts</w:t>
+            </w:r>
+          </w:p>
+          <w:p>
+            <w:pPr>
+              <w:pStyle w:val="Normal"/>
+              <w:suppressLineNumbers w:val="0"/>
+              <w:bidi w:val="0"/>
+              <w:spacing w:before="0" w:beforeAutospacing="off" w:after="0" w:afterAutospacing="off" w:line="240" w:lineRule="auto"/>
+              <w:ind w:right="0"/>
+              <w:jc w:val="left"/>
+            </w:pPr>
+          </w:p>
+        </w:tc>
+      </w:tr>
+      <w:tr>
+        <w:trPr>
+          <w:trHeight w:val="300"/>
+        </w:trPr>
+        <w:tc>
+          <w:tcPr>
+            <w:tcW w:w="9360" w:type="dxa"/>
+            <w:gridSpan w:val="3"/>
+            <w:tcMar/>
+          </w:tcPr>
+          <w:p>
+            <w:pPr>
+              <w:pStyle w:val="Normal"/>
+            </w:pPr>
+            <w:r>
+              <w:rPr/>
+              <w:t>Subflow:</w:t>
+            </w:r>
+          </w:p>
+        </w:tc>
+      </w:tr>
+      <w:tr>
+        <w:trPr>
+          <w:trHeight w:val="300"/>
+        </w:trPr>
+        <w:tc>
+          <w:tcPr>
+            <w:tcW w:w="9360" w:type="dxa"/>
+            <w:gridSpan w:val="3"/>
+            <w:tcMar/>
+          </w:tcPr>
+          <w:p>
+            <w:pPr>
+              <w:pStyle w:val="Normal"/>
+            </w:pPr>
+            <w:r>
+              <w:rPr/>
+              <w:t>Alternate/Exceptional Flows:</w:t>
+            </w:r>
+          </w:p>
+          <w:p>
+            <w:pPr>
+              <w:pStyle w:val="Normal"/>
+            </w:pPr>
+            <w:r>
+              <w:rPr/>
+              <w:t>System displays error message</w:t>
+            </w:r>
+          </w:p>
+        </w:tc>
+      </w:tr>
+    </w:tbl>
+    <w:p>
+      <w:pPr>
+        <w:pStyle w:val="Normal"/>
+        <w:rPr>
+          <w:color w:val="000000" w:themeColor="text1" w:themeTint="FF" w:themeShade="FF"/>
+        </w:rPr>
+      </w:pPr>
+    </w:p>
+    <w:p>
+      <w:pPr>
+        <w:pStyle w:val="ListParagraph"/>
+        <w:numPr>
+          <w:ilvl w:val="0"/>
+          <w:numId w:val="40"/>
+        </w:numPr>
+        <w:spacing w:before="240" w:beforeAutospacing="off" w:after="240" w:afterAutospacing="off"/>
+        <w:rPr>
+          <w:b w:val="0"/>
+          <w:bCs w:val="0"/>
+          <w:noProof w:val="0"/>
+          <w:color w:val="000000" w:themeColor="text1" w:themeTint="FF" w:themeShade="FF"/>
+          <w:lang w:val="en-CA"/>
+        </w:rPr>
+      </w:pPr>
+      <w:r>
+        <w:rPr>
+          <w:color w:val="000000" w:themeColor="text1" w:themeTint="FF" w:themeShade="FF"/>
+        </w:rPr>
+        <w:t xml:space="preserve">  User st</w:t>
+      </w:r>
+      <w:r>
+        <w:rPr>
+          <w:b w:val="0"/>
+          <w:bCs w:val="0"/>
+          <w:color w:val="000000" w:themeColor="text1" w:themeTint="FF" w:themeShade="FF"/>
+        </w:rPr>
+        <w:t>ory:</w:t>
+      </w:r>
+      <w:r>
+        <w:tab/>
+      </w:r>
+      <w:r>
+        <w:rPr>
+          <w:b w:val="0"/>
+          <w:bCs w:val="0"/>
+          <w:noProof w:val="0"/>
+          <w:color w:val="000000" w:themeColor="text1" w:themeTint="FF" w:themeShade="FF"/>
+          <w:lang w:val="en-CA"/>
+        </w:rPr>
+        <w:t>As a system administrator, I want to manage user accounts and permissions so that I can ensure proper access control and system security</w:t>
+      </w:r>
+    </w:p>
+    <w:p>
+      <w:pPr>
+        <w:pStyle w:val="Normal"/>
+        <w:rPr>
+          <w:color w:val="000000" w:themeColor="text1" w:themeTint="FF" w:themeShade="FF"/>
+        </w:rPr>
+      </w:pPr>
+    </w:p>
+    <w:tbl>
+      <w:tblPr>
+        <w:tblStyle w:val="TableGrid"/>
+        <w:tblW w:w="0" w:type="auto"/>
+        <w:tblLook w:val="06A0" w:firstRow="1" w:lastRow="0" w:firstColumn="1" w:lastColumn="0" w:noHBand="1" w:noVBand="1"/>
+      </w:tblPr>
+      <w:tblGrid>
+        <w:gridCol w:w="4680"/>
+        <w:gridCol w:w="2340"/>
+        <w:gridCol w:w="2340"/>
+      </w:tblGrid>
+      <w:tr>
+        <w:trPr>
+          <w:trHeight w:val="300"/>
+        </w:trPr>
+        <w:tc>
+          <w:tcPr>
+            <w:tcW w:w="4680" w:type="dxa"/>
+            <w:tcMar/>
+          </w:tcPr>
+          <w:p>
+            <w:pPr>
+              <w:pStyle w:val="Normal"/>
+              <w:rPr>
+                <w:rFonts w:ascii="Century Gothic" w:hAnsi="Century Gothic" w:eastAsia="Century Gothic" w:cs="Century Gothic"/>
+                <w:noProof w:val="0"/>
+                <w:color w:val="000000" w:themeColor="text1" w:themeTint="FF" w:themeShade="FF"/>
+                <w:sz w:val="22"/>
+                <w:szCs w:val="22"/>
+                <w:lang w:val="en-CA"/>
+              </w:rPr>
+            </w:pPr>
+            <w:r>
+              <w:rPr>
+                <w:color w:val="000000" w:themeColor="text1" w:themeTint="FF" w:themeShade="FF"/>
+              </w:rPr>
+              <w:t xml:space="preserve">Use case name: </w:t>
+            </w:r>
+            <w:r>
+              <w:rPr>
+                <w:rFonts w:ascii="Century Gothic" w:hAnsi="Century Gothic" w:eastAsia="Century Gothic" w:cs="Century Gothic"/>
+                <w:noProof w:val="0"/>
+                <w:color w:val="000000" w:themeColor="text1" w:themeTint="FF" w:themeShade="FF"/>
+                <w:sz w:val="22"/>
+                <w:szCs w:val="22"/>
+                <w:lang w:val="en-CA"/>
+              </w:rPr>
+              <w:t>Manage user accounts</w:t>
+            </w:r>
+          </w:p>
+          <w:p>
+            <w:pPr>
+              <w:pStyle w:val="Normal"/>
+              <w:rPr>
+                <w:color w:val="000000" w:themeColor="text1" w:themeTint="FF" w:themeShade="FF"/>
+              </w:rPr>
+            </w:pPr>
+          </w:p>
+        </w:tc>
+        <w:tc>
+          <w:tcPr>
+            <w:tcW w:w="2340" w:type="dxa"/>
+            <w:tcMar/>
+          </w:tcPr>
+          <w:p>
+            <w:pPr>
+              <w:pStyle w:val="Normal"/>
+              <w:rPr>
+                <w:rFonts w:ascii="Century Gothic" w:hAnsi="Century Gothic" w:eastAsia="Century Gothic" w:cs="Century Gothic"/>
+                <w:noProof w:val="0"/>
+                <w:color w:val="000000" w:themeColor="text1" w:themeTint="FF" w:themeShade="FF"/>
+                <w:sz w:val="22"/>
+                <w:szCs w:val="22"/>
+                <w:lang w:val="en-CA"/>
+              </w:rPr>
+            </w:pPr>
+            <w:r>
+              <w:rPr>
+                <w:color w:val="000000" w:themeColor="text1" w:themeTint="FF" w:themeShade="FF"/>
+              </w:rPr>
+              <w:t xml:space="preserve">ID: </w:t>
+            </w:r>
+            <w:r>
+              <w:rPr>
+                <w:rFonts w:ascii="Century Gothic" w:hAnsi="Century Gothic" w:eastAsia="Century Gothic" w:cs="Century Gothic"/>
+                <w:noProof w:val="0"/>
+                <w:color w:val="000000" w:themeColor="text1" w:themeTint="FF" w:themeShade="FF"/>
+                <w:sz w:val="22"/>
+                <w:szCs w:val="22"/>
+                <w:lang w:val="en-CA"/>
+              </w:rPr>
+              <w:t>UC</w:t>
+            </w:r>
+            <w:r>
+              <w:rPr>
+                <w:rFonts w:ascii="Century Gothic" w:hAnsi="Century Gothic" w:eastAsia="Century Gothic" w:cs="Century Gothic"/>
+                <w:noProof w:val="0"/>
+                <w:color w:val="000000" w:themeColor="text1" w:themeTint="FF" w:themeShade="FF"/>
+                <w:sz w:val="22"/>
+                <w:szCs w:val="22"/>
+                <w:lang w:val="en-CA"/>
+              </w:rPr>
+              <w:t>4</w:t>
+            </w:r>
+          </w:p>
+          <w:p>
+            <w:pPr>
+              <w:pStyle w:val="Normal"/>
+              <w:rPr>
+                <w:color w:val="000000" w:themeColor="text1" w:themeTint="FF" w:themeShade="FF"/>
+              </w:rPr>
+            </w:pPr>
+          </w:p>
+        </w:tc>
+        <w:tc>
+          <w:tcPr>
+            <w:tcW w:w="2340" w:type="dxa"/>
+            <w:tcMar/>
+          </w:tcPr>
+          <w:p>
+            <w:pPr>
+              <w:pStyle w:val="Normal"/>
+              <w:rPr>
+                <w:color w:val="000000" w:themeColor="text1" w:themeTint="FF" w:themeShade="FF"/>
+              </w:rPr>
+            </w:pPr>
+            <w:r>
+              <w:rPr>
+                <w:color w:val="000000" w:themeColor="text1" w:themeTint="FF" w:themeShade="FF"/>
+              </w:rPr>
+              <w:t>Importance level: High</w:t>
+            </w:r>
+          </w:p>
+        </w:tc>
+      </w:tr>
+      <w:tr>
+        <w:trPr>
+          <w:trHeight w:val="300"/>
+        </w:trPr>
+        <w:tc>
+          <w:tcPr>
+            <w:tcW w:w="9360" w:type="dxa"/>
+            <w:gridSpan w:val="3"/>
+            <w:tcMar/>
+          </w:tcPr>
+          <w:p>
+            <w:pPr>
+              <w:pStyle w:val="Normal"/>
+              <w:rPr>
+                <w:rFonts w:ascii="Century Gothic" w:hAnsi="Century Gothic" w:eastAsia="Century Gothic" w:cs="Century Gothic"/>
+                <w:noProof w:val="0"/>
+                <w:color w:val="000000" w:themeColor="text1" w:themeTint="FF" w:themeShade="FF"/>
+                <w:sz w:val="22"/>
+                <w:szCs w:val="22"/>
+                <w:lang w:val="en-CA"/>
+              </w:rPr>
+            </w:pPr>
+            <w:r>
+              <w:rPr>
+                <w:color w:val="000000" w:themeColor="text1" w:themeTint="FF" w:themeShade="FF"/>
+              </w:rPr>
+              <w:t xml:space="preserve">Primary actor: </w:t>
+            </w:r>
+            <w:r>
+              <w:rPr>
+                <w:rFonts w:ascii="Century Gothic" w:hAnsi="Century Gothic" w:eastAsia="Century Gothic" w:cs="Century Gothic"/>
+                <w:noProof w:val="0"/>
+                <w:color w:val="000000" w:themeColor="text1" w:themeTint="FF" w:themeShade="FF"/>
+                <w:sz w:val="22"/>
+                <w:szCs w:val="22"/>
+                <w:lang w:val="en-CA"/>
+              </w:rPr>
+              <w:t xml:space="preserve">System Administrator </w:t>
+            </w:r>
+          </w:p>
+        </w:tc>
+      </w:tr>
+      <w:tr>
+        <w:trPr>
+          <w:trHeight w:val="300"/>
+        </w:trPr>
+        <w:tc>
+          <w:tcPr>
+            <w:tcW w:w="9360" w:type="dxa"/>
+            <w:gridSpan w:val="3"/>
+            <w:tcMar/>
+          </w:tcPr>
+          <w:p>
+            <w:pPr>
+              <w:pStyle w:val="Normal"/>
+              <w:rPr>
+                <w:color w:val="000000" w:themeColor="text1" w:themeTint="FF" w:themeShade="FF"/>
+              </w:rPr>
+            </w:pPr>
+            <w:r>
+              <w:rPr>
+                <w:color w:val="000000" w:themeColor="text1" w:themeTint="FF" w:themeShade="FF"/>
+              </w:rPr>
+              <w:t xml:space="preserve">Use Case Type: Detail, </w:t>
+            </w:r>
+            <w:r>
+              <w:rPr>
+                <w:color w:val="000000" w:themeColor="text1" w:themeTint="FF" w:themeShade="FF"/>
+              </w:rPr>
+              <w:t>essential</w:t>
+            </w:r>
+          </w:p>
+        </w:tc>
+      </w:tr>
+      <w:tr>
+        <w:trPr>
+          <w:trHeight w:val="300"/>
+        </w:trPr>
+        <w:tc>
+          <w:tcPr>
+            <w:tcW w:w="9360" w:type="dxa"/>
+            <w:gridSpan w:val="3"/>
+            <w:tcMar/>
+          </w:tcPr>
+          <w:p>
+            <w:pPr>
+              <w:pStyle w:val="Normal"/>
+              <w:rPr>
+                <w:color w:val="000000" w:themeColor="text1" w:themeTint="FF" w:themeShade="FF"/>
+              </w:rPr>
+            </w:pPr>
+            <w:r>
+              <w:rPr>
+                <w:color w:val="000000" w:themeColor="text1" w:themeTint="FF" w:themeShade="FF"/>
+              </w:rPr>
+              <w:t>Stakeholders and interests:</w:t>
+            </w:r>
+          </w:p>
+          <w:p>
+            <w:pPr>
+              <w:pStyle w:val="Normal"/>
+              <w:suppressLineNumbers w:val="0"/>
+              <w:bidi w:val="0"/>
+              <w:spacing w:before="0" w:beforeAutospacing="off" w:after="0" w:afterAutospacing="off" w:line="240" w:lineRule="auto"/>
+              <w:ind w:left="0" w:right="0"/>
+              <w:jc w:val="left"/>
+            </w:pPr>
+            <w:r>
+              <w:rPr>
+                <w:color w:val="000000" w:themeColor="text1" w:themeTint="FF" w:themeShade="FF"/>
+              </w:rPr>
+              <w:t xml:space="preserve">System Administrator- </w:t>
+            </w:r>
+            <w:r>
+              <w:rPr>
+                <w:color w:val="000000" w:themeColor="text1" w:themeTint="FF" w:themeShade="FF"/>
+              </w:rPr>
+              <w:t>Maintains</w:t>
+            </w:r>
+            <w:r>
+              <w:rPr>
+                <w:color w:val="000000" w:themeColor="text1" w:themeTint="FF" w:themeShade="FF"/>
+              </w:rPr>
+              <w:t xml:space="preserve"> system security</w:t>
+            </w:r>
+          </w:p>
+          <w:p>
+            <w:pPr>
+              <w:pStyle w:val="Normal"/>
+              <w:suppressLineNumbers w:val="0"/>
+              <w:bidi w:val="0"/>
+              <w:spacing w:before="0" w:beforeAutospacing="off" w:after="0" w:afterAutospacing="off" w:line="240" w:lineRule="auto"/>
+              <w:ind w:left="0" w:right="0"/>
+              <w:jc w:val="left"/>
+              <w:rPr>
+                <w:color w:val="000000" w:themeColor="text1" w:themeTint="FF" w:themeShade="FF"/>
+              </w:rPr>
+            </w:pPr>
+            <w:r>
+              <w:rPr>
+                <w:color w:val="000000" w:themeColor="text1" w:themeTint="FF" w:themeShade="FF"/>
+              </w:rPr>
+              <w:t>All users- Require proper access</w:t>
+            </w:r>
+          </w:p>
+          <w:p>
+            <w:pPr>
+              <w:pStyle w:val="Normal"/>
+              <w:suppressLineNumbers w:val="0"/>
+              <w:bidi w:val="0"/>
+              <w:spacing w:before="0" w:beforeAutospacing="off" w:after="0" w:afterAutospacing="off" w:line="240" w:lineRule="auto"/>
+              <w:ind w:left="0" w:right="0"/>
+              <w:jc w:val="left"/>
+              <w:rPr>
+                <w:color w:val="000000" w:themeColor="text1" w:themeTint="FF" w:themeShade="FF"/>
+              </w:rPr>
+            </w:pPr>
+            <w:r>
+              <w:rPr>
+                <w:color w:val="000000" w:themeColor="text1" w:themeTint="FF" w:themeShade="FF"/>
+              </w:rPr>
+              <w:t>System- Maintains data intergrity</w:t>
+            </w:r>
+          </w:p>
+          <w:p>
+            <w:pPr>
+              <w:pStyle w:val="Normal"/>
+              <w:rPr>
+                <w:color w:val="000000" w:themeColor="text1" w:themeTint="FF" w:themeShade="FF"/>
+              </w:rPr>
+            </w:pPr>
+          </w:p>
+        </w:tc>
+      </w:tr>
+      <w:tr>
+        <w:trPr>
+          <w:trHeight w:val="300"/>
+        </w:trPr>
+        <w:tc>
+          <w:tcPr>
+            <w:tcW w:w="9360" w:type="dxa"/>
+            <w:gridSpan w:val="3"/>
+            <w:tcMar/>
+          </w:tcPr>
+          <w:p>
+            <w:pPr>
+              <w:pStyle w:val="Normal"/>
+            </w:pPr>
+            <w:r>
+              <w:rPr/>
+              <w:t>Brief Description:</w:t>
+            </w:r>
+          </w:p>
+          <w:p>
+            <w:pPr>
+              <w:pStyle w:val="Normal"/>
+            </w:pPr>
+            <w:r>
+              <w:rPr/>
+              <w:t xml:space="preserve">Allows </w:t>
+            </w:r>
+            <w:r>
+              <w:rPr/>
+              <w:t xml:space="preserve">administrators to create, </w:t>
+            </w:r>
+            <w:r>
+              <w:rPr/>
+              <w:t>modify</w:t>
+            </w:r>
+            <w:r>
+              <w:rPr/>
+              <w:t xml:space="preserve">, </w:t>
+            </w:r>
+            <w:r>
+              <w:rPr/>
+              <w:t>suspend</w:t>
+            </w:r>
+            <w:r>
+              <w:rPr/>
+              <w:t xml:space="preserve"> or </w:t>
+            </w:r>
+            <w:r>
+              <w:rPr/>
+              <w:t>delete</w:t>
+            </w:r>
+            <w:r>
+              <w:rPr/>
+              <w:t xml:space="preserve"> user accounts and manage </w:t>
+            </w:r>
+            <w:r>
+              <w:rPr/>
+              <w:t>role-based</w:t>
+            </w:r>
+            <w:r>
+              <w:rPr/>
+              <w:t xml:space="preserve"> permissions</w:t>
+            </w:r>
+          </w:p>
+        </w:tc>
+      </w:tr>
+      <w:tr>
+        <w:trPr>
+          <w:trHeight w:val="300"/>
+        </w:trPr>
+        <w:tc>
+          <w:tcPr>
+            <w:tcW w:w="9360" w:type="dxa"/>
+            <w:gridSpan w:val="3"/>
+            <w:tcMar/>
+          </w:tcPr>
+          <w:p>
+            <w:pPr>
+              <w:pStyle w:val="Normal"/>
+            </w:pPr>
+            <w:r>
+              <w:rPr/>
+              <w:t xml:space="preserve">Trigger:  </w:t>
+            </w:r>
+            <w:r>
+              <w:rPr/>
+              <w:t>Need to manage user access</w:t>
+            </w:r>
+          </w:p>
+        </w:tc>
+      </w:tr>
+      <w:tr>
+        <w:trPr>
+          <w:trHeight w:val="300"/>
+        </w:trPr>
+        <w:tc>
+          <w:tcPr>
+            <w:tcW w:w="9360" w:type="dxa"/>
+            <w:gridSpan w:val="3"/>
+            <w:tcMar/>
+          </w:tcPr>
+          <w:p>
+            <w:pPr>
+              <w:pStyle w:val="Normal"/>
+            </w:pPr>
+            <w:r>
+              <w:rPr/>
+              <w:t xml:space="preserve">Type: </w:t>
+            </w:r>
+            <w:r>
+              <w:rPr/>
+              <w:t>In</w:t>
+            </w:r>
+            <w:r>
+              <w:rPr/>
+              <w:t>ternal</w:t>
+            </w:r>
+          </w:p>
+        </w:tc>
+      </w:tr>
+      <w:tr>
+        <w:trPr>
+          <w:trHeight w:val="300"/>
+        </w:trPr>
+        <w:tc>
+          <w:tcPr>
+            <w:tcW w:w="9360" w:type="dxa"/>
+            <w:gridSpan w:val="3"/>
+            <w:tcMar/>
+          </w:tcPr>
+          <w:p>
+            <w:pPr>
+              <w:pStyle w:val="Normal"/>
+            </w:pPr>
+            <w:r>
+              <w:rPr/>
+              <w:t>Relationship:</w:t>
+            </w:r>
+          </w:p>
+          <w:p>
+            <w:pPr>
+              <w:pStyle w:val="Normal"/>
+            </w:pPr>
+          </w:p>
+          <w:p>
+            <w:pPr>
+              <w:pStyle w:val="Normal"/>
+            </w:pPr>
+            <w:r>
+              <w:rPr/>
+              <w:t xml:space="preserve">Association:      </w:t>
+            </w:r>
+            <w:r>
+              <w:rPr/>
+              <w:t>Administrator</w:t>
+            </w:r>
+          </w:p>
+          <w:p>
+            <w:pPr>
+              <w:pStyle w:val="Normal"/>
+            </w:pPr>
+            <w:r>
+              <w:rPr/>
+              <w:t>Include:             Login</w:t>
+            </w:r>
+            <w:r>
+              <w:rPr/>
+              <w:t>/Authentication</w:t>
+            </w:r>
+          </w:p>
+          <w:p>
+            <w:pPr>
+              <w:pStyle w:val="Normal"/>
+            </w:pPr>
+            <w:r>
+              <w:rPr/>
+              <w:t xml:space="preserve">Extend:              </w:t>
+            </w:r>
+            <w:r>
+              <w:rPr/>
+              <w:t>Resets passwords and assigns roles</w:t>
+            </w:r>
+          </w:p>
+        </w:tc>
+      </w:tr>
+      <w:tr>
+        <w:trPr>
+          <w:trHeight w:val="300"/>
+        </w:trPr>
+        <w:tc>
+          <w:tcPr>
+            <w:tcW w:w="9360" w:type="dxa"/>
+            <w:gridSpan w:val="3"/>
+            <w:tcMar/>
+          </w:tcPr>
+          <w:p>
+            <w:pPr>
+              <w:pStyle w:val="Normal"/>
+            </w:pPr>
+            <w:r>
+              <w:rPr/>
+              <w:t>Normal Flow of Events:</w:t>
+            </w:r>
+          </w:p>
+          <w:p>
+            <w:pPr>
+              <w:pStyle w:val="ListParagraph"/>
+              <w:numPr>
+                <w:ilvl w:val="0"/>
+                <w:numId w:val="41"/>
+              </w:numPr>
+              <w:suppressLineNumbers w:val="0"/>
+              <w:bidi w:val="0"/>
+              <w:spacing w:before="0" w:beforeAutospacing="off" w:after="0" w:afterAutospacing="off" w:line="240" w:lineRule="auto"/>
+              <w:ind w:right="0"/>
+              <w:jc w:val="left"/>
+              <w:rPr/>
+            </w:pPr>
+            <w:r>
+              <w:rPr/>
+              <w:t>Administrator</w:t>
+            </w:r>
+            <w:r>
+              <w:rPr/>
+              <w:t xml:space="preserve"> logs in</w:t>
+            </w:r>
+          </w:p>
+          <w:p>
+            <w:pPr>
+              <w:pStyle w:val="ListParagraph"/>
+              <w:numPr>
+                <w:ilvl w:val="0"/>
+                <w:numId w:val="41"/>
+              </w:numPr>
+              <w:suppressLineNumbers w:val="0"/>
+              <w:bidi w:val="0"/>
+              <w:spacing w:before="0" w:beforeAutospacing="off" w:after="0" w:afterAutospacing="off" w:line="240" w:lineRule="auto"/>
+              <w:ind w:right="0"/>
+              <w:jc w:val="left"/>
+              <w:rPr/>
+            </w:pPr>
+            <w:r>
+              <w:rPr/>
+              <w:t xml:space="preserve">Administrator navigates to user </w:t>
+            </w:r>
+            <w:r>
+              <w:rPr/>
+              <w:t>management</w:t>
+            </w:r>
+            <w:r>
+              <w:rPr/>
+              <w:t xml:space="preserve"> </w:t>
+            </w:r>
+          </w:p>
+          <w:p>
+            <w:pPr>
+              <w:pStyle w:val="ListParagraph"/>
+              <w:numPr>
+                <w:ilvl w:val="0"/>
+                <w:numId w:val="41"/>
+              </w:numPr>
+              <w:suppressLineNumbers w:val="0"/>
+              <w:bidi w:val="0"/>
+              <w:spacing w:before="0" w:beforeAutospacing="off" w:after="0" w:afterAutospacing="off" w:line="240" w:lineRule="auto"/>
+              <w:ind w:right="0"/>
+              <w:jc w:val="left"/>
+              <w:rPr/>
+            </w:pPr>
+            <w:r>
+              <w:rPr/>
+              <w:t>System displays user list</w:t>
+            </w:r>
+          </w:p>
+          <w:p>
+            <w:pPr>
+              <w:pStyle w:val="ListParagraph"/>
+              <w:numPr>
+                <w:ilvl w:val="0"/>
+                <w:numId w:val="41"/>
+              </w:numPr>
+              <w:suppressLineNumbers w:val="0"/>
+              <w:bidi w:val="0"/>
+              <w:spacing w:before="0" w:beforeAutospacing="off" w:after="0" w:afterAutospacing="off" w:line="240" w:lineRule="auto"/>
+              <w:ind w:right="0"/>
+              <w:jc w:val="left"/>
+              <w:rPr/>
+            </w:pPr>
+            <w:r>
+              <w:rPr/>
+              <w:t>Administrator selects action (create/edit/</w:t>
+            </w:r>
+            <w:r>
+              <w:rPr/>
+              <w:t>delete</w:t>
+            </w:r>
+            <w:r>
+              <w:rPr/>
+              <w:t>/suspend)</w:t>
+            </w:r>
+          </w:p>
+          <w:p>
+            <w:pPr>
+              <w:pStyle w:val="ListParagraph"/>
+              <w:numPr>
+                <w:ilvl w:val="0"/>
+                <w:numId w:val="41"/>
+              </w:numPr>
+              <w:suppressLineNumbers w:val="0"/>
+              <w:bidi w:val="0"/>
+              <w:spacing w:before="0" w:beforeAutospacing="off" w:after="0" w:afterAutospacing="off" w:line="240" w:lineRule="auto"/>
+              <w:ind w:right="0"/>
+              <w:jc w:val="left"/>
+              <w:rPr/>
+            </w:pPr>
+            <w:r>
+              <w:rPr/>
+              <w:t>Administrator enters or modifies user information</w:t>
+            </w:r>
+          </w:p>
+          <w:p>
+            <w:pPr>
+              <w:pStyle w:val="ListParagraph"/>
+              <w:numPr>
+                <w:ilvl w:val="0"/>
+                <w:numId w:val="41"/>
+              </w:numPr>
+              <w:suppressLineNumbers w:val="0"/>
+              <w:bidi w:val="0"/>
+              <w:spacing w:before="0" w:beforeAutospacing="off" w:after="0" w:afterAutospacing="off" w:line="240" w:lineRule="auto"/>
+              <w:ind w:right="0"/>
+              <w:jc w:val="left"/>
+              <w:rPr/>
+            </w:pPr>
+            <w:r>
+              <w:rPr/>
+              <w:t>System validates input</w:t>
+            </w:r>
+          </w:p>
+          <w:p>
+            <w:pPr>
+              <w:pStyle w:val="ListParagraph"/>
+              <w:numPr>
+                <w:ilvl w:val="0"/>
+                <w:numId w:val="41"/>
+              </w:numPr>
+              <w:suppressLineNumbers w:val="0"/>
+              <w:bidi w:val="0"/>
+              <w:spacing w:before="0" w:beforeAutospacing="off" w:after="0" w:afterAutospacing="off" w:line="240" w:lineRule="auto"/>
+              <w:ind w:right="0"/>
+              <w:jc w:val="left"/>
+              <w:rPr/>
+            </w:pPr>
+            <w:r>
+              <w:rPr/>
+              <w:t>System saves changes</w:t>
+            </w:r>
+          </w:p>
+          <w:p>
+            <w:pPr>
+              <w:pStyle w:val="ListParagraph"/>
+              <w:numPr>
+                <w:ilvl w:val="0"/>
+                <w:numId w:val="41"/>
+              </w:numPr>
+              <w:suppressLineNumbers w:val="0"/>
+              <w:bidi w:val="0"/>
+              <w:spacing w:before="0" w:beforeAutospacing="off" w:after="0" w:afterAutospacing="off" w:line="240" w:lineRule="auto"/>
+              <w:ind w:right="0"/>
+              <w:jc w:val="left"/>
+              <w:rPr/>
+            </w:pPr>
+            <w:r>
+              <w:rPr/>
+              <w:t>System sends notification to affected user</w:t>
+            </w:r>
+          </w:p>
+        </w:tc>
+      </w:tr>
+      <w:tr>
+        <w:trPr>
+          <w:trHeight w:val="300"/>
+        </w:trPr>
+        <w:tc>
+          <w:tcPr>
+            <w:tcW w:w="9360" w:type="dxa"/>
+            <w:gridSpan w:val="3"/>
+            <w:tcMar/>
+          </w:tcPr>
+          <w:p>
+            <w:pPr>
+              <w:pStyle w:val="Normal"/>
+            </w:pPr>
+            <w:r>
+              <w:rPr/>
+              <w:t>Subflow:</w:t>
+            </w:r>
+          </w:p>
+        </w:tc>
+      </w:tr>
+      <w:tr>
+        <w:trPr>
+          <w:trHeight w:val="300"/>
+        </w:trPr>
+        <w:tc>
+          <w:tcPr>
+            <w:tcW w:w="9360" w:type="dxa"/>
+            <w:gridSpan w:val="3"/>
+            <w:tcMar/>
+          </w:tcPr>
+          <w:p>
+            <w:pPr>
+              <w:pStyle w:val="Normal"/>
+            </w:pPr>
+            <w:r>
+              <w:rPr/>
+              <w:t>Alternate/Exceptional Flows:</w:t>
+            </w:r>
+          </w:p>
+          <w:p>
+            <w:pPr>
+              <w:pStyle w:val="Normal"/>
+            </w:pPr>
+            <w:r>
+              <w:rPr/>
+              <w:t>System displays error message</w:t>
+            </w:r>
+          </w:p>
+          <w:p>
+            <w:pPr>
+              <w:pStyle w:val="Normal"/>
+            </w:pPr>
+            <w:r>
+              <w:rPr/>
+              <w:t>If email already exists, displays errors</w:t>
+            </w:r>
+          </w:p>
+          <w:p>
+            <w:pPr>
+              <w:pStyle w:val="Normal"/>
+            </w:pPr>
+            <w:r>
+              <w:rPr/>
+              <w:t>If required fields missing, syste prompts for completion</w:t>
+            </w:r>
+          </w:p>
+        </w:tc>
+      </w:tr>
+    </w:tbl>
+    <w:p>
+      <w:pPr>
+        <w:pStyle w:val="Normal"/>
+        <w:suppressLineNumbers w:val="0"/>
+        <w:bidi w:val="0"/>
+        <w:spacing w:before="0" w:beforeAutospacing="off" w:after="160" w:afterAutospacing="off" w:line="259" w:lineRule="auto"/>
+        <w:ind w:left="0" w:right="0" w:firstLine="0"/>
+        <w:jc w:val="left"/>
+      </w:pPr>
+    </w:p>
+    <w:p>
+      <w:pPr>
+        <w:pStyle w:val="Normal"/>
+        <w:suppressLineNumbers w:val="0"/>
+        <w:bidi w:val="0"/>
+        <w:spacing w:before="0" w:beforeAutospacing="off" w:after="160" w:afterAutospacing="off" w:line="259" w:lineRule="auto"/>
+        <w:ind w:left="0" w:right="0" w:firstLine="0"/>
+        <w:jc w:val="left"/>
+      </w:pPr>
+    </w:p>
+    <w:p>
+      <w:pPr>
+        <w:pStyle w:val="ListParagraph"/>
+        <w:numPr>
+          <w:ilvl w:val="0"/>
+          <w:numId w:val="40"/>
+        </w:numPr>
+        <w:spacing w:before="240" w:beforeAutospacing="off" w:after="240" w:afterAutospacing="off"/>
+        <w:rPr>
+          <w:noProof w:val="0"/>
+          <w:color w:val="000000" w:themeColor="text1" w:themeTint="FF" w:themeShade="FF"/>
+          <w:lang w:val="en-CA"/>
+        </w:rPr>
+      </w:pPr>
+      <w:r>
+        <w:rPr>
+          <w:color w:val="000000" w:themeColor="text1" w:themeTint="FF" w:themeShade="FF"/>
+        </w:rPr>
+        <w:t xml:space="preserve">  User stor</w:t>
+      </w:r>
+      <w:r>
+        <w:rPr>
+          <w:color w:val="000000" w:themeColor="text1" w:themeTint="FF" w:themeShade="FF"/>
+        </w:rPr>
+        <w:t>y:</w:t>
+      </w:r>
+      <w:r>
+        <w:rPr>
+          <w:color w:val="000000" w:themeColor="text1" w:themeTint="FF" w:themeShade="FF"/>
+        </w:rPr>
+        <w:t xml:space="preserve"> </w:t>
+      </w:r>
+      <w:r>
+        <w:rPr>
+          <w:noProof w:val="0"/>
+          <w:color w:val="000000" w:themeColor="text1" w:themeTint="FF" w:themeShade="FF"/>
+          <w:lang w:val="en-CA"/>
+        </w:rPr>
+        <w:t xml:space="preserve">As a backend developer, I want to </w:t>
+      </w:r>
+      <w:r>
+        <w:rPr>
+          <w:noProof w:val="0"/>
+          <w:color w:val="000000" w:themeColor="text1" w:themeTint="FF" w:themeShade="FF"/>
+          <w:lang w:val="en-CA"/>
+        </w:rPr>
+        <w:t>monitor</w:t>
+      </w:r>
+      <w:r>
+        <w:rPr>
+          <w:noProof w:val="0"/>
+          <w:color w:val="000000" w:themeColor="text1" w:themeTint="FF" w:themeShade="FF"/>
+          <w:lang w:val="en-CA"/>
+        </w:rPr>
+        <w:t xml:space="preserve"> system performance metrics and logs so that I can </w:t>
+      </w:r>
+      <w:r>
+        <w:rPr>
+          <w:noProof w:val="0"/>
+          <w:color w:val="000000" w:themeColor="text1" w:themeTint="FF" w:themeShade="FF"/>
+          <w:lang w:val="en-CA"/>
+        </w:rPr>
+        <w:t>identify</w:t>
+      </w:r>
+      <w:r>
+        <w:rPr>
+          <w:noProof w:val="0"/>
+          <w:color w:val="000000" w:themeColor="text1" w:themeTint="FF" w:themeShade="FF"/>
+          <w:lang w:val="en-CA"/>
+        </w:rPr>
+        <w:t xml:space="preserve"> and resolve technical issues proactively.</w:t>
+      </w:r>
+    </w:p>
+    <w:p>
+      <w:pPr>
+        <w:pStyle w:val="Normal"/>
+        <w:spacing w:before="240" w:beforeAutospacing="off" w:after="240" w:afterAutospacing="off"/>
+        <w:rPr>
+          <w:noProof w:val="0"/>
+          <w:color w:val="000000" w:themeColor="text1" w:themeTint="FF" w:themeShade="FF"/>
+          <w:lang w:val="en-CA"/>
+        </w:rPr>
+      </w:pPr>
+    </w:p>
+    <w:tbl>
+      <w:tblPr>
+        <w:tblStyle w:val="TableGrid"/>
+        <w:tblW w:w="0" w:type="auto"/>
+        <w:tblLook w:val="06A0" w:firstRow="1" w:lastRow="0" w:firstColumn="1" w:lastColumn="0" w:noHBand="1" w:noVBand="1"/>
+      </w:tblPr>
+      <w:tblGrid>
+        <w:gridCol w:w="4680"/>
+        <w:gridCol w:w="2340"/>
+        <w:gridCol w:w="2340"/>
+      </w:tblGrid>
+      <w:tr>
+        <w:trPr>
+          <w:trHeight w:val="300"/>
+        </w:trPr>
+        <w:tc>
+          <w:tcPr>
+            <w:tcW w:w="4680" w:type="dxa"/>
+            <w:tcMar/>
+          </w:tcPr>
+          <w:p>
+            <w:pPr>
+              <w:pStyle w:val="Normal"/>
+              <w:rPr>
+                <w:rFonts w:ascii="Century Gothic" w:hAnsi="Century Gothic" w:eastAsia="Century Gothic" w:cs="Century Gothic"/>
+                <w:noProof w:val="0"/>
+                <w:color w:val="000000" w:themeColor="text1" w:themeTint="FF" w:themeShade="FF"/>
+                <w:sz w:val="22"/>
+                <w:szCs w:val="22"/>
+                <w:lang w:val="en-CA"/>
+              </w:rPr>
+            </w:pPr>
+            <w:r>
+              <w:rPr>
+                <w:color w:val="000000" w:themeColor="text1" w:themeTint="FF" w:themeShade="FF"/>
+              </w:rPr>
+              <w:t xml:space="preserve">Use case name: </w:t>
+            </w:r>
+            <w:r>
+              <w:rPr>
+                <w:rFonts w:ascii="Century Gothic" w:hAnsi="Century Gothic" w:eastAsia="Century Gothic" w:cs="Century Gothic"/>
+                <w:noProof w:val="0"/>
+                <w:color w:val="000000" w:themeColor="text1" w:themeTint="FF" w:themeShade="FF"/>
+                <w:sz w:val="22"/>
+                <w:szCs w:val="22"/>
+                <w:lang w:val="en-CA"/>
+              </w:rPr>
+              <w:t xml:space="preserve">Monitoring System Performance </w:t>
+            </w:r>
+          </w:p>
+          <w:p>
+            <w:pPr>
+              <w:pStyle w:val="Normal"/>
+              <w:rPr>
+                <w:color w:val="000000" w:themeColor="text1" w:themeTint="FF" w:themeShade="FF"/>
+              </w:rPr>
+            </w:pPr>
+          </w:p>
+        </w:tc>
+        <w:tc>
+          <w:tcPr>
+            <w:tcW w:w="2340" w:type="dxa"/>
+            <w:tcMar/>
+          </w:tcPr>
+          <w:p>
+            <w:pPr>
+              <w:pStyle w:val="Normal"/>
+              <w:rPr>
+                <w:rFonts w:ascii="Century Gothic" w:hAnsi="Century Gothic" w:eastAsia="Century Gothic" w:cs="Century Gothic"/>
+                <w:noProof w:val="0"/>
+                <w:color w:val="000000" w:themeColor="text1" w:themeTint="FF" w:themeShade="FF"/>
+                <w:sz w:val="22"/>
+                <w:szCs w:val="22"/>
+                <w:lang w:val="en-CA"/>
+              </w:rPr>
+            </w:pPr>
+            <w:r>
+              <w:rPr>
+                <w:color w:val="000000" w:themeColor="text1" w:themeTint="FF" w:themeShade="FF"/>
+              </w:rPr>
+              <w:t xml:space="preserve">ID: </w:t>
+            </w:r>
+            <w:r>
+              <w:rPr>
+                <w:rFonts w:ascii="Century Gothic" w:hAnsi="Century Gothic" w:eastAsia="Century Gothic" w:cs="Century Gothic"/>
+                <w:noProof w:val="0"/>
+                <w:color w:val="000000" w:themeColor="text1" w:themeTint="FF" w:themeShade="FF"/>
+                <w:sz w:val="22"/>
+                <w:szCs w:val="22"/>
+                <w:lang w:val="en-CA"/>
+              </w:rPr>
+              <w:t>UC</w:t>
+            </w:r>
+            <w:r>
+              <w:rPr>
+                <w:rFonts w:ascii="Century Gothic" w:hAnsi="Century Gothic" w:eastAsia="Century Gothic" w:cs="Century Gothic"/>
+                <w:noProof w:val="0"/>
+                <w:color w:val="000000" w:themeColor="text1" w:themeTint="FF" w:themeShade="FF"/>
+                <w:sz w:val="22"/>
+                <w:szCs w:val="22"/>
+                <w:lang w:val="en-CA"/>
+              </w:rPr>
+              <w:t>5</w:t>
+            </w:r>
+          </w:p>
+        </w:tc>
+        <w:tc>
+          <w:tcPr>
+            <w:tcW w:w="2340" w:type="dxa"/>
+            <w:tcMar/>
+          </w:tcPr>
+          <w:p>
+            <w:pPr>
+              <w:pStyle w:val="Normal"/>
+              <w:rPr>
+                <w:color w:val="000000" w:themeColor="text1" w:themeTint="FF" w:themeShade="FF"/>
+              </w:rPr>
+            </w:pPr>
+            <w:r>
+              <w:rPr>
+                <w:color w:val="000000" w:themeColor="text1" w:themeTint="FF" w:themeShade="FF"/>
+              </w:rPr>
+              <w:t xml:space="preserve">Importance level: </w:t>
+            </w:r>
+            <w:r>
+              <w:rPr>
+                <w:color w:val="000000" w:themeColor="text1" w:themeTint="FF" w:themeShade="FF"/>
+              </w:rPr>
+              <w:t>Medium</w:t>
+            </w:r>
+          </w:p>
+        </w:tc>
+      </w:tr>
+      <w:tr>
+        <w:trPr>
+          <w:trHeight w:val="300"/>
+        </w:trPr>
+        <w:tc>
+          <w:tcPr>
+            <w:tcW w:w="9360" w:type="dxa"/>
+            <w:gridSpan w:val="3"/>
+            <w:tcMar/>
+          </w:tcPr>
+          <w:p>
+            <w:pPr>
+              <w:pStyle w:val="Normal"/>
+              <w:rPr>
+                <w:color w:val="000000" w:themeColor="text1" w:themeTint="FF" w:themeShade="FF"/>
+              </w:rPr>
+            </w:pPr>
+            <w:r>
+              <w:rPr>
+                <w:color w:val="000000" w:themeColor="text1" w:themeTint="FF" w:themeShade="FF"/>
+              </w:rPr>
+              <w:t xml:space="preserve">Primary actor: </w:t>
+            </w:r>
+            <w:r>
+              <w:rPr>
+                <w:color w:val="000000" w:themeColor="text1" w:themeTint="FF" w:themeShade="FF"/>
+              </w:rPr>
+              <w:t>backend developer</w:t>
+            </w:r>
+          </w:p>
+        </w:tc>
+      </w:tr>
+      <w:tr>
+        <w:trPr>
+          <w:trHeight w:val="300"/>
+        </w:trPr>
+        <w:tc>
+          <w:tcPr>
+            <w:tcW w:w="9360" w:type="dxa"/>
+            <w:gridSpan w:val="3"/>
+            <w:tcMar/>
+          </w:tcPr>
+          <w:p>
+            <w:pPr>
+              <w:pStyle w:val="Normal"/>
+              <w:rPr>
+                <w:color w:val="000000" w:themeColor="text1" w:themeTint="FF" w:themeShade="FF"/>
+              </w:rPr>
+            </w:pPr>
+            <w:r>
+              <w:rPr>
+                <w:color w:val="000000" w:themeColor="text1" w:themeTint="FF" w:themeShade="FF"/>
+              </w:rPr>
+              <w:t xml:space="preserve">Use Case Type: Detail, </w:t>
+            </w:r>
+            <w:r>
+              <w:rPr>
+                <w:color w:val="000000" w:themeColor="text1" w:themeTint="FF" w:themeShade="FF"/>
+              </w:rPr>
+              <w:t>essential</w:t>
+            </w:r>
+          </w:p>
+        </w:tc>
+      </w:tr>
+      <w:tr>
+        <w:trPr>
+          <w:trHeight w:val="300"/>
+        </w:trPr>
+        <w:tc>
+          <w:tcPr>
+            <w:tcW w:w="9360" w:type="dxa"/>
+            <w:gridSpan w:val="3"/>
+            <w:tcMar/>
+          </w:tcPr>
+          <w:p>
+            <w:pPr>
+              <w:pStyle w:val="Normal"/>
+              <w:rPr>
+                <w:color w:val="000000" w:themeColor="text1" w:themeTint="FF" w:themeShade="FF"/>
+              </w:rPr>
+            </w:pPr>
+            <w:r>
+              <w:rPr>
+                <w:color w:val="000000" w:themeColor="text1" w:themeTint="FF" w:themeShade="FF"/>
+              </w:rPr>
+              <w:t>Stakeholders and interests:</w:t>
+            </w:r>
+          </w:p>
+          <w:p>
+            <w:pPr>
+              <w:pStyle w:val="Normal"/>
+              <w:suppressLineNumbers w:val="0"/>
+              <w:bidi w:val="0"/>
+              <w:spacing w:before="0" w:beforeAutospacing="off" w:after="0" w:afterAutospacing="off" w:line="240" w:lineRule="auto"/>
+              <w:ind w:left="0" w:right="0"/>
+              <w:jc w:val="left"/>
+              <w:rPr>
+                <w:color w:val="000000" w:themeColor="text1" w:themeTint="FF" w:themeShade="FF"/>
+              </w:rPr>
+            </w:pPr>
+            <w:r>
+              <w:rPr>
+                <w:color w:val="000000" w:themeColor="text1" w:themeTint="FF" w:themeShade="FF"/>
+              </w:rPr>
+              <w:t>Backend developer</w:t>
+            </w:r>
+            <w:r>
+              <w:rPr>
+                <w:color w:val="000000" w:themeColor="text1" w:themeTint="FF" w:themeShade="FF"/>
+              </w:rPr>
+              <w:t xml:space="preserve">- </w:t>
+            </w:r>
+            <w:r>
+              <w:rPr>
+                <w:color w:val="000000" w:themeColor="text1" w:themeTint="FF" w:themeShade="FF"/>
+              </w:rPr>
+              <w:t>maintains</w:t>
+            </w:r>
+            <w:r>
+              <w:rPr>
+                <w:color w:val="000000" w:themeColor="text1" w:themeTint="FF" w:themeShade="FF"/>
+              </w:rPr>
+              <w:t xml:space="preserve"> systems health</w:t>
+            </w:r>
+          </w:p>
+          <w:p>
+            <w:pPr>
+              <w:pStyle w:val="Normal"/>
+              <w:suppressLineNumbers w:val="0"/>
+              <w:bidi w:val="0"/>
+              <w:spacing w:before="0" w:beforeAutospacing="off" w:after="0" w:afterAutospacing="off" w:line="240" w:lineRule="auto"/>
+              <w:ind w:left="0" w:right="0"/>
+              <w:jc w:val="left"/>
+              <w:rPr>
+                <w:color w:val="000000" w:themeColor="text1" w:themeTint="FF" w:themeShade="FF"/>
+              </w:rPr>
+            </w:pPr>
+            <w:r>
+              <w:rPr>
+                <w:color w:val="000000" w:themeColor="text1" w:themeTint="FF" w:themeShade="FF"/>
+              </w:rPr>
+              <w:t>All users</w:t>
+            </w:r>
+            <w:r>
+              <w:rPr>
+                <w:color w:val="000000" w:themeColor="text1" w:themeTint="FF" w:themeShade="FF"/>
+              </w:rPr>
+              <w:t xml:space="preserve">- </w:t>
+            </w:r>
+            <w:r>
+              <w:rPr>
+                <w:color w:val="000000" w:themeColor="text1" w:themeTint="FF" w:themeShade="FF"/>
+              </w:rPr>
+              <w:t>experience reliable service</w:t>
+            </w:r>
+          </w:p>
+          <w:p>
+            <w:pPr>
+              <w:pStyle w:val="Normal"/>
+              <w:rPr>
+                <w:color w:val="000000" w:themeColor="text1" w:themeTint="FF" w:themeShade="FF"/>
+              </w:rPr>
+            </w:pPr>
+            <w:r>
+              <w:rPr>
+                <w:color w:val="000000" w:themeColor="text1" w:themeTint="FF" w:themeShade="FF"/>
+              </w:rPr>
+              <w:t>System- operates efficiently</w:t>
+            </w:r>
+          </w:p>
+        </w:tc>
+      </w:tr>
+      <w:tr>
+        <w:trPr>
+          <w:trHeight w:val="300"/>
+        </w:trPr>
+        <w:tc>
+          <w:tcPr>
+            <w:tcW w:w="9360" w:type="dxa"/>
+            <w:gridSpan w:val="3"/>
+            <w:tcMar/>
+          </w:tcPr>
+          <w:p>
+            <w:pPr>
+              <w:pStyle w:val="Normal"/>
+            </w:pPr>
+            <w:r>
+              <w:rPr/>
+              <w:t xml:space="preserve">Brief Description: </w:t>
+            </w:r>
+            <w:r>
+              <w:rPr/>
+              <w:t xml:space="preserve">Allows developers to view system metrics, error </w:t>
+            </w:r>
+            <w:r>
+              <w:rPr/>
+              <w:t>logs</w:t>
+            </w:r>
+            <w:r>
+              <w:rPr/>
+              <w:t xml:space="preserve"> and performance data to </w:t>
+            </w:r>
+            <w:r>
+              <w:rPr/>
+              <w:t>maintain</w:t>
+            </w:r>
+            <w:r>
+              <w:rPr/>
+              <w:t xml:space="preserve"> system reliability</w:t>
+            </w:r>
+          </w:p>
+          <w:p>
+            <w:pPr>
+              <w:pStyle w:val="Normal"/>
+            </w:pPr>
+          </w:p>
+        </w:tc>
+      </w:tr>
+      <w:tr>
+        <w:trPr>
+          <w:trHeight w:val="300"/>
+        </w:trPr>
+        <w:tc>
+          <w:tcPr>
+            <w:tcW w:w="9360" w:type="dxa"/>
+            <w:gridSpan w:val="3"/>
+            <w:tcMar/>
+          </w:tcPr>
+          <w:p>
+            <w:pPr>
+              <w:pStyle w:val="Normal"/>
+            </w:pPr>
+            <w:r>
+              <w:rPr/>
+              <w:t xml:space="preserve">Trigger:  </w:t>
+            </w:r>
+            <w:r>
+              <w:rPr/>
+              <w:t xml:space="preserve">Scheduled monitoring or alert notification </w:t>
+            </w:r>
+          </w:p>
+        </w:tc>
+      </w:tr>
+      <w:tr>
+        <w:trPr>
+          <w:trHeight w:val="300"/>
+        </w:trPr>
+        <w:tc>
+          <w:tcPr>
+            <w:tcW w:w="9360" w:type="dxa"/>
+            <w:gridSpan w:val="3"/>
+            <w:tcMar/>
+          </w:tcPr>
+          <w:p>
+            <w:pPr>
+              <w:pStyle w:val="Normal"/>
+            </w:pPr>
+            <w:r>
+              <w:rPr/>
+              <w:t xml:space="preserve">Type: </w:t>
+            </w:r>
+            <w:r>
+              <w:rPr/>
+              <w:t>In</w:t>
+            </w:r>
+            <w:r>
+              <w:rPr/>
+              <w:t>ternal</w:t>
+            </w:r>
+            <w:r>
+              <w:rPr/>
+              <w:t xml:space="preserve"> </w:t>
+            </w:r>
+          </w:p>
+        </w:tc>
+      </w:tr>
+      <w:tr>
+        <w:trPr>
+          <w:trHeight w:val="300"/>
+        </w:trPr>
+        <w:tc>
+          <w:tcPr>
+            <w:tcW w:w="9360" w:type="dxa"/>
+            <w:gridSpan w:val="3"/>
+            <w:tcMar/>
+          </w:tcPr>
+          <w:p>
+            <w:pPr>
+              <w:pStyle w:val="Normal"/>
+              <w:rPr>
+                <w:color w:val="000000" w:themeColor="text1" w:themeTint="FF" w:themeShade="FF"/>
+              </w:rPr>
+            </w:pPr>
+            <w:r>
+              <w:rPr>
+                <w:color w:val="000000" w:themeColor="text1" w:themeTint="FF" w:themeShade="FF"/>
+              </w:rPr>
+              <w:t>Relationship:</w:t>
+            </w:r>
+          </w:p>
+          <w:p>
+            <w:pPr>
+              <w:pStyle w:val="Normal"/>
+              <w:spacing w:before="0" w:beforeAutospacing="off" w:after="0" w:afterAutospacing="off"/>
+              <w:rPr>
+                <w:rFonts w:ascii="Century Gothic" w:hAnsi="Century Gothic" w:eastAsia="Century Gothic" w:cs="Century Gothic"/>
+                <w:noProof w:val="0"/>
+                <w:color w:val="000000" w:themeColor="text1" w:themeTint="FF" w:themeShade="FF"/>
+                <w:sz w:val="22"/>
+                <w:szCs w:val="22"/>
+                <w:lang w:val="en-CA"/>
+              </w:rPr>
+            </w:pPr>
+            <w:r>
+              <w:rPr>
+                <w:rFonts w:ascii="Century Gothic" w:hAnsi="Century Gothic" w:eastAsia="Century Gothic" w:cs="Century Gothic"/>
+                <w:noProof w:val="0"/>
+                <w:color w:val="000000" w:themeColor="text1" w:themeTint="FF" w:themeShade="FF"/>
+                <w:sz w:val="22"/>
+                <w:szCs w:val="22"/>
+                <w:lang w:val="en-CA"/>
+              </w:rPr>
+              <w:t>Association: Developer</w:t>
+            </w:r>
+          </w:p>
+          <w:p>
+            <w:pPr>
+              <w:pStyle w:val="Normal"/>
+              <w:spacing w:before="0" w:beforeAutospacing="off" w:after="0" w:afterAutospacing="off"/>
+              <w:rPr>
+                <w:rFonts w:ascii="Century Gothic" w:hAnsi="Century Gothic" w:eastAsia="Century Gothic" w:cs="Century Gothic"/>
+                <w:noProof w:val="0"/>
+                <w:color w:val="000000" w:themeColor="text1" w:themeTint="FF" w:themeShade="FF"/>
+                <w:sz w:val="22"/>
+                <w:szCs w:val="22"/>
+                <w:lang w:val="en-CA"/>
+              </w:rPr>
+            </w:pPr>
+            <w:r>
+              <w:rPr>
+                <w:rFonts w:ascii="Century Gothic" w:hAnsi="Century Gothic" w:eastAsia="Century Gothic" w:cs="Century Gothic"/>
+                <w:noProof w:val="0"/>
+                <w:color w:val="000000" w:themeColor="text1" w:themeTint="FF" w:themeShade="FF"/>
+                <w:sz w:val="22"/>
+                <w:szCs w:val="22"/>
+                <w:lang w:val="en-CA"/>
+              </w:rPr>
+              <w:t>Include: Login, Access Admin Panel</w:t>
+            </w:r>
+          </w:p>
+          <w:p>
+            <w:pPr>
+              <w:pStyle w:val="Normal"/>
+              <w:spacing w:before="0" w:beforeAutospacing="off" w:after="0" w:afterAutospacing="off"/>
+              <w:rPr>
+                <w:rFonts w:ascii="Century Gothic" w:hAnsi="Century Gothic" w:eastAsia="Century Gothic" w:cs="Century Gothic"/>
+                <w:noProof w:val="0"/>
+                <w:color w:val="000000" w:themeColor="text1" w:themeTint="FF" w:themeShade="FF"/>
+                <w:sz w:val="22"/>
+                <w:szCs w:val="22"/>
+                <w:lang w:val="en-CA"/>
+              </w:rPr>
+            </w:pPr>
+            <w:r>
+              <w:rPr>
+                <w:rFonts w:ascii="Century Gothic" w:hAnsi="Century Gothic" w:eastAsia="Century Gothic" w:cs="Century Gothic"/>
+                <w:noProof w:val="0"/>
+                <w:color w:val="000000" w:themeColor="text1" w:themeTint="FF" w:themeShade="FF"/>
+                <w:sz w:val="22"/>
+                <w:szCs w:val="22"/>
+                <w:lang w:val="en-CA"/>
+              </w:rPr>
+              <w:t>Extend: Generate Reports, Con</w:t>
+            </w:r>
+            <w:r>
+              <w:rPr>
+                <w:rFonts w:ascii="Century Gothic" w:hAnsi="Century Gothic" w:eastAsia="Century Gothic" w:cs="Century Gothic"/>
+                <w:noProof w:val="0"/>
+                <w:color w:val="000000" w:themeColor="text1" w:themeTint="FF" w:themeShade="FF"/>
+                <w:sz w:val="22"/>
+                <w:szCs w:val="22"/>
+                <w:lang w:val="en-CA"/>
+              </w:rPr>
+              <w:t>figure Alerts</w:t>
+            </w:r>
+          </w:p>
+          <w:p>
+            <w:pPr>
+              <w:pStyle w:val="Normal"/>
+              <w:rPr>
+                <w:color w:val="000000" w:themeColor="text1" w:themeTint="FF" w:themeShade="FF"/>
+              </w:rPr>
+            </w:pPr>
+          </w:p>
+        </w:tc>
+      </w:tr>
+      <w:tr>
+        <w:trPr>
+          <w:trHeight w:val="300"/>
+        </w:trPr>
+        <w:tc>
+          <w:tcPr>
+            <w:tcW w:w="9360" w:type="dxa"/>
+            <w:gridSpan w:val="3"/>
+            <w:tcMar/>
+          </w:tcPr>
+          <w:p>
+            <w:pPr>
+              <w:pStyle w:val="Normal"/>
+            </w:pPr>
+            <w:r>
+              <w:rPr/>
+              <w:t>Normal Flow of Events:</w:t>
+            </w:r>
+          </w:p>
+          <w:p>
+            <w:pPr>
+              <w:pStyle w:val="ListParagraph"/>
+              <w:numPr>
+                <w:ilvl w:val="0"/>
+                <w:numId w:val="42"/>
+              </w:numPr>
+              <w:suppressLineNumbers w:val="0"/>
+              <w:bidi w:val="0"/>
+              <w:spacing w:before="0" w:beforeAutospacing="off" w:after="0" w:afterAutospacing="off" w:line="240" w:lineRule="auto"/>
+              <w:ind w:right="0"/>
+              <w:jc w:val="left"/>
+              <w:rPr>
+                <w:noProof w:val="0"/>
+                <w:color w:val="000000" w:themeColor="text1" w:themeTint="FF" w:themeShade="FF"/>
+                <w:lang w:val="en-CA"/>
+              </w:rPr>
+            </w:pPr>
+            <w:r>
+              <w:rPr>
+                <w:noProof w:val="0"/>
+                <w:color w:val="000000" w:themeColor="text1" w:themeTint="FF" w:themeShade="FF"/>
+                <w:lang w:val="en-CA"/>
+              </w:rPr>
+              <w:t>Developer logs into admin panel</w:t>
+            </w:r>
+          </w:p>
+          <w:p>
+            <w:pPr>
+              <w:pStyle w:val="ListParagraph"/>
+              <w:numPr>
+                <w:ilvl w:val="0"/>
+                <w:numId w:val="42"/>
+              </w:numPr>
+              <w:bidi w:val="0"/>
+              <w:spacing w:before="0" w:beforeAutospacing="off" w:after="0" w:afterAutospacing="off"/>
+              <w:rPr>
+                <w:noProof w:val="0"/>
+                <w:color w:val="000000" w:themeColor="text1" w:themeTint="FF" w:themeShade="FF"/>
+                <w:lang w:val="en-CA"/>
+              </w:rPr>
+            </w:pPr>
+            <w:r>
+              <w:rPr>
+                <w:noProof w:val="0"/>
+                <w:color w:val="000000" w:themeColor="text1" w:themeTint="FF" w:themeShade="FF"/>
+                <w:lang w:val="en-CA"/>
+              </w:rPr>
+              <w:t xml:space="preserve">Developer navigates to </w:t>
+            </w:r>
+            <w:r>
+              <w:rPr>
+                <w:noProof w:val="0"/>
+                <w:color w:val="000000" w:themeColor="text1" w:themeTint="FF" w:themeShade="FF"/>
+                <w:lang w:val="en-CA"/>
+              </w:rPr>
+              <w:t>monitoring</w:t>
+            </w:r>
+            <w:r>
+              <w:rPr>
+                <w:noProof w:val="0"/>
+                <w:color w:val="000000" w:themeColor="text1" w:themeTint="FF" w:themeShade="FF"/>
+                <w:lang w:val="en-CA"/>
+              </w:rPr>
+              <w:t xml:space="preserve"> dashboard</w:t>
+            </w:r>
+          </w:p>
+          <w:p>
+            <w:pPr>
+              <w:pStyle w:val="ListParagraph"/>
+              <w:numPr>
+                <w:ilvl w:val="0"/>
+                <w:numId w:val="42"/>
+              </w:numPr>
+              <w:bidi w:val="0"/>
+              <w:spacing w:before="0" w:beforeAutospacing="off" w:after="0" w:afterAutospacing="off"/>
+              <w:rPr>
+                <w:noProof w:val="0"/>
+                <w:color w:val="000000" w:themeColor="text1" w:themeTint="FF" w:themeShade="FF"/>
+                <w:lang w:val="en-CA"/>
+              </w:rPr>
+            </w:pPr>
+            <w:r>
+              <w:rPr>
+                <w:noProof w:val="0"/>
+                <w:color w:val="000000" w:themeColor="text1" w:themeTint="FF" w:themeShade="FF"/>
+                <w:lang w:val="en-CA"/>
+              </w:rPr>
+              <w:t>System displays real-time metrics</w:t>
+            </w:r>
+          </w:p>
+          <w:p>
+            <w:pPr>
+              <w:pStyle w:val="ListParagraph"/>
+              <w:numPr>
+                <w:ilvl w:val="0"/>
+                <w:numId w:val="42"/>
+              </w:numPr>
+              <w:bidi w:val="0"/>
+              <w:spacing w:before="0" w:beforeAutospacing="off" w:after="0" w:afterAutospacing="off"/>
+              <w:rPr>
+                <w:noProof w:val="0"/>
+                <w:color w:val="000000" w:themeColor="text1" w:themeTint="FF" w:themeShade="FF"/>
+                <w:lang w:val="en-CA"/>
+              </w:rPr>
+            </w:pPr>
+            <w:r>
+              <w:rPr>
+                <w:noProof w:val="0"/>
+                <w:color w:val="000000" w:themeColor="text1" w:themeTint="FF" w:themeShade="FF"/>
+                <w:lang w:val="en-CA"/>
+              </w:rPr>
+              <w:t>Developer reviews performance indicators</w:t>
+            </w:r>
+          </w:p>
+          <w:p>
+            <w:pPr>
+              <w:pStyle w:val="ListParagraph"/>
+              <w:numPr>
+                <w:ilvl w:val="0"/>
+                <w:numId w:val="42"/>
+              </w:numPr>
+              <w:bidi w:val="0"/>
+              <w:spacing w:before="0" w:beforeAutospacing="off" w:after="0" w:afterAutospacing="off"/>
+              <w:rPr>
+                <w:noProof w:val="0"/>
+                <w:color w:val="000000" w:themeColor="text1" w:themeTint="FF" w:themeShade="FF"/>
+                <w:lang w:val="en-CA"/>
+              </w:rPr>
+            </w:pPr>
+            <w:r>
+              <w:rPr>
+                <w:noProof w:val="0"/>
+                <w:color w:val="000000" w:themeColor="text1" w:themeTint="FF" w:themeShade="FF"/>
+                <w:lang w:val="en-CA"/>
+              </w:rPr>
+              <w:t>Developer examines error logs if needed</w:t>
+            </w:r>
+          </w:p>
+          <w:p>
+            <w:pPr>
+              <w:pStyle w:val="ListParagraph"/>
+              <w:numPr>
+                <w:ilvl w:val="0"/>
+                <w:numId w:val="42"/>
+              </w:numPr>
+              <w:bidi w:val="0"/>
+              <w:spacing w:before="0" w:beforeAutospacing="off" w:after="0" w:afterAutospacing="off"/>
+              <w:rPr>
+                <w:noProof w:val="0"/>
+                <w:color w:val="000000" w:themeColor="text1" w:themeTint="FF" w:themeShade="FF"/>
+                <w:lang w:val="en-CA"/>
+              </w:rPr>
+            </w:pPr>
+            <w:r>
+              <w:rPr>
+                <w:noProof w:val="0"/>
+                <w:color w:val="000000" w:themeColor="text1" w:themeTint="FF" w:themeShade="FF"/>
+                <w:lang w:val="en-CA"/>
+              </w:rPr>
+              <w:t xml:space="preserve">Developer </w:t>
+            </w:r>
+            <w:r>
+              <w:rPr>
+                <w:noProof w:val="0"/>
+                <w:color w:val="000000" w:themeColor="text1" w:themeTint="FF" w:themeShade="FF"/>
+                <w:lang w:val="en-CA"/>
+              </w:rPr>
+              <w:t>identifies</w:t>
+            </w:r>
+            <w:r>
+              <w:rPr>
+                <w:noProof w:val="0"/>
+                <w:color w:val="000000" w:themeColor="text1" w:themeTint="FF" w:themeShade="FF"/>
+                <w:lang w:val="en-CA"/>
+              </w:rPr>
+              <w:t xml:space="preserve"> issues</w:t>
+            </w:r>
+          </w:p>
+          <w:p>
+            <w:pPr>
+              <w:pStyle w:val="ListParagraph"/>
+              <w:numPr>
+                <w:ilvl w:val="0"/>
+                <w:numId w:val="42"/>
+              </w:numPr>
+              <w:bidi w:val="0"/>
+              <w:spacing w:before="0" w:beforeAutospacing="off" w:after="0" w:afterAutospacing="off"/>
+              <w:rPr>
+                <w:noProof w:val="0"/>
+                <w:color w:val="000000" w:themeColor="text1" w:themeTint="FF" w:themeShade="FF"/>
+                <w:lang w:val="en-CA"/>
+              </w:rPr>
+            </w:pPr>
+            <w:r>
+              <w:rPr>
+                <w:noProof w:val="0"/>
+                <w:color w:val="000000" w:themeColor="text1" w:themeTint="FF" w:themeShade="FF"/>
+                <w:lang w:val="en-CA"/>
+              </w:rPr>
+              <w:t>Developer takes corrective action</w:t>
+            </w:r>
+          </w:p>
+          <w:p>
+            <w:pPr>
+              <w:pStyle w:val="ListParagraph"/>
+              <w:suppressLineNumbers w:val="0"/>
+              <w:bidi w:val="0"/>
+              <w:spacing w:before="0" w:beforeAutospacing="off" w:after="0" w:afterAutospacing="off" w:line="240" w:lineRule="auto"/>
+              <w:ind w:left="720" w:right="0"/>
+              <w:jc w:val="left"/>
+            </w:pPr>
+          </w:p>
+        </w:tc>
+      </w:tr>
+      <w:tr>
+        <w:trPr>
+          <w:trHeight w:val="300"/>
+        </w:trPr>
+        <w:tc>
+          <w:tcPr>
+            <w:tcW w:w="9360" w:type="dxa"/>
+            <w:gridSpan w:val="3"/>
+            <w:tcMar/>
+          </w:tcPr>
+          <w:p>
+            <w:pPr>
+              <w:pStyle w:val="Normal"/>
+            </w:pPr>
+            <w:r>
+              <w:rPr/>
+              <w:t>Subflow:</w:t>
+            </w:r>
+          </w:p>
+        </w:tc>
+      </w:tr>
+      <w:tr>
+        <w:trPr>
+          <w:trHeight w:val="300"/>
+        </w:trPr>
+        <w:tc>
+          <w:tcPr>
+            <w:tcW w:w="9360" w:type="dxa"/>
+            <w:gridSpan w:val="3"/>
+            <w:tcMar/>
+          </w:tcPr>
+          <w:p>
+            <w:pPr>
+              <w:pStyle w:val="Normal"/>
+              <w:rPr>
+                <w:color w:val="000000" w:themeColor="text1" w:themeTint="FF" w:themeShade="FF"/>
+              </w:rPr>
+            </w:pPr>
+            <w:r>
+              <w:rPr>
+                <w:color w:val="000000" w:themeColor="text1" w:themeTint="FF" w:themeShade="FF"/>
+              </w:rPr>
+              <w:t>Alternate/Exceptional Flows:</w:t>
+            </w:r>
+          </w:p>
+          <w:p>
+            <w:pPr>
+              <w:pStyle w:val="Normal"/>
+              <w:spacing w:before="0" w:beforeAutospacing="off" w:after="0" w:afterAutospacing="off"/>
+              <w:rPr>
+                <w:rFonts w:ascii="Century Gothic" w:hAnsi="Century Gothic" w:eastAsia="Century Gothic" w:cs="Century Gothic"/>
+                <w:noProof w:val="0"/>
+                <w:color w:val="000000" w:themeColor="text1" w:themeTint="FF" w:themeShade="FF"/>
+                <w:sz w:val="22"/>
+                <w:szCs w:val="22"/>
+                <w:lang w:val="en-CA"/>
+              </w:rPr>
+            </w:pPr>
+            <w:r>
+              <w:rPr>
+                <w:rFonts w:ascii="Century Gothic" w:hAnsi="Century Gothic" w:eastAsia="Century Gothic" w:cs="Century Gothic"/>
+                <w:noProof w:val="0"/>
+                <w:color w:val="000000" w:themeColor="text1" w:themeTint="FF" w:themeShade="FF"/>
+                <w:sz w:val="22"/>
+                <w:szCs w:val="22"/>
+                <w:lang w:val="en-CA"/>
+              </w:rPr>
+              <w:t>If critical error detected, system sends immediate alert</w:t>
+            </w:r>
+          </w:p>
+          <w:p>
+            <w:pPr>
+              <w:pStyle w:val="Normal"/>
+              <w:spacing w:before="0" w:beforeAutospacing="off" w:after="0" w:afterAutospacing="off"/>
+              <w:rPr>
+                <w:rFonts w:ascii="Century Gothic" w:hAnsi="Century Gothic" w:eastAsia="Century Gothic" w:cs="Century Gothic"/>
+                <w:noProof w:val="0"/>
+                <w:color w:val="000000" w:themeColor="text1" w:themeTint="FF" w:themeShade="FF"/>
+                <w:sz w:val="22"/>
+                <w:szCs w:val="22"/>
+                <w:lang w:val="en-CA"/>
+              </w:rPr>
+            </w:pPr>
+            <w:r>
+              <w:rPr>
+                <w:rFonts w:ascii="Century Gothic" w:hAnsi="Century Gothic" w:eastAsia="Century Gothic" w:cs="Century Gothic"/>
+                <w:noProof w:val="0"/>
+                <w:color w:val="000000" w:themeColor="text1" w:themeTint="FF" w:themeShade="FF"/>
+                <w:sz w:val="22"/>
+                <w:szCs w:val="22"/>
+                <w:lang w:val="en-CA"/>
+              </w:rPr>
+              <w:t>If metrics exceed thresholds, system generates warning</w:t>
+            </w:r>
+          </w:p>
+          <w:p>
+            <w:pPr>
+              <w:pStyle w:val="Normal"/>
+              <w:spacing w:before="0" w:beforeAutospacing="off" w:after="0" w:afterAutospacing="off"/>
+              <w:rPr>
+                <w:rFonts w:ascii="Century Gothic" w:hAnsi="Century Gothic" w:eastAsia="Century Gothic" w:cs="Century Gothic"/>
+                <w:noProof w:val="0"/>
+                <w:color w:val="000000" w:themeColor="text1" w:themeTint="FF" w:themeShade="FF"/>
+                <w:sz w:val="22"/>
+                <w:szCs w:val="22"/>
+                <w:lang w:val="en-CA"/>
+              </w:rPr>
+            </w:pPr>
+            <w:r>
+              <w:rPr>
+                <w:rFonts w:ascii="Century Gothic" w:hAnsi="Century Gothic" w:eastAsia="Century Gothic" w:cs="Century Gothic"/>
+                <w:noProof w:val="0"/>
+                <w:color w:val="000000" w:themeColor="text1" w:themeTint="FF" w:themeShade="FF"/>
+                <w:sz w:val="22"/>
+                <w:szCs w:val="22"/>
+                <w:lang w:val="en-CA"/>
+              </w:rPr>
+              <w:t>Developer escalates issues to senior team members</w:t>
+            </w:r>
+          </w:p>
+        </w:tc>
+      </w:tr>
+    </w:tbl>
+    <w:p>
+      <w:pPr>
+        <w:pStyle w:val="Normal"/>
+        <w:spacing w:before="240" w:beforeAutospacing="off" w:after="240" w:afterAutospacing="off"/>
+        <w:rPr>
+          <w:noProof w:val="0"/>
+          <w:color w:val="000000" w:themeColor="text1" w:themeTint="FF" w:themeShade="FF"/>
+          <w:lang w:val="en-CA"/>
+        </w:rPr>
+      </w:pPr>
+    </w:p>
+    <w:p>
+      <w:pPr>
+        <w:pStyle w:val="Normal"/>
+        <w:spacing w:before="240" w:beforeAutospacing="off" w:after="240" w:afterAutospacing="off"/>
+        <w:rPr>
+          <w:noProof w:val="0"/>
+          <w:color w:val="000000" w:themeColor="text1" w:themeTint="FF" w:themeShade="FF"/>
+          <w:lang w:val="en-CA"/>
+        </w:rPr>
+      </w:pPr>
+    </w:p>
+    <w:p>
+      <w:pPr>
+        <w:pStyle w:val="Normal"/>
+        <w:ind w:left="0"/>
+        <w:rPr>
+          <w:sz w:val="22"/>
+          <w:szCs w:val="22"/>
+        </w:rPr>
+      </w:pPr>
+    </w:p>
+    <w:p>
+      <w:pPr>
+        <w:pStyle w:val="Normal"/>
+        <w:suppressLineNumbers w:val="0"/>
+        <w:bidi w:val="0"/>
+        <w:spacing w:before="0" w:beforeAutospacing="off" w:after="160" w:afterAutospacing="off" w:line="259" w:lineRule="auto"/>
+        <w:ind w:left="0" w:right="0" w:firstLine="0"/>
+        <w:jc w:val="left"/>
+      </w:pPr>
+    </w:p>
+    <w:p>
+      <w:pPr>
+        <w:pStyle w:val="Normal"/>
+        <w:suppressLineNumbers w:val="0"/>
+        <w:bidi w:val="0"/>
+        <w:spacing w:before="0" w:beforeAutospacing="off" w:after="160" w:afterAutospacing="off" w:line="259" w:lineRule="auto"/>
+        <w:ind w:left="0" w:right="0" w:firstLine="720"/>
+        <w:jc w:val="left"/>
+      </w:pPr>
+    </w:p>
+    <w:p>
+      <w:pPr>
+        <w:pStyle w:val="Normal"/>
+        <w:suppressLineNumbers w:val="0"/>
+        <w:bidi w:val="0"/>
+        <w:spacing w:before="0" w:beforeAutospacing="off" w:after="160" w:afterAutospacing="off" w:line="259" w:lineRule="auto"/>
+        <w:ind w:left="0" w:right="0" w:firstLine="720"/>
+        <w:jc w:val="left"/>
+      </w:pPr>
+    </w:p>
+    <w:p>
+      <w:pPr>
+        <w:pStyle w:val="Normal"/>
+        <w:suppressLineNumbers w:val="0"/>
+        <w:bidi w:val="0"/>
+        <w:spacing w:before="0" w:beforeAutospacing="off" w:after="160" w:afterAutospacing="off" w:line="259" w:lineRule="auto"/>
+        <w:ind w:left="0" w:right="0" w:firstLine="720"/>
+        <w:jc w:val="left"/>
+      </w:pPr>
+    </w:p>
+    <w:p>
+      <w:pPr>
+        <w:pStyle w:val="Normal"/>
+        <w:suppressLineNumbers w:val="0"/>
+        <w:bidi w:val="0"/>
+        <w:spacing w:before="0" w:beforeAutospacing="off" w:after="160" w:afterAutospacing="off" w:line="259" w:lineRule="auto"/>
+        <w:ind w:left="0" w:right="0" w:firstLine="720"/>
+        <w:jc w:val="left"/>
+      </w:pPr>
+    </w:p>
+    <w:p>
+      <w:pPr>
+        <w:pStyle w:val="Normal"/>
+        <w:suppressLineNumbers w:val="0"/>
+        <w:bidi w:val="0"/>
+        <w:spacing w:before="0" w:beforeAutospacing="off" w:after="160" w:afterAutospacing="off" w:line="259" w:lineRule="auto"/>
+        <w:ind w:left="0" w:right="0" w:firstLine="720"/>
+        <w:jc w:val="left"/>
+      </w:pPr>
+    </w:p>
+    <w:p>
+      <w:pPr>
+        <w:pStyle w:val="Normal"/>
+        <w:suppressLineNumbers w:val="0"/>
+        <w:bidi w:val="0"/>
+        <w:spacing w:before="0" w:beforeAutospacing="off" w:after="160" w:afterAutospacing="off" w:line="259" w:lineRule="auto"/>
+        <w:ind w:left="0" w:right="0" w:firstLine="720"/>
+        <w:jc w:val="left"/>
+      </w:pPr>
+    </w:p>
+    <w:p>
+      <w:pPr>
+        <w:pStyle w:val="Normal"/>
+        <w:suppressLineNumbers w:val="0"/>
+        <w:bidi w:val="0"/>
+        <w:spacing w:before="0" w:beforeAutospacing="off" w:after="160" w:afterAutospacing="off" w:line="259" w:lineRule="auto"/>
+        <w:ind w:left="0" w:right="0" w:firstLine="720"/>
+        <w:jc w:val="left"/>
+      </w:pPr>
+    </w:p>
+    <w:p>
+      <w:pPr>
+        <w:pStyle w:val="Normal"/>
+        <w:suppressLineNumbers w:val="0"/>
+        <w:bidi w:val="0"/>
+        <w:spacing w:before="0" w:beforeAutospacing="off" w:after="160" w:afterAutospacing="off" w:line="259" w:lineRule="auto"/>
+        <w:ind w:left="0" w:right="0" w:firstLine="720"/>
+        <w:jc w:val="left"/>
+      </w:pPr>
+    </w:p>
+    <w:p>
+      <w:pPr>
+        <w:pStyle w:val="Normal"/>
+        <w:suppressLineNumbers w:val="0"/>
+        <w:bidi w:val="0"/>
+        <w:spacing w:before="0" w:beforeAutospacing="off" w:after="160" w:afterAutospacing="off" w:line="259" w:lineRule="auto"/>
+        <w:ind w:left="0" w:right="0" w:firstLine="720"/>
+        <w:jc w:val="left"/>
+      </w:pPr>
+    </w:p>
+    <w:p>
+      <w:pPr>
+        <w:pStyle w:val="Heading1"/>
+        <w:ind w:left="0"/>
+        <w:rPr>
+          <w:rFonts w:ascii="Calibri" w:hAnsi="Calibri" w:eastAsia="Calibri" w:cs="Calibri"/>
+        </w:rPr>
+      </w:pPr>
+      <w:bookmarkStart w:name="_3.4_Activity_Diagrams" w:id="38"/>
+      <w:bookmarkStart w:name="_Toc197966248" w:id="39"/>
+      <w:bookmarkEnd w:id="38"/>
+      <w:r>
+        <w:rPr>
+          <w:rFonts w:ascii="Calibri" w:hAnsi="Calibri" w:eastAsia="Calibri" w:cs="Calibri"/>
+        </w:rPr>
+        <w:t>3.</w:t>
+      </w:r>
+      <w:r>
+        <w:rPr>
+          <w:rFonts w:ascii="Calibri" w:hAnsi="Calibri" w:eastAsia="Calibri" w:cs="Calibri"/>
+        </w:rPr>
+        <w:t>3</w:t>
+      </w:r>
+      <w:r>
+        <w:rPr>
+          <w:rFonts w:ascii="Calibri" w:hAnsi="Calibri" w:eastAsia="Calibri" w:cs="Calibri"/>
+        </w:rPr>
+        <w:t xml:space="preserve"> Activity Diagrams</w:t>
+      </w:r>
+      <w:bookmarkEnd w:id="39"/>
+    </w:p>
+    <w:p>
+      <w:pPr>
+        <w:pStyle w:val="Normal"/>
+      </w:pPr>
+    </w:p>
+    <w:p>
+      <w:pPr>
+        <w:pStyle w:val="Normal"/>
+        <w:rPr>
+          <w:rFonts w:ascii="Calibri" w:hAnsi="Calibri" w:eastAsia="Calibri" w:cs="Calibri"/>
+          <w:b w:val="1"/>
+          <w:bCs w:val="1"/>
+          <w:sz w:val="24"/>
+          <w:szCs w:val="24"/>
+        </w:rPr>
+      </w:pPr>
+      <w:r>
+        <w:rPr>
+          <w:rFonts w:ascii="Calibri" w:hAnsi="Calibri" w:eastAsia="Calibri" w:cs="Calibri"/>
+          <w:b w:val="1"/>
+          <w:bCs w:val="1"/>
+          <w:sz w:val="24"/>
+          <w:szCs w:val="24"/>
+        </w:rPr>
+        <w:t>Book learning session</w:t>
+      </w:r>
+    </w:p>
+    <w:p>
+      <w:pPr>
+        <w:pStyle w:val="Normal"/>
+        <w:jc w:val="center"/>
+      </w:pPr>
+      <w:r>
+        <w:drawing>
+          <wp:inline wp14:editId="497192FE" wp14:anchorId="4A05B458">
+            <wp:extent cx="4409209" cy="6087050"/>
+            <wp:effectExtent l="0" t="0" r="0" b="0"/>
+            <wp:docPr id="686701601" name="drawing"/>
+            <wp:cNvGraphicFramePr>
+              <a:graphicFrameLocks noChangeAspect="1"/>
+            </wp:cNvGraphicFramePr>
+            <a:graphic>
+              <a:graphicData xmlns:a="http://schemas.openxmlformats.org/drawingml/2006/main" uri="http://schemas.openxmlformats.org/drawingml/2006/picture">
+                <pic:pic xmlns:pic="http://schemas.openxmlformats.org/drawingml/2006/picture">
+                  <pic:nvPicPr>
+                    <pic:cNvPr id="686701601" name="Picture 686701601"/>
+                    <pic:cNvPicPr/>
+                  </pic:nvPicPr>
+                  <pic:blipFill>
+                    <a:blip xmlns:r="http://schemas.openxmlformats.org/officeDocument/2006/relationships" r:embed="rId1414821218">
+                      <a:extLst>
+                        <a:ext uri="{28A0092B-C50C-407E-A947-70E740481C1C}">
+                          <a14:useLocalDpi xmlns:a14="http://schemas.microsoft.com/office/drawing/2010/main"/>
+                        </a:ext>
+                      </a:extLst>
+                    </a:blip>
+                    <a:stretch>
+                      <a:fillRect/>
+                    </a:stretch>
+                  </pic:blipFill>
+                  <pic:spPr>
+                    <a:xfrm rot="0">
+                      <a:off x="0" y="0"/>
+                      <a:ext cx="4409209" cy="6087050"/>
+                    </a:xfrm>
+                    <a:prstGeom prst="rect">
+                      <a:avLst/>
+                    </a:prstGeom>
+                  </pic:spPr>
+                </pic:pic>
+              </a:graphicData>
+            </a:graphic>
+          </wp:inline>
+        </w:drawing>
+      </w:r>
+    </w:p>
+    <w:p>
+      <w:pPr>
+        <w:pStyle w:val="Normal"/>
+        <w:jc w:val="center"/>
+      </w:pPr>
+    </w:p>
+    <w:p>
+      <w:pPr>
+        <w:pStyle w:val="Normal"/>
+        <w:jc w:val="center"/>
+      </w:pPr>
+    </w:p>
+    <w:p>
+      <w:pPr>
+        <w:pStyle w:val="Normal"/>
+        <w:jc w:val="center"/>
+      </w:pPr>
+    </w:p>
+    <w:p>
+      <w:pPr>
+        <w:pStyle w:val="Normal"/>
+        <w:jc w:val="center"/>
+      </w:pPr>
+    </w:p>
+    <w:p>
+      <w:pPr>
+        <w:pStyle w:val="Normal"/>
+        <w:jc w:val="center"/>
+      </w:pPr>
+    </w:p>
+    <w:p>
+      <w:pPr>
+        <w:pStyle w:val="Normal"/>
+        <w:jc w:val="left"/>
+        <w:rPr>
+          <w:rFonts w:ascii="Calibri" w:hAnsi="Calibri" w:eastAsia="Calibri" w:cs="Calibri"/>
+          <w:b w:val="1"/>
+          <w:bCs w:val="1"/>
+          <w:sz w:val="24"/>
+          <w:szCs w:val="24"/>
+        </w:rPr>
+      </w:pPr>
+      <w:r>
+        <w:rPr>
+          <w:rFonts w:ascii="Calibri" w:hAnsi="Calibri" w:eastAsia="Calibri" w:cs="Calibri"/>
+          <w:b w:val="1"/>
+          <w:bCs w:val="1"/>
+          <w:sz w:val="24"/>
+          <w:szCs w:val="24"/>
+        </w:rPr>
+        <w:t>Record Volunteers Hours</w:t>
+      </w:r>
+    </w:p>
+    <w:p>
+      <w:pPr>
+        <w:pStyle w:val="Normal"/>
+        <w:jc w:val="center"/>
+      </w:pPr>
+      <w:r>
+        <w:drawing>
+          <wp:inline wp14:editId="692F4F22" wp14:anchorId="7FC36636">
+            <wp:extent cx="4310342" cy="6774947"/>
+            <wp:effectExtent l="0" t="0" r="0" b="0"/>
+            <wp:docPr id="1326776006" name="drawing"/>
+            <wp:cNvGraphicFramePr>
+              <a:graphicFrameLocks noChangeAspect="1"/>
+            </wp:cNvGraphicFramePr>
+            <a:graphic>
+              <a:graphicData xmlns:a="http://schemas.openxmlformats.org/drawingml/2006/main" uri="http://schemas.openxmlformats.org/drawingml/2006/picture">
+                <pic:pic xmlns:pic="http://schemas.openxmlformats.org/drawingml/2006/picture">
+                  <pic:nvPicPr>
+                    <pic:cNvPr id="1326776006" name="Picture 1326776006"/>
+                    <pic:cNvPicPr/>
+                  </pic:nvPicPr>
+                  <pic:blipFill>
+                    <a:blip xmlns:r="http://schemas.openxmlformats.org/officeDocument/2006/relationships" r:embed="rId671776107">
+                      <a:extLst>
+                        <a:ext uri="{28A0092B-C50C-407E-A947-70E740481C1C}">
+                          <a14:useLocalDpi xmlns:a14="http://schemas.microsoft.com/office/drawing/2010/main"/>
+                        </a:ext>
+                      </a:extLst>
+                    </a:blip>
+                    <a:stretch>
+                      <a:fillRect/>
+                    </a:stretch>
+                  </pic:blipFill>
+                  <pic:spPr>
+                    <a:xfrm rot="0">
+                      <a:off x="0" y="0"/>
+                      <a:ext cx="4310342" cy="6774947"/>
+                    </a:xfrm>
+                    <a:prstGeom prst="rect">
+                      <a:avLst/>
+                    </a:prstGeom>
+                  </pic:spPr>
+                </pic:pic>
+              </a:graphicData>
+            </a:graphic>
+          </wp:inline>
+        </w:drawing>
+      </w:r>
+    </w:p>
+    <w:p>
+      <w:pPr>
+        <w:pStyle w:val="Normal"/>
+        <w:jc w:val="center"/>
+      </w:pPr>
+    </w:p>
+    <w:p>
+      <w:pPr>
+        <w:pStyle w:val="Normal"/>
+        <w:jc w:val="center"/>
+      </w:pPr>
+    </w:p>
+    <w:p>
+      <w:pPr>
+        <w:pStyle w:val="Normal"/>
+        <w:jc w:val="left"/>
+        <w:rPr>
+          <w:rFonts w:ascii="Calibri" w:hAnsi="Calibri" w:eastAsia="Calibri" w:cs="Calibri"/>
+          <w:b w:val="1"/>
+          <w:bCs w:val="1"/>
+          <w:sz w:val="24"/>
+          <w:szCs w:val="24"/>
+        </w:rPr>
+      </w:pPr>
+    </w:p>
+    <w:p>
+      <w:pPr>
+        <w:pStyle w:val="Normal"/>
+        <w:jc w:val="left"/>
+        <w:rPr>
+          <w:rFonts w:ascii="Calibri" w:hAnsi="Calibri" w:eastAsia="Calibri" w:cs="Calibri"/>
+          <w:b w:val="1"/>
+          <w:bCs w:val="1"/>
+          <w:sz w:val="24"/>
+          <w:szCs w:val="24"/>
+        </w:rPr>
+      </w:pPr>
+      <w:r>
+        <w:rPr>
+          <w:rFonts w:ascii="Calibri" w:hAnsi="Calibri" w:eastAsia="Calibri" w:cs="Calibri"/>
+          <w:b w:val="1"/>
+          <w:bCs w:val="1"/>
+          <w:sz w:val="24"/>
+          <w:szCs w:val="24"/>
+        </w:rPr>
+        <w:t>Access Dashboard</w:t>
+      </w:r>
+    </w:p>
+    <w:p>
+      <w:pPr>
+        <w:pStyle w:val="Normal"/>
+        <w:jc w:val="center"/>
+      </w:pPr>
+      <w:r>
+        <w:drawing>
+          <wp:inline wp14:editId="3BB619CE" wp14:anchorId="526BCCDF">
+            <wp:extent cx="5591175" cy="5943600"/>
+            <wp:effectExtent l="0" t="0" r="0" b="0"/>
+            <wp:docPr id="341083590" name="drawing"/>
+            <wp:cNvGraphicFramePr>
+              <a:graphicFrameLocks noChangeAspect="1"/>
+            </wp:cNvGraphicFramePr>
+            <a:graphic>
+              <a:graphicData xmlns:a="http://schemas.openxmlformats.org/drawingml/2006/main" uri="http://schemas.openxmlformats.org/drawingml/2006/picture">
+                <pic:pic xmlns:pic="http://schemas.openxmlformats.org/drawingml/2006/picture">
+                  <pic:nvPicPr>
+                    <pic:cNvPr id="341083590" name="Picture 341083590"/>
+                    <pic:cNvPicPr/>
+                  </pic:nvPicPr>
+                  <pic:blipFill>
+                    <a:blip xmlns:r="http://schemas.openxmlformats.org/officeDocument/2006/relationships" r:embed="rId219362843">
+                      <a:extLst>
+                        <a:ext uri="{28A0092B-C50C-407E-A947-70E740481C1C}">
+                          <a14:useLocalDpi xmlns:a14="http://schemas.microsoft.com/office/drawing/2010/main"/>
+                        </a:ext>
+                      </a:extLst>
+                    </a:blip>
+                    <a:stretch>
+                      <a:fillRect/>
+                    </a:stretch>
+                  </pic:blipFill>
+                  <pic:spPr>
+                    <a:xfrm>
+                      <a:off x="0" y="0"/>
+                      <a:ext cx="5591175" cy="5943600"/>
+                    </a:xfrm>
+                    <a:prstGeom prst="rect">
+                      <a:avLst/>
+                    </a:prstGeom>
+                  </pic:spPr>
+                </pic:pic>
+              </a:graphicData>
+            </a:graphic>
+          </wp:inline>
+        </w:drawing>
+      </w:r>
+    </w:p>
+    <w:p>
+      <w:pPr>
+        <w:pStyle w:val="Normal"/>
+        <w:jc w:val="center"/>
+      </w:pPr>
+    </w:p>
+    <w:p>
+      <w:pPr>
+        <w:pStyle w:val="Normal"/>
+        <w:jc w:val="center"/>
+      </w:pPr>
+    </w:p>
+    <w:p>
+      <w:pPr>
+        <w:pStyle w:val="Normal"/>
+        <w:jc w:val="center"/>
+      </w:pPr>
+    </w:p>
+    <w:p>
+      <w:pPr>
+        <w:pStyle w:val="Normal"/>
+        <w:jc w:val="center"/>
+      </w:pPr>
+    </w:p>
+    <w:p>
+      <w:pPr>
+        <w:pStyle w:val="Normal"/>
+        <w:jc w:val="left"/>
+        <w:rPr>
+          <w:rFonts w:ascii="Calibri" w:hAnsi="Calibri" w:eastAsia="Calibri" w:cs="Calibri"/>
+          <w:b w:val="1"/>
+          <w:bCs w:val="1"/>
+          <w:sz w:val="24"/>
+          <w:szCs w:val="24"/>
+        </w:rPr>
+      </w:pPr>
+      <w:r>
+        <w:rPr>
+          <w:rFonts w:ascii="Calibri" w:hAnsi="Calibri" w:eastAsia="Calibri" w:cs="Calibri"/>
+          <w:b w:val="1"/>
+          <w:bCs w:val="1"/>
+          <w:sz w:val="24"/>
+          <w:szCs w:val="24"/>
+        </w:rPr>
+        <w:t>Manage user accounts</w:t>
+      </w:r>
+    </w:p>
+    <w:p>
+      <w:pPr>
+        <w:pStyle w:val="Normal"/>
+        <w:jc w:val="center"/>
+      </w:pPr>
+      <w:r>
+        <w:drawing>
+          <wp:inline wp14:editId="77FC406E" wp14:anchorId="60EB825E">
+            <wp:extent cx="4019550" cy="5943600"/>
+            <wp:effectExtent l="0" t="0" r="0" b="0"/>
+            <wp:docPr id="1652281813" name="drawing"/>
+            <wp:cNvGraphicFramePr>
+              <a:graphicFrameLocks noChangeAspect="1"/>
+            </wp:cNvGraphicFramePr>
+            <a:graphic>
+              <a:graphicData xmlns:a="http://schemas.openxmlformats.org/drawingml/2006/main" uri="http://schemas.openxmlformats.org/drawingml/2006/picture">
+                <pic:pic xmlns:pic="http://schemas.openxmlformats.org/drawingml/2006/picture">
+                  <pic:nvPicPr>
+                    <pic:cNvPr id="1652281813" name="Picture 1652281813"/>
+                    <pic:cNvPicPr/>
+                  </pic:nvPicPr>
+                  <pic:blipFill>
+                    <a:blip xmlns:r="http://schemas.openxmlformats.org/officeDocument/2006/relationships" r:embed="rId423435529">
+                      <a:extLst>
+                        <a:ext uri="{28A0092B-C50C-407E-A947-70E740481C1C}">
+                          <a14:useLocalDpi xmlns:a14="http://schemas.microsoft.com/office/drawing/2010/main"/>
+                        </a:ext>
+                      </a:extLst>
+                    </a:blip>
+                    <a:stretch>
+                      <a:fillRect/>
+                    </a:stretch>
+                  </pic:blipFill>
+                  <pic:spPr>
+                    <a:xfrm>
+                      <a:off x="0" y="0"/>
+                      <a:ext cx="4019550" cy="5943600"/>
+                    </a:xfrm>
+                    <a:prstGeom prst="rect">
+                      <a:avLst/>
+                    </a:prstGeom>
+                  </pic:spPr>
+                </pic:pic>
+              </a:graphicData>
+            </a:graphic>
+          </wp:inline>
+        </w:drawing>
+      </w:r>
+    </w:p>
+    <w:p>
+      <w:pPr>
+        <w:pStyle w:val="Normal"/>
+        <w:jc w:val="center"/>
+      </w:pPr>
+    </w:p>
+    <w:p>
+      <w:pPr>
+        <w:pStyle w:val="Normal"/>
+        <w:jc w:val="center"/>
+      </w:pPr>
+    </w:p>
+    <w:p>
+      <w:pPr>
+        <w:pStyle w:val="Normal"/>
+        <w:jc w:val="center"/>
+      </w:pPr>
+    </w:p>
+    <w:p>
+      <w:pPr>
+        <w:pStyle w:val="Normal"/>
+        <w:jc w:val="center"/>
+      </w:pPr>
+    </w:p>
+    <w:p>
+      <w:pPr>
+        <w:pStyle w:val="Normal"/>
+        <w:jc w:val="center"/>
+      </w:pPr>
+    </w:p>
+    <w:p>
+      <w:pPr>
+        <w:pStyle w:val="Normal"/>
+        <w:jc w:val="center"/>
+      </w:pPr>
+    </w:p>
+    <w:p>
+      <w:pPr>
+        <w:pStyle w:val="Normal"/>
+        <w:jc w:val="left"/>
+        <w:rPr>
+          <w:rFonts w:ascii="Calibri" w:hAnsi="Calibri" w:eastAsia="Calibri" w:cs="Calibri"/>
+          <w:b w:val="1"/>
+          <w:bCs w:val="1"/>
+          <w:sz w:val="24"/>
+          <w:szCs w:val="24"/>
+        </w:rPr>
+      </w:pPr>
+      <w:r>
+        <w:rPr>
+          <w:rFonts w:ascii="Calibri" w:hAnsi="Calibri" w:eastAsia="Calibri" w:cs="Calibri"/>
+          <w:b w:val="1"/>
+          <w:bCs w:val="1"/>
+          <w:sz w:val="24"/>
+          <w:szCs w:val="24"/>
+        </w:rPr>
+        <w:t>Monitoring system performance</w:t>
+      </w:r>
+    </w:p>
+    <w:p>
+      <w:pPr>
+        <w:pStyle w:val="Normal"/>
+        <w:jc w:val="center"/>
+      </w:pPr>
+      <w:r>
+        <w:drawing>
+          <wp:inline wp14:editId="58EBF32E" wp14:anchorId="181FFEC8">
+            <wp:extent cx="5028009" cy="6956714"/>
+            <wp:effectExtent l="0" t="0" r="0" b="0"/>
+            <wp:docPr id="1614294475" name="drawing"/>
+            <wp:cNvGraphicFramePr>
+              <a:graphicFrameLocks noChangeAspect="1"/>
+            </wp:cNvGraphicFramePr>
+            <a:graphic>
+              <a:graphicData xmlns:a="http://schemas.openxmlformats.org/drawingml/2006/main" uri="http://schemas.openxmlformats.org/drawingml/2006/picture">
+                <pic:pic xmlns:pic="http://schemas.openxmlformats.org/drawingml/2006/picture">
+                  <pic:nvPicPr>
+                    <pic:cNvPr id="1614294475" name="Picture 1614294475"/>
+                    <pic:cNvPicPr/>
+                  </pic:nvPicPr>
+                  <pic:blipFill>
+                    <a:blip xmlns:r="http://schemas.openxmlformats.org/officeDocument/2006/relationships" r:embed="rId440077165">
+                      <a:extLst>
+                        <a:ext uri="{28A0092B-C50C-407E-A947-70E740481C1C}">
+                          <a14:useLocalDpi xmlns:a14="http://schemas.microsoft.com/office/drawing/2010/main"/>
+                        </a:ext>
+                      </a:extLst>
+                    </a:blip>
+                    <a:stretch>
+                      <a:fillRect/>
+                    </a:stretch>
+                  </pic:blipFill>
+                  <pic:spPr>
+                    <a:xfrm rot="0">
+                      <a:off x="0" y="0"/>
+                      <a:ext cx="5028009" cy="6956714"/>
+                    </a:xfrm>
+                    <a:prstGeom prst="rect">
+                      <a:avLst/>
+                    </a:prstGeom>
+                  </pic:spPr>
+                </pic:pic>
+              </a:graphicData>
+            </a:graphic>
+          </wp:inline>
+        </w:drawing>
+      </w:r>
+    </w:p>
+    <w:p>
+      <w:pPr>
+        <w:pStyle w:val="Heading1"/>
+        <w:rPr>
+          <w:rFonts w:ascii="Calibri" w:hAnsi="Calibri" w:eastAsia="Calibri" w:cs="Calibri"/>
+        </w:rPr>
+      </w:pPr>
+    </w:p>
+    <w:p>
+      <w:pPr>
+        <w:pStyle w:val="Heading1"/>
+        <w:rPr>
+          <w:rFonts w:ascii="Calibri" w:hAnsi="Calibri" w:eastAsia="Calibri" w:cs="Calibri"/>
+        </w:rPr>
+      </w:pPr>
+      <w:bookmarkStart w:name="_Toc197966249" w:id="40"/>
+      <w:r>
+        <w:rPr>
+          <w:rFonts w:ascii="Calibri" w:hAnsi="Calibri" w:eastAsia="Calibri" w:cs="Calibri"/>
+        </w:rPr>
+        <w:t>3.</w:t>
+      </w:r>
+      <w:r>
+        <w:rPr>
+          <w:rFonts w:ascii="Calibri" w:hAnsi="Calibri" w:eastAsia="Calibri" w:cs="Calibri"/>
+        </w:rPr>
+        <w:t>4</w:t>
+      </w:r>
+      <w:r>
+        <w:rPr>
+          <w:rFonts w:ascii="Calibri" w:hAnsi="Calibri" w:eastAsia="Calibri" w:cs="Calibri"/>
+        </w:rPr>
+        <w:t xml:space="preserve"> Business Rules</w:t>
+      </w:r>
+      <w:bookmarkEnd w:id="40"/>
+    </w:p>
+    <w:p>
+      <w:pPr>
+        <w:rPr>
+          <w:rFonts w:ascii="Calibri" w:hAnsi="Calibri" w:eastAsia="Calibri" w:cs="Calibri"/>
+          <w:color w:val="BC1B4B" w:themeColor="accent2" w:themeShade="BF"/>
+        </w:rPr>
+      </w:pPr>
+    </w:p>
+    <w:tbl>
+      <w:tblPr>
+        <w:tblStyle w:val="TableGrid"/>
+        <w:tblW w:w="8779" w:type="dxa"/>
         <w:tblLayout w:type="fixed"/>
         <w:tblLook w:val="04A0" w:firstRow="1" w:lastRow="0" w:firstColumn="1" w:lastColumn="0" w:noHBand="0" w:noVBand="1"/>
       </w:tblPr>
       <w:tblGrid>
-        <w:gridCol w:w="1052"/>
-        <w:gridCol w:w="3333"/>
+        <w:gridCol w:w="1050"/>
+        <w:gridCol w:w="3335"/>
         <w:gridCol w:w="1701"/>
         <w:gridCol w:w="1303"/>
         <w:gridCol w:w="1390"/>
@@ -22726,7 +27061,7 @@
         </w:trPr>
         <w:tc>
           <w:tcPr>
-            <w:tcW w:w="1052" w:type="dxa"/>
+            <w:tcW w:w="1050" w:type="dxa"/>
             <w:tcBorders>
               <w:top w:val="single" w:color="auto" w:sz="8" w:space="0"/>
               <w:left w:val="single" w:color="auto" w:sz="8" w:space="0"/>
@@ -22761,7 +27096,7 @@
         </w:tc>
         <w:tc>
           <w:tcPr>
-            <w:tcW w:w="3333" w:type="dxa"/>
+            <w:tcW w:w="3335" w:type="dxa"/>
             <w:tcBorders>
               <w:top w:val="single" w:color="auto" w:sz="8" w:space="0"/>
               <w:left w:val="single" w:color="auto" w:sz="8" w:space="0"/>
@@ -22918,7 +27253,7 @@
         </w:trPr>
         <w:tc>
           <w:tcPr>
-            <w:tcW w:w="1052" w:type="dxa"/>
+            <w:tcW w:w="1050" w:type="dxa"/>
             <w:tcBorders>
               <w:top w:val="single" w:color="auto" w:sz="8" w:space="0"/>
               <w:left w:val="single" w:color="auto" w:sz="8" w:space="0"/>
@@ -22946,7 +27281,7 @@
         </w:tc>
         <w:tc>
           <w:tcPr>
-            <w:tcW w:w="3333" w:type="dxa"/>
+            <w:tcW w:w="3335" w:type="dxa"/>
             <w:tcBorders>
               <w:top w:val="single" w:color="auto" w:sz="8" w:space="0"/>
               <w:left w:val="single" w:color="auto" w:sz="8" w:space="0"/>
@@ -22960,10 +27295,18 @@
           </w:tcPr>
           <w:p>
             <w:pPr>
-              <w:rPr>
-                <w:rFonts w:ascii="Calibri" w:hAnsi="Calibri" w:eastAsia="Calibri" w:cs="Calibri"/>
-              </w:rPr>
-            </w:pPr>
+              <w:pStyle w:val="Normal"/>
+            </w:pPr>
+            <w:r>
+              <w:rPr>
+                <w:rFonts w:ascii="Calibri" w:hAnsi="Calibri" w:eastAsia="Calibri" w:cs="Calibri"/>
+                <w:noProof w:val="0"/>
+                <w:sz w:val="22"/>
+                <w:szCs w:val="22"/>
+                <w:lang w:val="en-CA"/>
+              </w:rPr>
+              <w:t>User must be logged in</w:t>
+            </w:r>
           </w:p>
         </w:tc>
         <w:tc>
@@ -23060,7 +27403,7 @@
         </w:trPr>
         <w:tc>
           <w:tcPr>
-            <w:tcW w:w="1052" w:type="dxa"/>
+            <w:tcW w:w="1050" w:type="dxa"/>
             <w:tcBorders>
               <w:top w:val="single" w:color="auto" w:sz="8" w:space="0"/>
               <w:left w:val="single" w:color="auto" w:sz="8" w:space="0"/>
@@ -23088,7 +27431,7 @@
         </w:tc>
         <w:tc>
           <w:tcPr>
-            <w:tcW w:w="3333" w:type="dxa"/>
+            <w:tcW w:w="3335" w:type="dxa"/>
             <w:tcBorders>
               <w:top w:val="single" w:color="auto" w:sz="8" w:space="0"/>
               <w:left w:val="single" w:color="auto" w:sz="8" w:space="0"/>
@@ -23102,10 +27445,18 @@
           </w:tcPr>
           <w:p>
             <w:pPr>
-              <w:rPr>
-                <w:rFonts w:ascii="Calibri" w:hAnsi="Calibri" w:eastAsia="Calibri" w:cs="Calibri"/>
-              </w:rPr>
-            </w:pPr>
+              <w:pStyle w:val="Normal"/>
+            </w:pPr>
+            <w:r>
+              <w:rPr>
+                <w:rFonts w:ascii="Calibri" w:hAnsi="Calibri" w:eastAsia="Calibri" w:cs="Calibri"/>
+                <w:noProof w:val="0"/>
+                <w:sz w:val="22"/>
+                <w:szCs w:val="22"/>
+                <w:lang w:val="en-CA"/>
+              </w:rPr>
+              <w:t>Session can only be booked if volunteer is available</w:t>
+            </w:r>
           </w:p>
         </w:tc>
         <w:tc>
@@ -23162,7 +27513,13 @@
               <w:rPr>
                 <w:rFonts w:ascii="Calibri" w:hAnsi="Calibri" w:eastAsia="Calibri" w:cs="Calibri"/>
               </w:rPr>
-              <w:t>UC2</w:t>
+              <w:t>UC</w:t>
+            </w:r>
+            <w:r>
+              <w:rPr>
+                <w:rFonts w:ascii="Calibri" w:hAnsi="Calibri" w:eastAsia="Calibri" w:cs="Calibri"/>
+              </w:rPr>
+              <w:t>1</w:t>
             </w:r>
           </w:p>
         </w:tc>
@@ -23202,7 +27559,7 @@
         </w:trPr>
         <w:tc>
           <w:tcPr>
-            <w:tcW w:w="1052" w:type="dxa"/>
+            <w:tcW w:w="1050" w:type="dxa"/>
             <w:tcBorders>
               <w:top w:val="single" w:color="auto" w:sz="8" w:space="0"/>
               <w:left w:val="single" w:color="auto" w:sz="8" w:space="0"/>
@@ -23236,7 +27593,7 @@
         </w:tc>
         <w:tc>
           <w:tcPr>
-            <w:tcW w:w="3333" w:type="dxa"/>
+            <w:tcW w:w="3335" w:type="dxa"/>
             <w:tcBorders>
               <w:top w:val="single" w:color="auto" w:sz="8" w:space="0"/>
               <w:left w:val="single" w:color="auto" w:sz="8" w:space="0"/>
@@ -23250,10 +27607,18 @@
           </w:tcPr>
           <w:p>
             <w:pPr>
-              <w:rPr>
-                <w:rFonts w:ascii="Calibri" w:hAnsi="Calibri" w:eastAsia="Calibri" w:cs="Calibri"/>
-              </w:rPr>
-            </w:pPr>
+              <w:pStyle w:val="Normal"/>
+            </w:pPr>
+            <w:r>
+              <w:rPr>
+                <w:rFonts w:ascii="Calibri" w:hAnsi="Calibri" w:eastAsia="Calibri" w:cs="Calibri"/>
+                <w:noProof w:val="0"/>
+                <w:sz w:val="22"/>
+                <w:szCs w:val="22"/>
+                <w:lang w:val="en-CA"/>
+              </w:rPr>
+              <w:t>Prevent double-booking</w:t>
+            </w:r>
           </w:p>
         </w:tc>
         <w:tc>
@@ -23310,7 +27675,13 @@
               <w:rPr>
                 <w:rFonts w:ascii="Calibri" w:hAnsi="Calibri" w:eastAsia="Calibri" w:cs="Calibri"/>
               </w:rPr>
-              <w:t>UC3</w:t>
+              <w:t>UC</w:t>
+            </w:r>
+            <w:r>
+              <w:rPr>
+                <w:rFonts w:ascii="Calibri" w:hAnsi="Calibri" w:eastAsia="Calibri" w:cs="Calibri"/>
+              </w:rPr>
+              <w:t>1</w:t>
             </w:r>
           </w:p>
         </w:tc>
@@ -23350,7 +27721,7 @@
         </w:trPr>
         <w:tc>
           <w:tcPr>
-            <w:tcW w:w="1052" w:type="dxa"/>
+            <w:tcW w:w="1050" w:type="dxa"/>
             <w:tcBorders>
               <w:top w:val="single" w:color="auto" w:sz="8" w:space="0"/>
               <w:left w:val="single" w:color="auto" w:sz="8" w:space="0"/>
@@ -23384,7 +27755,7 @@
         </w:tc>
         <w:tc>
           <w:tcPr>
-            <w:tcW w:w="3333" w:type="dxa"/>
+            <w:tcW w:w="3335" w:type="dxa"/>
             <w:tcBorders>
               <w:top w:val="single" w:color="auto" w:sz="8" w:space="0"/>
               <w:left w:val="single" w:color="auto" w:sz="8" w:space="0"/>
@@ -23398,10 +27769,18 @@
           </w:tcPr>
           <w:p>
             <w:pPr>
-              <w:rPr>
-                <w:rFonts w:ascii="Calibri" w:hAnsi="Calibri" w:eastAsia="Calibri" w:cs="Calibri"/>
-              </w:rPr>
-            </w:pPr>
+              <w:pStyle w:val="Normal"/>
+            </w:pPr>
+            <w:r>
+              <w:rPr>
+                <w:rFonts w:ascii="Calibri" w:hAnsi="Calibri" w:eastAsia="Calibri" w:cs="Calibri"/>
+                <w:noProof w:val="0"/>
+                <w:sz w:val="22"/>
+                <w:szCs w:val="22"/>
+                <w:lang w:val="en-CA"/>
+              </w:rPr>
+              <w:t>Booking must include time, date, subject</w:t>
+            </w:r>
           </w:p>
         </w:tc>
         <w:tc>
@@ -23458,7 +27837,13 @@
               <w:rPr>
                 <w:rFonts w:ascii="Calibri" w:hAnsi="Calibri" w:eastAsia="Calibri" w:cs="Calibri"/>
               </w:rPr>
-              <w:t>UC3</w:t>
+              <w:t>UC</w:t>
+            </w:r>
+            <w:r>
+              <w:rPr>
+                <w:rFonts w:ascii="Calibri" w:hAnsi="Calibri" w:eastAsia="Calibri" w:cs="Calibri"/>
+              </w:rPr>
+              <w:t>1</w:t>
             </w:r>
           </w:p>
         </w:tc>
@@ -23498,7 +27883,7 @@
         </w:trPr>
         <w:tc>
           <w:tcPr>
-            <w:tcW w:w="1052" w:type="dxa"/>
+            <w:tcW w:w="1050" w:type="dxa"/>
             <w:tcBorders>
               <w:top w:val="single" w:color="auto" w:sz="8" w:space="0"/>
               <w:left w:val="single" w:color="auto" w:sz="8" w:space="0"/>
@@ -23532,7 +27917,7 @@
         </w:tc>
         <w:tc>
           <w:tcPr>
-            <w:tcW w:w="3333" w:type="dxa"/>
+            <w:tcW w:w="3335" w:type="dxa"/>
             <w:tcBorders>
               <w:top w:val="single" w:color="auto" w:sz="8" w:space="0"/>
               <w:left w:val="single" w:color="auto" w:sz="8" w:space="0"/>
@@ -23546,10 +27931,18 @@
           </w:tcPr>
           <w:p>
             <w:pPr>
-              <w:rPr>
-                <w:rFonts w:ascii="Calibri" w:hAnsi="Calibri" w:eastAsia="Calibri" w:cs="Calibri"/>
-              </w:rPr>
-            </w:pPr>
+              <w:pStyle w:val="Normal"/>
+            </w:pPr>
+            <w:r>
+              <w:rPr>
+                <w:rFonts w:ascii="Calibri" w:hAnsi="Calibri" w:eastAsia="Calibri" w:cs="Calibri"/>
+                <w:noProof w:val="0"/>
+                <w:sz w:val="22"/>
+                <w:szCs w:val="22"/>
+                <w:lang w:val="en-CA"/>
+              </w:rPr>
+              <w:t>Session can be rescheduled</w:t>
+            </w:r>
           </w:p>
         </w:tc>
         <w:tc>
@@ -23612,7 +28005,7 @@
               <w:rPr>
                 <w:rFonts w:ascii="Calibri" w:hAnsi="Calibri" w:eastAsia="Calibri" w:cs="Calibri"/>
               </w:rPr>
-              <w:t>4</w:t>
+              <w:t>1</w:t>
             </w:r>
           </w:p>
         </w:tc>
@@ -23652,7 +28045,7 @@
         </w:trPr>
         <w:tc>
           <w:tcPr>
-            <w:tcW w:w="1052" w:type="dxa"/>
+            <w:tcW w:w="1050" w:type="dxa"/>
             <w:tcBorders>
               <w:top w:val="single" w:color="auto" w:sz="8" w:space="0"/>
               <w:left w:val="single" w:color="auto" w:sz="8" w:space="0"/>
@@ -23680,7 +28073,7 @@
         </w:tc>
         <w:tc>
           <w:tcPr>
-            <w:tcW w:w="3333" w:type="dxa"/>
+            <w:tcW w:w="3335" w:type="dxa"/>
             <w:tcBorders>
               <w:top w:val="single" w:color="auto" w:sz="8" w:space="0"/>
               <w:left w:val="single" w:color="auto" w:sz="8" w:space="0"/>
@@ -23694,10 +28087,18 @@
           </w:tcPr>
           <w:p>
             <w:pPr>
-              <w:rPr>
-                <w:rFonts w:ascii="Calibri" w:hAnsi="Calibri" w:eastAsia="Calibri" w:cs="Calibri"/>
-              </w:rPr>
-            </w:pPr>
+              <w:pStyle w:val="Normal"/>
+            </w:pPr>
+            <w:r>
+              <w:rPr>
+                <w:rFonts w:ascii="Calibri" w:hAnsi="Calibri" w:eastAsia="Calibri" w:cs="Calibri"/>
+                <w:noProof w:val="0"/>
+                <w:sz w:val="22"/>
+                <w:szCs w:val="22"/>
+                <w:lang w:val="en-CA"/>
+              </w:rPr>
+              <w:t>Hours calculated from attendance</w:t>
+            </w:r>
           </w:p>
         </w:tc>
         <w:tc>
@@ -23754,7 +28155,13 @@
               <w:rPr>
                 <w:rFonts w:ascii="Calibri" w:hAnsi="Calibri" w:eastAsia="Calibri" w:cs="Calibri"/>
               </w:rPr>
-              <w:t>UC5</w:t>
+              <w:t>UC</w:t>
+            </w:r>
+            <w:r>
+              <w:rPr>
+                <w:rFonts w:ascii="Calibri" w:hAnsi="Calibri" w:eastAsia="Calibri" w:cs="Calibri"/>
+              </w:rPr>
+              <w:t>2</w:t>
             </w:r>
           </w:p>
         </w:tc>
@@ -23800,7 +28207,7 @@
         </w:trPr>
         <w:tc>
           <w:tcPr>
-            <w:tcW w:w="1052" w:type="dxa"/>
+            <w:tcW w:w="1050" w:type="dxa"/>
             <w:tcBorders>
               <w:top w:val="single" w:color="auto" w:sz="8" w:space="0"/>
               <w:left w:val="single" w:color="auto" w:sz="8" w:space="0"/>
@@ -23828,7 +28235,7 @@
         </w:tc>
         <w:tc>
           <w:tcPr>
-            <w:tcW w:w="3333" w:type="dxa"/>
+            <w:tcW w:w="3335" w:type="dxa"/>
             <w:tcBorders>
               <w:top w:val="single" w:color="auto" w:sz="8" w:space="0"/>
               <w:left w:val="single" w:color="auto" w:sz="8" w:space="0"/>
@@ -23842,10 +28249,18 @@
           </w:tcPr>
           <w:p>
             <w:pPr>
-              <w:rPr>
-                <w:rFonts w:ascii="Calibri" w:hAnsi="Calibri" w:eastAsia="Calibri" w:cs="Calibri"/>
-              </w:rPr>
-            </w:pPr>
+              <w:pStyle w:val="Normal"/>
+            </w:pPr>
+            <w:r>
+              <w:rPr>
+                <w:rFonts w:ascii="Calibri" w:hAnsi="Calibri" w:eastAsia="Calibri" w:cs="Calibri"/>
+                <w:noProof w:val="0"/>
+                <w:sz w:val="22"/>
+                <w:szCs w:val="22"/>
+                <w:lang w:val="en-CA"/>
+              </w:rPr>
+              <w:t>Admin approval required</w:t>
+            </w:r>
           </w:p>
         </w:tc>
         <w:tc>
@@ -23902,7 +28317,13 @@
               <w:rPr>
                 <w:rFonts w:ascii="Calibri" w:hAnsi="Calibri" w:eastAsia="Calibri" w:cs="Calibri"/>
               </w:rPr>
-              <w:t>UC6</w:t>
+              <w:t>UC</w:t>
+            </w:r>
+            <w:r>
+              <w:rPr>
+                <w:rFonts w:ascii="Calibri" w:hAnsi="Calibri" w:eastAsia="Calibri" w:cs="Calibri"/>
+              </w:rPr>
+              <w:t>2</w:t>
             </w:r>
           </w:p>
         </w:tc>
@@ -23954,7 +28375,7 @@
         </w:trPr>
         <w:tc>
           <w:tcPr>
-            <w:tcW w:w="1052" w:type="dxa"/>
+            <w:tcW w:w="1050" w:type="dxa"/>
             <w:tcBorders>
               <w:top w:val="single" w:color="auto" w:sz="8" w:space="0"/>
               <w:left w:val="single" w:color="auto" w:sz="8" w:space="0"/>
@@ -23982,7 +28403,7 @@
         </w:tc>
         <w:tc>
           <w:tcPr>
-            <w:tcW w:w="3333" w:type="dxa"/>
+            <w:tcW w:w="3335" w:type="dxa"/>
             <w:tcBorders>
               <w:top w:val="single" w:color="auto" w:sz="8" w:space="0"/>
               <w:left w:val="single" w:color="auto" w:sz="8" w:space="0"/>
@@ -23996,10 +28417,18 @@
           </w:tcPr>
           <w:p>
             <w:pPr>
-              <w:rPr>
-                <w:rFonts w:ascii="Calibri" w:hAnsi="Calibri" w:eastAsia="Calibri" w:cs="Calibri"/>
-              </w:rPr>
-            </w:pPr>
+              <w:pStyle w:val="Normal"/>
+            </w:pPr>
+            <w:r>
+              <w:rPr>
+                <w:rFonts w:ascii="Calibri" w:hAnsi="Calibri" w:eastAsia="Calibri" w:cs="Calibri"/>
+                <w:noProof w:val="0"/>
+                <w:sz w:val="22"/>
+                <w:szCs w:val="22"/>
+                <w:lang w:val="en-CA"/>
+              </w:rPr>
+              <w:t>Audit log maintained</w:t>
+            </w:r>
           </w:p>
         </w:tc>
         <w:tc>
@@ -24056,7 +28485,13 @@
               <w:rPr>
                 <w:rFonts w:ascii="Calibri" w:hAnsi="Calibri" w:eastAsia="Calibri" w:cs="Calibri"/>
               </w:rPr>
-              <w:t>UC7</w:t>
+              <w:t>UC</w:t>
+            </w:r>
+            <w:r>
+              <w:rPr>
+                <w:rFonts w:ascii="Calibri" w:hAnsi="Calibri" w:eastAsia="Calibri" w:cs="Calibri"/>
+              </w:rPr>
+              <w:t>2</w:t>
             </w:r>
           </w:p>
         </w:tc>
@@ -24096,7 +28531,7 @@
         </w:trPr>
         <w:tc>
           <w:tcPr>
-            <w:tcW w:w="1052" w:type="dxa"/>
+            <w:tcW w:w="1050" w:type="dxa"/>
             <w:tcBorders>
               <w:top w:val="single" w:color="auto" w:sz="8" w:space="0"/>
               <w:left w:val="single" w:color="auto" w:sz="8" w:space="0"/>
@@ -24124,7 +28559,7 @@
         </w:tc>
         <w:tc>
           <w:tcPr>
-            <w:tcW w:w="3333" w:type="dxa"/>
+            <w:tcW w:w="3335" w:type="dxa"/>
             <w:tcBorders>
               <w:top w:val="single" w:color="auto" w:sz="8" w:space="0"/>
               <w:left w:val="single" w:color="auto" w:sz="8" w:space="0"/>
@@ -24138,10 +28573,18 @@
           </w:tcPr>
           <w:p>
             <w:pPr>
-              <w:rPr>
-                <w:rFonts w:ascii="Calibri" w:hAnsi="Calibri" w:eastAsia="Calibri" w:cs="Calibri"/>
-              </w:rPr>
-            </w:pPr>
+              <w:pStyle w:val="Normal"/>
+            </w:pPr>
+            <w:r>
+              <w:rPr>
+                <w:rFonts w:ascii="Calibri" w:hAnsi="Calibri" w:eastAsia="Calibri" w:cs="Calibri"/>
+                <w:noProof w:val="0"/>
+                <w:sz w:val="22"/>
+                <w:szCs w:val="22"/>
+                <w:lang w:val="en-CA"/>
+              </w:rPr>
+              <w:t>Approved hours cannot be edited</w:t>
+            </w:r>
           </w:p>
         </w:tc>
         <w:tc>
@@ -24169,7 +28612,13 @@
               <w:rPr>
                 <w:rFonts w:ascii="Calibri" w:hAnsi="Calibri" w:eastAsia="Calibri" w:cs="Calibri"/>
               </w:rPr>
-              <w:t>AD8</w:t>
+              <w:t>AD</w:t>
+            </w:r>
+            <w:r>
+              <w:rPr>
+                <w:rFonts w:ascii="Calibri" w:hAnsi="Calibri" w:eastAsia="Calibri" w:cs="Calibri"/>
+              </w:rPr>
+              <w:t>8</w:t>
             </w:r>
           </w:p>
         </w:tc>
@@ -24198,7 +28647,13 @@
               <w:rPr>
                 <w:rFonts w:ascii="Calibri" w:hAnsi="Calibri" w:eastAsia="Calibri" w:cs="Calibri"/>
               </w:rPr>
-              <w:t>UC7</w:t>
+              <w:t>UC</w:t>
+            </w:r>
+            <w:r>
+              <w:rPr>
+                <w:rFonts w:ascii="Calibri" w:hAnsi="Calibri" w:eastAsia="Calibri" w:cs="Calibri"/>
+              </w:rPr>
+              <w:t>2</w:t>
             </w:r>
           </w:p>
         </w:tc>
@@ -24238,7 +28693,7 @@
         </w:trPr>
         <w:tc>
           <w:tcPr>
-            <w:tcW w:w="1052" w:type="dxa"/>
+            <w:tcW w:w="1050" w:type="dxa"/>
             <w:tcBorders>
               <w:top w:val="single" w:color="auto" w:sz="8" w:space="0"/>
               <w:left w:val="single" w:color="auto" w:sz="8" w:space="0"/>
@@ -24266,7 +28721,7 @@
         </w:tc>
         <w:tc>
           <w:tcPr>
-            <w:tcW w:w="3333" w:type="dxa"/>
+            <w:tcW w:w="3335" w:type="dxa"/>
             <w:tcBorders>
               <w:top w:val="single" w:color="auto" w:sz="8" w:space="0"/>
               <w:left w:val="single" w:color="auto" w:sz="8" w:space="0"/>
@@ -24280,10 +28735,18 @@
           </w:tcPr>
           <w:p>
             <w:pPr>
-              <w:rPr>
-                <w:rFonts w:ascii="Calibri" w:hAnsi="Calibri" w:eastAsia="Calibri" w:cs="Calibri"/>
-              </w:rPr>
-            </w:pPr>
+              <w:pStyle w:val="Normal"/>
+            </w:pPr>
+            <w:r>
+              <w:rPr>
+                <w:rFonts w:ascii="Calibri" w:hAnsi="Calibri" w:eastAsia="Calibri" w:cs="Calibri"/>
+                <w:noProof w:val="0"/>
+                <w:sz w:val="22"/>
+                <w:szCs w:val="22"/>
+                <w:lang w:val="en-CA"/>
+              </w:rPr>
+              <w:t>Learner must complete profile</w:t>
+            </w:r>
           </w:p>
         </w:tc>
         <w:tc>
@@ -24340,7 +28803,13 @@
               <w:rPr>
                 <w:rFonts w:ascii="Calibri" w:hAnsi="Calibri" w:eastAsia="Calibri" w:cs="Calibri"/>
               </w:rPr>
-              <w:t>UC7</w:t>
+              <w:t>UC</w:t>
+            </w:r>
+            <w:r>
+              <w:rPr>
+                <w:rFonts w:ascii="Calibri" w:hAnsi="Calibri" w:eastAsia="Calibri" w:cs="Calibri"/>
+              </w:rPr>
+              <w:t>2</w:t>
             </w:r>
           </w:p>
         </w:tc>
@@ -24380,7 +28849,7 @@
         </w:trPr>
         <w:tc>
           <w:tcPr>
-            <w:tcW w:w="1052" w:type="dxa"/>
+            <w:tcW w:w="1050" w:type="dxa"/>
             <w:tcBorders>
               <w:top w:val="single" w:color="auto" w:sz="8" w:space="0"/>
               <w:left w:val="single" w:color="auto" w:sz="8" w:space="0"/>
@@ -24408,7 +28877,7 @@
         </w:tc>
         <w:tc>
           <w:tcPr>
-            <w:tcW w:w="3333" w:type="dxa"/>
+            <w:tcW w:w="3335" w:type="dxa"/>
             <w:tcBorders>
               <w:top w:val="single" w:color="auto" w:sz="8" w:space="0"/>
               <w:left w:val="single" w:color="auto" w:sz="8" w:space="0"/>
@@ -24522,7 +28991,7 @@
         </w:trPr>
         <w:tc>
           <w:tcPr>
-            <w:tcW w:w="1052" w:type="dxa"/>
+            <w:tcW w:w="1050" w:type="dxa"/>
             <w:tcBorders>
               <w:top w:val="single" w:color="auto" w:sz="8" w:space="0"/>
               <w:left w:val="single" w:color="auto" w:sz="8" w:space="0"/>
@@ -24550,7 +29019,7 @@
         </w:tc>
         <w:tc>
           <w:tcPr>
-            <w:tcW w:w="3333" w:type="dxa"/>
+            <w:tcW w:w="3335" w:type="dxa"/>
             <w:tcBorders>
               <w:top w:val="single" w:color="auto" w:sz="8" w:space="0"/>
               <w:left w:val="single" w:color="auto" w:sz="8" w:space="0"/>
@@ -24664,7 +29133,7 @@
         </w:trPr>
         <w:tc>
           <w:tcPr>
-            <w:tcW w:w="1052" w:type="dxa"/>
+            <w:tcW w:w="1050" w:type="dxa"/>
             <w:tcBorders>
               <w:top w:val="single" w:color="auto" w:sz="8" w:space="0"/>
               <w:left w:val="single" w:color="auto" w:sz="8" w:space="0"/>
@@ -24692,7 +29161,7 @@
         </w:tc>
         <w:tc>
           <w:tcPr>
-            <w:tcW w:w="3333" w:type="dxa"/>
+            <w:tcW w:w="3335" w:type="dxa"/>
             <w:tcBorders>
               <w:top w:val="single" w:color="auto" w:sz="8" w:space="0"/>
               <w:left w:val="single" w:color="auto" w:sz="8" w:space="0"/>
@@ -24806,7 +29275,7 @@
         </w:trPr>
         <w:tc>
           <w:tcPr>
-            <w:tcW w:w="1052" w:type="dxa"/>
+            <w:tcW w:w="1050" w:type="dxa"/>
             <w:tcBorders>
               <w:top w:val="single" w:color="auto" w:sz="8" w:space="0"/>
               <w:left w:val="single" w:color="auto" w:sz="8" w:space="0"/>
@@ -24834,7 +29303,7 @@
         </w:tc>
         <w:tc>
           <w:tcPr>
-            <w:tcW w:w="3333" w:type="dxa"/>
+            <w:tcW w:w="3335" w:type="dxa"/>
             <w:tcBorders>
               <w:top w:val="single" w:color="auto" w:sz="8" w:space="0"/>
               <w:left w:val="single" w:color="auto" w:sz="8" w:space="0"/>
@@ -24948,7 +29417,7 @@
         </w:trPr>
         <w:tc>
           <w:tcPr>
-            <w:tcW w:w="1052" w:type="dxa"/>
+            <w:tcW w:w="1050" w:type="dxa"/>
             <w:tcBorders>
               <w:top w:val="single" w:color="auto" w:sz="8" w:space="0"/>
               <w:left w:val="single" w:color="auto" w:sz="8" w:space="0"/>
@@ -24976,7 +29445,7 @@
         </w:tc>
         <w:tc>
           <w:tcPr>
-            <w:tcW w:w="3333" w:type="dxa"/>
+            <w:tcW w:w="3335" w:type="dxa"/>
             <w:tcBorders>
               <w:top w:val="single" w:color="auto" w:sz="8" w:space="0"/>
               <w:left w:val="single" w:color="auto" w:sz="8" w:space="0"/>
@@ -25090,7 +29559,7 @@
         </w:trPr>
         <w:tc>
           <w:tcPr>
-            <w:tcW w:w="1052" w:type="dxa"/>
+            <w:tcW w:w="1050" w:type="dxa"/>
             <w:tcBorders>
               <w:top w:val="single" w:color="auto" w:sz="8" w:space="0"/>
               <w:left w:val="single" w:color="auto" w:sz="8" w:space="0"/>
@@ -25118,7 +29587,7 @@
         </w:tc>
         <w:tc>
           <w:tcPr>
-            <w:tcW w:w="3333" w:type="dxa"/>
+            <w:tcW w:w="3335" w:type="dxa"/>
             <w:tcBorders>
               <w:top w:val="single" w:color="auto" w:sz="8" w:space="0"/>
               <w:left w:val="single" w:color="auto" w:sz="8" w:space="0"/>
@@ -25232,7 +29701,7 @@
         </w:trPr>
         <w:tc>
           <w:tcPr>
-            <w:tcW w:w="1052" w:type="dxa"/>
+            <w:tcW w:w="1050" w:type="dxa"/>
             <w:tcBorders>
               <w:top w:val="single" w:color="auto" w:sz="8" w:space="0"/>
               <w:left w:val="single" w:color="auto" w:sz="8" w:space="0"/>
@@ -25260,7 +29729,7 @@
         </w:tc>
         <w:tc>
           <w:tcPr>
-            <w:tcW w:w="3333" w:type="dxa"/>
+            <w:tcW w:w="3335" w:type="dxa"/>
             <w:tcBorders>
               <w:top w:val="single" w:color="auto" w:sz="8" w:space="0"/>
               <w:left w:val="single" w:color="auto" w:sz="8" w:space="0"/>
@@ -25374,7 +29843,7 @@
         </w:trPr>
         <w:tc>
           <w:tcPr>
-            <w:tcW w:w="1052" w:type="dxa"/>
+            <w:tcW w:w="1050" w:type="dxa"/>
             <w:tcBorders>
               <w:top w:val="single" w:color="auto" w:sz="8" w:space="0"/>
               <w:left w:val="single" w:color="auto" w:sz="8" w:space="0"/>
@@ -25402,7 +29871,7 @@
         </w:tc>
         <w:tc>
           <w:tcPr>
-            <w:tcW w:w="3333" w:type="dxa"/>
+            <w:tcW w:w="3335" w:type="dxa"/>
             <w:tcBorders>
               <w:top w:val="single" w:color="auto" w:sz="8" w:space="0"/>
               <w:left w:val="single" w:color="auto" w:sz="8" w:space="0"/>
@@ -25516,7 +29985,7 @@
         </w:trPr>
         <w:tc>
           <w:tcPr>
-            <w:tcW w:w="1052" w:type="dxa"/>
+            <w:tcW w:w="1050" w:type="dxa"/>
             <w:tcBorders>
               <w:top w:val="single" w:color="auto" w:sz="8" w:space="0"/>
               <w:left w:val="single" w:color="auto" w:sz="8" w:space="0"/>
@@ -25544,7 +30013,7 @@
         </w:tc>
         <w:tc>
           <w:tcPr>
-            <w:tcW w:w="3333" w:type="dxa"/>
+            <w:tcW w:w="3335" w:type="dxa"/>
             <w:tcBorders>
               <w:top w:val="single" w:color="auto" w:sz="8" w:space="0"/>
               <w:left w:val="single" w:color="auto" w:sz="8" w:space="0"/>
@@ -25658,7 +30127,7 @@
         </w:trPr>
         <w:tc>
           <w:tcPr>
-            <w:tcW w:w="1052" w:type="dxa"/>
+            <w:tcW w:w="1050" w:type="dxa"/>
             <w:tcBorders>
               <w:top w:val="single" w:color="auto" w:sz="8" w:space="0"/>
               <w:left w:val="single" w:color="auto" w:sz="8" w:space="0"/>
@@ -25686,7 +30155,7 @@
         </w:tc>
         <w:tc>
           <w:tcPr>
-            <w:tcW w:w="3333" w:type="dxa"/>
+            <w:tcW w:w="3335" w:type="dxa"/>
             <w:tcBorders>
               <w:top w:val="single" w:color="auto" w:sz="8" w:space="0"/>
               <w:left w:val="single" w:color="auto" w:sz="8" w:space="0"/>
@@ -25806,7 +30275,7 @@
         </w:trPr>
         <w:tc>
           <w:tcPr>
-            <w:tcW w:w="1052" w:type="dxa"/>
+            <w:tcW w:w="1050" w:type="dxa"/>
             <w:tcBorders>
               <w:top w:val="single" w:color="auto" w:sz="8" w:space="0"/>
               <w:left w:val="single" w:color="auto" w:sz="8" w:space="0"/>
@@ -25834,7 +30303,7 @@
         </w:tc>
         <w:tc>
           <w:tcPr>
-            <w:tcW w:w="3333" w:type="dxa"/>
+            <w:tcW w:w="3335" w:type="dxa"/>
             <w:tcBorders>
               <w:top w:val="single" w:color="auto" w:sz="8" w:space="0"/>
               <w:left w:val="single" w:color="auto" w:sz="8" w:space="0"/>
@@ -25948,7 +30417,7 @@
         </w:trPr>
         <w:tc>
           <w:tcPr>
-            <w:tcW w:w="1052" w:type="dxa"/>
+            <w:tcW w:w="1050" w:type="dxa"/>
             <w:tcBorders>
               <w:top w:val="single" w:color="auto" w:sz="8" w:space="0"/>
               <w:left w:val="single" w:color="auto" w:sz="8" w:space="0"/>
@@ -25976,7 +30445,7 @@
         </w:tc>
         <w:tc>
           <w:tcPr>
-            <w:tcW w:w="3333" w:type="dxa"/>
+            <w:tcW w:w="3335" w:type="dxa"/>
             <w:tcBorders>
               <w:top w:val="single" w:color="auto" w:sz="8" w:space="0"/>
               <w:left w:val="single" w:color="auto" w:sz="8" w:space="0"/>
@@ -26090,7 +30559,7 @@
         </w:trPr>
         <w:tc>
           <w:tcPr>
-            <w:tcW w:w="1052" w:type="dxa"/>
+            <w:tcW w:w="1050" w:type="dxa"/>
             <w:tcBorders>
               <w:top w:val="single" w:color="auto" w:sz="8" w:space="0"/>
               <w:left w:val="single" w:color="auto" w:sz="8" w:space="0"/>
@@ -26118,7 +30587,7 @@
         </w:tc>
         <w:tc>
           <w:tcPr>
-            <w:tcW w:w="3333" w:type="dxa"/>
+            <w:tcW w:w="3335" w:type="dxa"/>
             <w:tcBorders>
               <w:top w:val="single" w:color="auto" w:sz="8" w:space="0"/>
               <w:left w:val="single" w:color="auto" w:sz="8" w:space="0"/>
@@ -26244,7 +30713,7 @@
         </w:trPr>
         <w:tc>
           <w:tcPr>
-            <w:tcW w:w="1052" w:type="dxa"/>
+            <w:tcW w:w="1050" w:type="dxa"/>
             <w:tcBorders>
               <w:top w:val="single" w:color="auto" w:sz="8" w:space="0"/>
               <w:left w:val="single" w:color="auto" w:sz="8" w:space="0"/>
@@ -26272,7 +30741,7 @@
         </w:tc>
         <w:tc>
           <w:tcPr>
-            <w:tcW w:w="3333" w:type="dxa"/>
+            <w:tcW w:w="3335" w:type="dxa"/>
             <w:tcBorders>
               <w:top w:val="single" w:color="auto" w:sz="8" w:space="0"/>
               <w:left w:val="single" w:color="auto" w:sz="8" w:space="0"/>
@@ -26642,16 +31111,13 @@
       </w:rPr>
     </w:sdtEndPr>
     <w:sdtContent>
-      <w:p>
+      <w:p w14:noSpellErr="1">
         <w:pPr>
           <w:pStyle w:val="Footer"/>
           <w:pBdr>
             <w:top w:val="single" w:color="D9D9D9" w:themeColor="background1" w:themeShade="D9" w:sz="4" w:space="1"/>
           </w:pBdr>
           <w:jc w:val="right"/>
-          <w:rPr>
-            <w:rFonts w:hint="eastAsia"/>
-          </w:rPr>
         </w:pPr>
         <w:r>
           <w:fldChar w:fldCharType="begin"/>
@@ -26675,6 +31141,7 @@
           <w:fldChar w:fldCharType="end"/>
         </w:r>
         <w:r>
+          <w:rPr/>
           <w:t xml:space="preserve"> | </w:t>
         </w:r>
         <w:r>
@@ -26928,8 +31395,11 @@
 <file path=word/intelligence2.xml><?xml version="1.0" encoding="utf-8"?>
 <int2:intelligence xmlns:int2="http://schemas.microsoft.com/office/intelligence/2020/intelligence" xmlns:oel="http://schemas.microsoft.com/office/2019/extlst">
   <int2:observations>
+    <int2:textHash int2:hashCode="iYO1BmaqSsoFEa" int2:id="0apHbWlK">
+      <int2:state int2:type="spell" int2:value="Rejected"/>
+    </int2:textHash>
     <int2:textHash int2:hashCode="aszKKfimX/Ngs0" int2:id="1kZRZGNP">
-      <int2:state int2:value="Rejected" int2:type="spell"/>
+      <int2:state int2:type="spell" int2:value="Rejected"/>
     </int2:textHash>
   </int2:observations>
   <int2:intelligenceSettings/>
@@ -26939,6 +31409,910 @@
 
 <file path=word/numbering.xml><?xml version="1.0" encoding="utf-8"?>
 <w:numbering xmlns:wpc="http://schemas.microsoft.com/office/word/2010/wordprocessingCanvas" xmlns:cx="http://schemas.microsoft.com/office/drawing/2014/chartex" xmlns:cx1="http://schemas.microsoft.com/office/drawing/2015/9/8/chartex" xmlns:cx2="http://schemas.microsoft.com/office/drawing/2015/10/21/chartex" xmlns:cx3="http://schemas.microsoft.com/office/drawing/2016/5/9/chartex" xmlns:cx4="http://schemas.microsoft.com/office/drawing/2016/5/10/chartex" xmlns:cx5="http://schemas.microsoft.com/office/drawing/2016/5/11/chartex" xmlns:cx6="http://schemas.microsoft.com/office/drawing/2016/5/12/chartex" xmlns:cx7="http://schemas.microsoft.com/office/drawing/2016/5/13/chartex" xmlns:cx8="http://schemas.microsoft.com/office/drawing/2016/5/14/chartex" xmlns:mc="http://schemas.openxmlformats.org/markup-compatibility/2006" xmlns:aink="http://schemas.microsoft.com/office/drawing/2016/ink" xmlns:am3d="http://schemas.microsoft.com/office/drawing/2017/model3d" xmlns:o="urn:schemas-microsoft-com:office:office" xmlns:oel="http://schemas.microsoft.com/office/2019/extlst" xmlns:r="http://schemas.openxmlformats.org/officeDocument/2006/relationships" xmlns:m="http://schemas.openxmlformats.org/officeDocument/2006/math" xmlns:v="urn:schemas-microsoft-com:vml" xmlns:wp14="http://schemas.microsoft.com/office/word/2010/wordprocessingDrawing" xmlns:wp="http://schemas.openxmlformats.org/drawingml/2006/wordprocessingDrawing" xmlns:w10="urn:schemas-microsoft-com:office:word" xmlns:w="http://schemas.openxmlformats.org/wordprocessingml/2006/main" xmlns:w14="http://schemas.microsoft.com/office/word/2010/wordml" xmlns:w15="http://schemas.microsoft.com/office/word/2012/wordml" xmlns:w16cex="http://schemas.microsoft.com/office/word/2018/wordml/cex" xmlns:w16cid="http://schemas.microsoft.com/office/word/2016/wordml/cid" xmlns:w16="http://schemas.microsoft.com/office/word/2018/wordml" xmlns:w16du="http://schemas.microsoft.com/office/word/2023/wordml/word16du" xmlns:w16sdtdh="http://schemas.microsoft.com/office/word/2020/wordml/sdtdatahash" xmlns:w16sdtfl="http://schemas.microsoft.com/office/word/2024/wordml/sdtformatlock" xmlns:w16se="http://schemas.microsoft.com/office/word/2015/wordml/symex" xmlns:wpg="http://schemas.microsoft.com/office/word/2010/wordprocessingGroup" xmlns:wpi="http://schemas.microsoft.com/office/word/2010/wordprocessingInk" xmlns:wne="http://schemas.microsoft.com/office/word/2006/wordml" xmlns:wps="http://schemas.microsoft.com/office/word/2010/wordprocessingShape" mc:Ignorable="w14 w15 w16se w16cid w16 w16cex w16sdtdh w16sdtfl w16du wp14">
+  <w:abstractNum xmlns:w="http://schemas.openxmlformats.org/wordprocessingml/2006/main" w:abstractNumId="41">
+    <w:nsid w:val="5154272d"/>
+    <w:multiLevelType xmlns:w="http://schemas.openxmlformats.org/wordprocessingml/2006/main" w:val="hybridMultilevel"/>
+    <w:lvl xmlns:w="http://schemas.openxmlformats.org/wordprocessingml/2006/main" w:ilvl="0">
+      <w:start w:val="1"/>
+      <w:numFmt w:val="decimal"/>
+      <w:lvlText w:val="%1."/>
+      <w:lvlJc w:val="left"/>
+      <w:pPr>
+        <w:ind w:left="720" w:hanging="360"/>
+      </w:pPr>
+    </w:lvl>
+    <w:lvl xmlns:w="http://schemas.openxmlformats.org/wordprocessingml/2006/main" w:ilvl="1">
+      <w:start w:val="1"/>
+      <w:numFmt w:val="lowerLetter"/>
+      <w:lvlText w:val="%2."/>
+      <w:lvlJc w:val="left"/>
+      <w:pPr>
+        <w:ind w:left="1440" w:hanging="360"/>
+      </w:pPr>
+    </w:lvl>
+    <w:lvl xmlns:w="http://schemas.openxmlformats.org/wordprocessingml/2006/main" w:ilvl="2">
+      <w:start w:val="1"/>
+      <w:numFmt w:val="lowerRoman"/>
+      <w:lvlText w:val="%3."/>
+      <w:lvlJc w:val="right"/>
+      <w:pPr>
+        <w:ind w:left="2160" w:hanging="180"/>
+      </w:pPr>
+    </w:lvl>
+    <w:lvl xmlns:w="http://schemas.openxmlformats.org/wordprocessingml/2006/main" w:ilvl="3">
+      <w:start w:val="1"/>
+      <w:numFmt w:val="decimal"/>
+      <w:lvlText w:val="%4."/>
+      <w:lvlJc w:val="left"/>
+      <w:pPr>
+        <w:ind w:left="2880" w:hanging="360"/>
+      </w:pPr>
+    </w:lvl>
+    <w:lvl xmlns:w="http://schemas.openxmlformats.org/wordprocessingml/2006/main" w:ilvl="4">
+      <w:start w:val="1"/>
+      <w:numFmt w:val="lowerLetter"/>
+      <w:lvlText w:val="%5."/>
+      <w:lvlJc w:val="left"/>
+      <w:pPr>
+        <w:ind w:left="3600" w:hanging="360"/>
+      </w:pPr>
+    </w:lvl>
+    <w:lvl xmlns:w="http://schemas.openxmlformats.org/wordprocessingml/2006/main" w:ilvl="5">
+      <w:start w:val="1"/>
+      <w:numFmt w:val="lowerRoman"/>
+      <w:lvlText w:val="%6."/>
+      <w:lvlJc w:val="right"/>
+      <w:pPr>
+        <w:ind w:left="4320" w:hanging="180"/>
+      </w:pPr>
+    </w:lvl>
+    <w:lvl xmlns:w="http://schemas.openxmlformats.org/wordprocessingml/2006/main" w:ilvl="6">
+      <w:start w:val="1"/>
+      <w:numFmt w:val="decimal"/>
+      <w:lvlText w:val="%7."/>
+      <w:lvlJc w:val="left"/>
+      <w:pPr>
+        <w:ind w:left="5040" w:hanging="360"/>
+      </w:pPr>
+    </w:lvl>
+    <w:lvl xmlns:w="http://schemas.openxmlformats.org/wordprocessingml/2006/main" w:ilvl="7">
+      <w:start w:val="1"/>
+      <w:numFmt w:val="lowerLetter"/>
+      <w:lvlText w:val="%8."/>
+      <w:lvlJc w:val="left"/>
+      <w:pPr>
+        <w:ind w:left="5760" w:hanging="360"/>
+      </w:pPr>
+    </w:lvl>
+    <w:lvl xmlns:w="http://schemas.openxmlformats.org/wordprocessingml/2006/main" w:ilvl="8">
+      <w:start w:val="1"/>
+      <w:numFmt w:val="lowerRoman"/>
+      <w:lvlText w:val="%9."/>
+      <w:lvlJc w:val="right"/>
+      <w:pPr>
+        <w:ind w:left="6480" w:hanging="180"/>
+      </w:pPr>
+    </w:lvl>
+  </w:abstractNum>
+  <w:abstractNum xmlns:w="http://schemas.openxmlformats.org/wordprocessingml/2006/main" w:abstractNumId="40">
+    <w:nsid w:val="245a0d44"/>
+    <w:multiLevelType xmlns:w="http://schemas.openxmlformats.org/wordprocessingml/2006/main" w:val="hybridMultilevel"/>
+    <w:lvl xmlns:w="http://schemas.openxmlformats.org/wordprocessingml/2006/main" w:ilvl="0">
+      <w:start w:val="1"/>
+      <w:numFmt w:val="decimal"/>
+      <w:lvlText w:val="%1."/>
+      <w:lvlJc w:val="left"/>
+      <w:pPr>
+        <w:ind w:left="720" w:hanging="360"/>
+      </w:pPr>
+    </w:lvl>
+    <w:lvl xmlns:w="http://schemas.openxmlformats.org/wordprocessingml/2006/main" w:ilvl="1">
+      <w:start w:val="1"/>
+      <w:numFmt w:val="lowerLetter"/>
+      <w:lvlText w:val="%2."/>
+      <w:lvlJc w:val="left"/>
+      <w:pPr>
+        <w:ind w:left="1440" w:hanging="360"/>
+      </w:pPr>
+    </w:lvl>
+    <w:lvl xmlns:w="http://schemas.openxmlformats.org/wordprocessingml/2006/main" w:ilvl="2">
+      <w:start w:val="1"/>
+      <w:numFmt w:val="lowerRoman"/>
+      <w:lvlText w:val="%3."/>
+      <w:lvlJc w:val="right"/>
+      <w:pPr>
+        <w:ind w:left="2160" w:hanging="180"/>
+      </w:pPr>
+    </w:lvl>
+    <w:lvl xmlns:w="http://schemas.openxmlformats.org/wordprocessingml/2006/main" w:ilvl="3">
+      <w:start w:val="1"/>
+      <w:numFmt w:val="decimal"/>
+      <w:lvlText w:val="%4."/>
+      <w:lvlJc w:val="left"/>
+      <w:pPr>
+        <w:ind w:left="2880" w:hanging="360"/>
+      </w:pPr>
+    </w:lvl>
+    <w:lvl xmlns:w="http://schemas.openxmlformats.org/wordprocessingml/2006/main" w:ilvl="4">
+      <w:start w:val="1"/>
+      <w:numFmt w:val="lowerLetter"/>
+      <w:lvlText w:val="%5."/>
+      <w:lvlJc w:val="left"/>
+      <w:pPr>
+        <w:ind w:left="3600" w:hanging="360"/>
+      </w:pPr>
+    </w:lvl>
+    <w:lvl xmlns:w="http://schemas.openxmlformats.org/wordprocessingml/2006/main" w:ilvl="5">
+      <w:start w:val="1"/>
+      <w:numFmt w:val="lowerRoman"/>
+      <w:lvlText w:val="%6."/>
+      <w:lvlJc w:val="right"/>
+      <w:pPr>
+        <w:ind w:left="4320" w:hanging="180"/>
+      </w:pPr>
+    </w:lvl>
+    <w:lvl xmlns:w="http://schemas.openxmlformats.org/wordprocessingml/2006/main" w:ilvl="6">
+      <w:start w:val="1"/>
+      <w:numFmt w:val="decimal"/>
+      <w:lvlText w:val="%7."/>
+      <w:lvlJc w:val="left"/>
+      <w:pPr>
+        <w:ind w:left="5040" w:hanging="360"/>
+      </w:pPr>
+    </w:lvl>
+    <w:lvl xmlns:w="http://schemas.openxmlformats.org/wordprocessingml/2006/main" w:ilvl="7">
+      <w:start w:val="1"/>
+      <w:numFmt w:val="lowerLetter"/>
+      <w:lvlText w:val="%8."/>
+      <w:lvlJc w:val="left"/>
+      <w:pPr>
+        <w:ind w:left="5760" w:hanging="360"/>
+      </w:pPr>
+    </w:lvl>
+    <w:lvl xmlns:w="http://schemas.openxmlformats.org/wordprocessingml/2006/main" w:ilvl="8">
+      <w:start w:val="1"/>
+      <w:numFmt w:val="lowerRoman"/>
+      <w:lvlText w:val="%9."/>
+      <w:lvlJc w:val="right"/>
+      <w:pPr>
+        <w:ind w:left="6480" w:hanging="180"/>
+      </w:pPr>
+    </w:lvl>
+  </w:abstractNum>
+  <w:abstractNum xmlns:w="http://schemas.openxmlformats.org/wordprocessingml/2006/main" w:abstractNumId="39">
+    <w:nsid w:val="67fd8fa0"/>
+    <w:multiLevelType xmlns:w="http://schemas.openxmlformats.org/wordprocessingml/2006/main" w:val="hybridMultilevel"/>
+    <w:lvl xmlns:w="http://schemas.openxmlformats.org/wordprocessingml/2006/main" w:ilvl="0">
+      <w:start w:val="1"/>
+      <w:numFmt w:val="decimal"/>
+      <w:lvlText w:val="%1."/>
+      <w:lvlJc w:val="left"/>
+      <w:pPr>
+        <w:ind w:left="720" w:hanging="360"/>
+      </w:pPr>
+    </w:lvl>
+    <w:lvl xmlns:w="http://schemas.openxmlformats.org/wordprocessingml/2006/main" w:ilvl="1">
+      <w:start w:val="1"/>
+      <w:numFmt w:val="lowerLetter"/>
+      <w:lvlText w:val="%2."/>
+      <w:lvlJc w:val="left"/>
+      <w:pPr>
+        <w:ind w:left="1440" w:hanging="360"/>
+      </w:pPr>
+    </w:lvl>
+    <w:lvl xmlns:w="http://schemas.openxmlformats.org/wordprocessingml/2006/main" w:ilvl="2">
+      <w:start w:val="1"/>
+      <w:numFmt w:val="lowerRoman"/>
+      <w:lvlText w:val="%3."/>
+      <w:lvlJc w:val="right"/>
+      <w:pPr>
+        <w:ind w:left="2160" w:hanging="180"/>
+      </w:pPr>
+    </w:lvl>
+    <w:lvl xmlns:w="http://schemas.openxmlformats.org/wordprocessingml/2006/main" w:ilvl="3">
+      <w:start w:val="1"/>
+      <w:numFmt w:val="decimal"/>
+      <w:lvlText w:val="%4."/>
+      <w:lvlJc w:val="left"/>
+      <w:pPr>
+        <w:ind w:left="2880" w:hanging="360"/>
+      </w:pPr>
+    </w:lvl>
+    <w:lvl xmlns:w="http://schemas.openxmlformats.org/wordprocessingml/2006/main" w:ilvl="4">
+      <w:start w:val="1"/>
+      <w:numFmt w:val="lowerLetter"/>
+      <w:lvlText w:val="%5."/>
+      <w:lvlJc w:val="left"/>
+      <w:pPr>
+        <w:ind w:left="3600" w:hanging="360"/>
+      </w:pPr>
+    </w:lvl>
+    <w:lvl xmlns:w="http://schemas.openxmlformats.org/wordprocessingml/2006/main" w:ilvl="5">
+      <w:start w:val="1"/>
+      <w:numFmt w:val="lowerRoman"/>
+      <w:lvlText w:val="%6."/>
+      <w:lvlJc w:val="right"/>
+      <w:pPr>
+        <w:ind w:left="4320" w:hanging="180"/>
+      </w:pPr>
+    </w:lvl>
+    <w:lvl xmlns:w="http://schemas.openxmlformats.org/wordprocessingml/2006/main" w:ilvl="6">
+      <w:start w:val="1"/>
+      <w:numFmt w:val="decimal"/>
+      <w:lvlText w:val="%7."/>
+      <w:lvlJc w:val="left"/>
+      <w:pPr>
+        <w:ind w:left="5040" w:hanging="360"/>
+      </w:pPr>
+    </w:lvl>
+    <w:lvl xmlns:w="http://schemas.openxmlformats.org/wordprocessingml/2006/main" w:ilvl="7">
+      <w:start w:val="1"/>
+      <w:numFmt w:val="lowerLetter"/>
+      <w:lvlText w:val="%8."/>
+      <w:lvlJc w:val="left"/>
+      <w:pPr>
+        <w:ind w:left="5760" w:hanging="360"/>
+      </w:pPr>
+    </w:lvl>
+    <w:lvl xmlns:w="http://schemas.openxmlformats.org/wordprocessingml/2006/main" w:ilvl="8">
+      <w:start w:val="1"/>
+      <w:numFmt w:val="lowerRoman"/>
+      <w:lvlText w:val="%9."/>
+      <w:lvlJc w:val="right"/>
+      <w:pPr>
+        <w:ind w:left="6480" w:hanging="180"/>
+      </w:pPr>
+    </w:lvl>
+  </w:abstractNum>
+  <w:abstractNum xmlns:w="http://schemas.openxmlformats.org/wordprocessingml/2006/main" w:abstractNumId="38">
+    <w:nsid w:val="1e516a20"/>
+    <w:multiLevelType xmlns:w="http://schemas.openxmlformats.org/wordprocessingml/2006/main" w:val="multilevel"/>
+    <w:lvl xmlns:w="http://schemas.openxmlformats.org/wordprocessingml/2006/main" w:ilvl="0">
+      <w:start w:val="1"/>
+      <w:numFmt w:val="decimal"/>
+      <w:lvlText w:val="%1."/>
+      <w:lvlJc w:val="left"/>
+      <w:pPr>
+        <w:ind w:left="720" w:hanging="360"/>
+      </w:pPr>
+    </w:lvl>
+    <w:lvl xmlns:w="http://schemas.openxmlformats.org/wordprocessingml/2006/main" w:ilvl="1">
+      <w:start w:val="1"/>
+      <w:numFmt w:val="decimal"/>
+      <w:lvlText w:val="%1.%2."/>
+      <w:lvlJc w:val="left"/>
+      <w:pPr>
+        <w:ind w:left="1440" w:hanging="360"/>
+      </w:pPr>
+    </w:lvl>
+    <w:lvl xmlns:w="http://schemas.openxmlformats.org/wordprocessingml/2006/main" w:ilvl="2">
+      <w:start w:val="1"/>
+      <w:numFmt w:val="decimal"/>
+      <w:lvlText w:val="%1.%2.%3."/>
+      <w:lvlJc w:val="left"/>
+      <w:pPr>
+        <w:ind w:left="2160" w:hanging="180"/>
+      </w:pPr>
+    </w:lvl>
+    <w:lvl xmlns:w="http://schemas.openxmlformats.org/wordprocessingml/2006/main" w:ilvl="3">
+      <w:start w:val="1"/>
+      <w:numFmt w:val="decimal"/>
+      <w:lvlText w:val="%1.%2.%3.%4."/>
+      <w:lvlJc w:val="left"/>
+      <w:pPr>
+        <w:ind w:left="2880" w:hanging="360"/>
+      </w:pPr>
+    </w:lvl>
+    <w:lvl xmlns:w="http://schemas.openxmlformats.org/wordprocessingml/2006/main" w:ilvl="4">
+      <w:start w:val="1"/>
+      <w:numFmt w:val="decimal"/>
+      <w:lvlText w:val="%1.%2.%3.%4.%5."/>
+      <w:lvlJc w:val="left"/>
+      <w:pPr>
+        <w:ind w:left="3600" w:hanging="360"/>
+      </w:pPr>
+    </w:lvl>
+    <w:lvl xmlns:w="http://schemas.openxmlformats.org/wordprocessingml/2006/main" w:ilvl="5">
+      <w:start w:val="1"/>
+      <w:numFmt w:val="decimal"/>
+      <w:lvlText w:val="%1.%2.%3.%4.%5.%6."/>
+      <w:lvlJc w:val="left"/>
+      <w:pPr>
+        <w:ind w:left="4320" w:hanging="180"/>
+      </w:pPr>
+    </w:lvl>
+    <w:lvl xmlns:w="http://schemas.openxmlformats.org/wordprocessingml/2006/main" w:ilvl="6">
+      <w:start w:val="1"/>
+      <w:numFmt w:val="decimal"/>
+      <w:lvlText w:val="%1.%2.%3.%4.%5.%6.%7."/>
+      <w:lvlJc w:val="left"/>
+      <w:pPr>
+        <w:ind w:left="5040" w:hanging="360"/>
+      </w:pPr>
+    </w:lvl>
+    <w:lvl xmlns:w="http://schemas.openxmlformats.org/wordprocessingml/2006/main" w:ilvl="7">
+      <w:start w:val="1"/>
+      <w:numFmt w:val="decimal"/>
+      <w:lvlText w:val="%1.%2.%3.%4.%5.%6.%7.%8."/>
+      <w:lvlJc w:val="left"/>
+      <w:pPr>
+        <w:ind w:left="5760" w:hanging="360"/>
+      </w:pPr>
+    </w:lvl>
+    <w:lvl xmlns:w="http://schemas.openxmlformats.org/wordprocessingml/2006/main" w:ilvl="8">
+      <w:start w:val="1"/>
+      <w:numFmt w:val="decimal"/>
+      <w:lvlText w:val="%1.%2.%3.%4.%5.%6.%7.%8.%9."/>
+      <w:lvlJc w:val="left"/>
+      <w:pPr>
+        <w:ind w:left="6480" w:hanging="180"/>
+      </w:pPr>
+    </w:lvl>
+  </w:abstractNum>
+  <w:abstractNum xmlns:w="http://schemas.openxmlformats.org/wordprocessingml/2006/main" w:abstractNumId="37">
+    <w:nsid w:val="72c2d353"/>
+    <w:multiLevelType xmlns:w="http://schemas.openxmlformats.org/wordprocessingml/2006/main" w:val="hybridMultilevel"/>
+    <w:lvl xmlns:w="http://schemas.openxmlformats.org/wordprocessingml/2006/main" w:ilvl="0">
+      <w:start w:val="1"/>
+      <w:numFmt w:val="bullet"/>
+      <w:lvlText w:val=""/>
+      <w:lvlJc w:val="left"/>
+      <w:pPr>
+        <w:ind w:left="720" w:hanging="360"/>
+      </w:pPr>
+      <w:rPr>
+        <w:rFonts w:hint="default" w:ascii="Symbol" w:hAnsi="Symbol"/>
+      </w:rPr>
+    </w:lvl>
+    <w:lvl xmlns:w="http://schemas.openxmlformats.org/wordprocessingml/2006/main" w:ilvl="1">
+      <w:start w:val="1"/>
+      <w:numFmt w:val="bullet"/>
+      <w:lvlText w:val="o"/>
+      <w:lvlJc w:val="left"/>
+      <w:pPr>
+        <w:ind w:left="1440" w:hanging="360"/>
+      </w:pPr>
+      <w:rPr>
+        <w:rFonts w:hint="default" w:ascii="Courier New" w:hAnsi="Courier New"/>
+      </w:rPr>
+    </w:lvl>
+    <w:lvl xmlns:w="http://schemas.openxmlformats.org/wordprocessingml/2006/main" w:ilvl="2">
+      <w:start w:val="1"/>
+      <w:numFmt w:val="bullet"/>
+      <w:lvlText w:val=""/>
+      <w:lvlJc w:val="left"/>
+      <w:pPr>
+        <w:ind w:left="2160" w:hanging="360"/>
+      </w:pPr>
+      <w:rPr>
+        <w:rFonts w:hint="default" w:ascii="Wingdings" w:hAnsi="Wingdings"/>
+      </w:rPr>
+    </w:lvl>
+    <w:lvl xmlns:w="http://schemas.openxmlformats.org/wordprocessingml/2006/main" w:ilvl="3">
+      <w:start w:val="1"/>
+      <w:numFmt w:val="bullet"/>
+      <w:lvlText w:val=""/>
+      <w:lvlJc w:val="left"/>
+      <w:pPr>
+        <w:ind w:left="2880" w:hanging="360"/>
+      </w:pPr>
+      <w:rPr>
+        <w:rFonts w:hint="default" w:ascii="Symbol" w:hAnsi="Symbol"/>
+      </w:rPr>
+    </w:lvl>
+    <w:lvl xmlns:w="http://schemas.openxmlformats.org/wordprocessingml/2006/main" w:ilvl="4">
+      <w:start w:val="1"/>
+      <w:numFmt w:val="bullet"/>
+      <w:lvlText w:val="o"/>
+      <w:lvlJc w:val="left"/>
+      <w:pPr>
+        <w:ind w:left="3600" w:hanging="360"/>
+      </w:pPr>
+      <w:rPr>
+        <w:rFonts w:hint="default" w:ascii="Courier New" w:hAnsi="Courier New"/>
+      </w:rPr>
+    </w:lvl>
+    <w:lvl xmlns:w="http://schemas.openxmlformats.org/wordprocessingml/2006/main" w:ilvl="5">
+      <w:start w:val="1"/>
+      <w:numFmt w:val="bullet"/>
+      <w:lvlText w:val=""/>
+      <w:lvlJc w:val="left"/>
+      <w:pPr>
+        <w:ind w:left="4320" w:hanging="360"/>
+      </w:pPr>
+      <w:rPr>
+        <w:rFonts w:hint="default" w:ascii="Wingdings" w:hAnsi="Wingdings"/>
+      </w:rPr>
+    </w:lvl>
+    <w:lvl xmlns:w="http://schemas.openxmlformats.org/wordprocessingml/2006/main" w:ilvl="6">
+      <w:start w:val="1"/>
+      <w:numFmt w:val="bullet"/>
+      <w:lvlText w:val=""/>
+      <w:lvlJc w:val="left"/>
+      <w:pPr>
+        <w:ind w:left="5040" w:hanging="360"/>
+      </w:pPr>
+      <w:rPr>
+        <w:rFonts w:hint="default" w:ascii="Symbol" w:hAnsi="Symbol"/>
+      </w:rPr>
+    </w:lvl>
+    <w:lvl xmlns:w="http://schemas.openxmlformats.org/wordprocessingml/2006/main" w:ilvl="7">
+      <w:start w:val="1"/>
+      <w:numFmt w:val="bullet"/>
+      <w:lvlText w:val="o"/>
+      <w:lvlJc w:val="left"/>
+      <w:pPr>
+        <w:ind w:left="5760" w:hanging="360"/>
+      </w:pPr>
+      <w:rPr>
+        <w:rFonts w:hint="default" w:ascii="Courier New" w:hAnsi="Courier New"/>
+      </w:rPr>
+    </w:lvl>
+    <w:lvl xmlns:w="http://schemas.openxmlformats.org/wordprocessingml/2006/main" w:ilvl="8">
+      <w:start w:val="1"/>
+      <w:numFmt w:val="bullet"/>
+      <w:lvlText w:val=""/>
+      <w:lvlJc w:val="left"/>
+      <w:pPr>
+        <w:ind w:left="6480" w:hanging="360"/>
+      </w:pPr>
+      <w:rPr>
+        <w:rFonts w:hint="default" w:ascii="Wingdings" w:hAnsi="Wingdings"/>
+      </w:rPr>
+    </w:lvl>
+  </w:abstractNum>
+  <w:abstractNum xmlns:w="http://schemas.openxmlformats.org/wordprocessingml/2006/main" w:abstractNumId="36">
+    <w:nsid w:val="fb7039e"/>
+    <w:multiLevelType xmlns:w="http://schemas.openxmlformats.org/wordprocessingml/2006/main" w:val="hybridMultilevel"/>
+    <w:lvl xmlns:w="http://schemas.openxmlformats.org/wordprocessingml/2006/main" w:ilvl="0">
+      <w:start w:val="1"/>
+      <w:numFmt w:val="bullet"/>
+      <w:lvlText w:val=""/>
+      <w:lvlJc w:val="left"/>
+      <w:pPr>
+        <w:ind w:left="720" w:hanging="360"/>
+      </w:pPr>
+      <w:rPr>
+        <w:rFonts w:hint="default" w:ascii="Symbol" w:hAnsi="Symbol"/>
+      </w:rPr>
+    </w:lvl>
+    <w:lvl xmlns:w="http://schemas.openxmlformats.org/wordprocessingml/2006/main" w:ilvl="1">
+      <w:start w:val="1"/>
+      <w:numFmt w:val="bullet"/>
+      <w:lvlText w:val="o"/>
+      <w:lvlJc w:val="left"/>
+      <w:pPr>
+        <w:ind w:left="1440" w:hanging="360"/>
+      </w:pPr>
+      <w:rPr>
+        <w:rFonts w:hint="default" w:ascii="Courier New" w:hAnsi="Courier New"/>
+      </w:rPr>
+    </w:lvl>
+    <w:lvl xmlns:w="http://schemas.openxmlformats.org/wordprocessingml/2006/main" w:ilvl="2">
+      <w:start w:val="1"/>
+      <w:numFmt w:val="bullet"/>
+      <w:lvlText w:val=""/>
+      <w:lvlJc w:val="left"/>
+      <w:pPr>
+        <w:ind w:left="2160" w:hanging="360"/>
+      </w:pPr>
+      <w:rPr>
+        <w:rFonts w:hint="default" w:ascii="Wingdings" w:hAnsi="Wingdings"/>
+      </w:rPr>
+    </w:lvl>
+    <w:lvl xmlns:w="http://schemas.openxmlformats.org/wordprocessingml/2006/main" w:ilvl="3">
+      <w:start w:val="1"/>
+      <w:numFmt w:val="bullet"/>
+      <w:lvlText w:val=""/>
+      <w:lvlJc w:val="left"/>
+      <w:pPr>
+        <w:ind w:left="2880" w:hanging="360"/>
+      </w:pPr>
+      <w:rPr>
+        <w:rFonts w:hint="default" w:ascii="Symbol" w:hAnsi="Symbol"/>
+      </w:rPr>
+    </w:lvl>
+    <w:lvl xmlns:w="http://schemas.openxmlformats.org/wordprocessingml/2006/main" w:ilvl="4">
+      <w:start w:val="1"/>
+      <w:numFmt w:val="bullet"/>
+      <w:lvlText w:val="o"/>
+      <w:lvlJc w:val="left"/>
+      <w:pPr>
+        <w:ind w:left="3600" w:hanging="360"/>
+      </w:pPr>
+      <w:rPr>
+        <w:rFonts w:hint="default" w:ascii="Courier New" w:hAnsi="Courier New"/>
+      </w:rPr>
+    </w:lvl>
+    <w:lvl xmlns:w="http://schemas.openxmlformats.org/wordprocessingml/2006/main" w:ilvl="5">
+      <w:start w:val="1"/>
+      <w:numFmt w:val="bullet"/>
+      <w:lvlText w:val=""/>
+      <w:lvlJc w:val="left"/>
+      <w:pPr>
+        <w:ind w:left="4320" w:hanging="360"/>
+      </w:pPr>
+      <w:rPr>
+        <w:rFonts w:hint="default" w:ascii="Wingdings" w:hAnsi="Wingdings"/>
+      </w:rPr>
+    </w:lvl>
+    <w:lvl xmlns:w="http://schemas.openxmlformats.org/wordprocessingml/2006/main" w:ilvl="6">
+      <w:start w:val="1"/>
+      <w:numFmt w:val="bullet"/>
+      <w:lvlText w:val=""/>
+      <w:lvlJc w:val="left"/>
+      <w:pPr>
+        <w:ind w:left="5040" w:hanging="360"/>
+      </w:pPr>
+      <w:rPr>
+        <w:rFonts w:hint="default" w:ascii="Symbol" w:hAnsi="Symbol"/>
+      </w:rPr>
+    </w:lvl>
+    <w:lvl xmlns:w="http://schemas.openxmlformats.org/wordprocessingml/2006/main" w:ilvl="7">
+      <w:start w:val="1"/>
+      <w:numFmt w:val="bullet"/>
+      <w:lvlText w:val="o"/>
+      <w:lvlJc w:val="left"/>
+      <w:pPr>
+        <w:ind w:left="5760" w:hanging="360"/>
+      </w:pPr>
+      <w:rPr>
+        <w:rFonts w:hint="default" w:ascii="Courier New" w:hAnsi="Courier New"/>
+      </w:rPr>
+    </w:lvl>
+    <w:lvl xmlns:w="http://schemas.openxmlformats.org/wordprocessingml/2006/main" w:ilvl="8">
+      <w:start w:val="1"/>
+      <w:numFmt w:val="bullet"/>
+      <w:lvlText w:val=""/>
+      <w:lvlJc w:val="left"/>
+      <w:pPr>
+        <w:ind w:left="6480" w:hanging="360"/>
+      </w:pPr>
+      <w:rPr>
+        <w:rFonts w:hint="default" w:ascii="Wingdings" w:hAnsi="Wingdings"/>
+      </w:rPr>
+    </w:lvl>
+  </w:abstractNum>
+  <w:abstractNum xmlns:w="http://schemas.openxmlformats.org/wordprocessingml/2006/main" w:abstractNumId="35">
+    <w:nsid w:val="6741e3c4"/>
+    <w:multiLevelType xmlns:w="http://schemas.openxmlformats.org/wordprocessingml/2006/main" w:val="hybridMultilevel"/>
+    <w:lvl xmlns:w="http://schemas.openxmlformats.org/wordprocessingml/2006/main" w:ilvl="0">
+      <w:start w:val="1"/>
+      <w:numFmt w:val="decimal"/>
+      <w:lvlText w:val="%1."/>
+      <w:lvlJc w:val="left"/>
+      <w:pPr>
+        <w:ind w:left="720" w:hanging="360"/>
+      </w:pPr>
+    </w:lvl>
+    <w:lvl xmlns:w="http://schemas.openxmlformats.org/wordprocessingml/2006/main" w:ilvl="1">
+      <w:start w:val="1"/>
+      <w:numFmt w:val="lowerLetter"/>
+      <w:lvlText w:val="%2."/>
+      <w:lvlJc w:val="left"/>
+      <w:pPr>
+        <w:ind w:left="1440" w:hanging="360"/>
+      </w:pPr>
+    </w:lvl>
+    <w:lvl xmlns:w="http://schemas.openxmlformats.org/wordprocessingml/2006/main" w:ilvl="2">
+      <w:start w:val="1"/>
+      <w:numFmt w:val="lowerRoman"/>
+      <w:lvlText w:val="%3."/>
+      <w:lvlJc w:val="right"/>
+      <w:pPr>
+        <w:ind w:left="2160" w:hanging="180"/>
+      </w:pPr>
+    </w:lvl>
+    <w:lvl xmlns:w="http://schemas.openxmlformats.org/wordprocessingml/2006/main" w:ilvl="3">
+      <w:start w:val="1"/>
+      <w:numFmt w:val="decimal"/>
+      <w:lvlText w:val="%4."/>
+      <w:lvlJc w:val="left"/>
+      <w:pPr>
+        <w:ind w:left="2880" w:hanging="360"/>
+      </w:pPr>
+    </w:lvl>
+    <w:lvl xmlns:w="http://schemas.openxmlformats.org/wordprocessingml/2006/main" w:ilvl="4">
+      <w:start w:val="1"/>
+      <w:numFmt w:val="lowerLetter"/>
+      <w:lvlText w:val="%5."/>
+      <w:lvlJc w:val="left"/>
+      <w:pPr>
+        <w:ind w:left="3600" w:hanging="360"/>
+      </w:pPr>
+    </w:lvl>
+    <w:lvl xmlns:w="http://schemas.openxmlformats.org/wordprocessingml/2006/main" w:ilvl="5">
+      <w:start w:val="1"/>
+      <w:numFmt w:val="lowerRoman"/>
+      <w:lvlText w:val="%6."/>
+      <w:lvlJc w:val="right"/>
+      <w:pPr>
+        <w:ind w:left="4320" w:hanging="180"/>
+      </w:pPr>
+    </w:lvl>
+    <w:lvl xmlns:w="http://schemas.openxmlformats.org/wordprocessingml/2006/main" w:ilvl="6">
+      <w:start w:val="1"/>
+      <w:numFmt w:val="decimal"/>
+      <w:lvlText w:val="%7."/>
+      <w:lvlJc w:val="left"/>
+      <w:pPr>
+        <w:ind w:left="5040" w:hanging="360"/>
+      </w:pPr>
+    </w:lvl>
+    <w:lvl xmlns:w="http://schemas.openxmlformats.org/wordprocessingml/2006/main" w:ilvl="7">
+      <w:start w:val="1"/>
+      <w:numFmt w:val="lowerLetter"/>
+      <w:lvlText w:val="%8."/>
+      <w:lvlJc w:val="left"/>
+      <w:pPr>
+        <w:ind w:left="5760" w:hanging="360"/>
+      </w:pPr>
+    </w:lvl>
+    <w:lvl xmlns:w="http://schemas.openxmlformats.org/wordprocessingml/2006/main" w:ilvl="8">
+      <w:start w:val="1"/>
+      <w:numFmt w:val="lowerRoman"/>
+      <w:lvlText w:val="%9."/>
+      <w:lvlJc w:val="right"/>
+      <w:pPr>
+        <w:ind w:left="6480" w:hanging="180"/>
+      </w:pPr>
+    </w:lvl>
+  </w:abstractNum>
+  <w:abstractNum xmlns:w="http://schemas.openxmlformats.org/wordprocessingml/2006/main" w:abstractNumId="34">
+    <w:nsid w:val="3b7ba1d"/>
+    <w:multiLevelType xmlns:w="http://schemas.openxmlformats.org/wordprocessingml/2006/main" w:val="hybridMultilevel"/>
+    <w:lvl xmlns:w="http://schemas.openxmlformats.org/wordprocessingml/2006/main" w:ilvl="0">
+      <w:start w:val="1"/>
+      <w:numFmt w:val="decimal"/>
+      <w:lvlText w:val="%1."/>
+      <w:lvlJc w:val="left"/>
+      <w:pPr>
+        <w:ind w:left="720" w:hanging="360"/>
+      </w:pPr>
+    </w:lvl>
+    <w:lvl xmlns:w="http://schemas.openxmlformats.org/wordprocessingml/2006/main" w:ilvl="1">
+      <w:start w:val="1"/>
+      <w:numFmt w:val="lowerLetter"/>
+      <w:lvlText w:val="%2."/>
+      <w:lvlJc w:val="left"/>
+      <w:pPr>
+        <w:ind w:left="1440" w:hanging="360"/>
+      </w:pPr>
+    </w:lvl>
+    <w:lvl xmlns:w="http://schemas.openxmlformats.org/wordprocessingml/2006/main" w:ilvl="2">
+      <w:start w:val="1"/>
+      <w:numFmt w:val="lowerRoman"/>
+      <w:lvlText w:val="%3."/>
+      <w:lvlJc w:val="right"/>
+      <w:pPr>
+        <w:ind w:left="2160" w:hanging="180"/>
+      </w:pPr>
+    </w:lvl>
+    <w:lvl xmlns:w="http://schemas.openxmlformats.org/wordprocessingml/2006/main" w:ilvl="3">
+      <w:start w:val="1"/>
+      <w:numFmt w:val="decimal"/>
+      <w:lvlText w:val="%4."/>
+      <w:lvlJc w:val="left"/>
+      <w:pPr>
+        <w:ind w:left="2880" w:hanging="360"/>
+      </w:pPr>
+    </w:lvl>
+    <w:lvl xmlns:w="http://schemas.openxmlformats.org/wordprocessingml/2006/main" w:ilvl="4">
+      <w:start w:val="1"/>
+      <w:numFmt w:val="lowerLetter"/>
+      <w:lvlText w:val="%5."/>
+      <w:lvlJc w:val="left"/>
+      <w:pPr>
+        <w:ind w:left="3600" w:hanging="360"/>
+      </w:pPr>
+    </w:lvl>
+    <w:lvl xmlns:w="http://schemas.openxmlformats.org/wordprocessingml/2006/main" w:ilvl="5">
+      <w:start w:val="1"/>
+      <w:numFmt w:val="lowerRoman"/>
+      <w:lvlText w:val="%6."/>
+      <w:lvlJc w:val="right"/>
+      <w:pPr>
+        <w:ind w:left="4320" w:hanging="180"/>
+      </w:pPr>
+    </w:lvl>
+    <w:lvl xmlns:w="http://schemas.openxmlformats.org/wordprocessingml/2006/main" w:ilvl="6">
+      <w:start w:val="1"/>
+      <w:numFmt w:val="decimal"/>
+      <w:lvlText w:val="%7."/>
+      <w:lvlJc w:val="left"/>
+      <w:pPr>
+        <w:ind w:left="5040" w:hanging="360"/>
+      </w:pPr>
+    </w:lvl>
+    <w:lvl xmlns:w="http://schemas.openxmlformats.org/wordprocessingml/2006/main" w:ilvl="7">
+      <w:start w:val="1"/>
+      <w:numFmt w:val="lowerLetter"/>
+      <w:lvlText w:val="%8."/>
+      <w:lvlJc w:val="left"/>
+      <w:pPr>
+        <w:ind w:left="5760" w:hanging="360"/>
+      </w:pPr>
+    </w:lvl>
+    <w:lvl xmlns:w="http://schemas.openxmlformats.org/wordprocessingml/2006/main" w:ilvl="8">
+      <w:start w:val="1"/>
+      <w:numFmt w:val="lowerRoman"/>
+      <w:lvlText w:val="%9."/>
+      <w:lvlJc w:val="right"/>
+      <w:pPr>
+        <w:ind w:left="6480" w:hanging="180"/>
+      </w:pPr>
+    </w:lvl>
+  </w:abstractNum>
+  <w:abstractNum xmlns:w="http://schemas.openxmlformats.org/wordprocessingml/2006/main" w:abstractNumId="33">
+    <w:nsid w:val="1c7e9ba7"/>
+    <w:multiLevelType xmlns:w="http://schemas.openxmlformats.org/wordprocessingml/2006/main" w:val="hybridMultilevel"/>
+    <w:lvl xmlns:w="http://schemas.openxmlformats.org/wordprocessingml/2006/main" w:ilvl="0">
+      <w:start w:val="1"/>
+      <w:numFmt w:val="decimal"/>
+      <w:lvlText w:val="%1."/>
+      <w:lvlJc w:val="left"/>
+      <w:pPr>
+        <w:ind w:left="720" w:hanging="360"/>
+      </w:pPr>
+    </w:lvl>
+    <w:lvl xmlns:w="http://schemas.openxmlformats.org/wordprocessingml/2006/main" w:ilvl="1">
+      <w:start w:val="1"/>
+      <w:numFmt w:val="lowerLetter"/>
+      <w:lvlText w:val="%2."/>
+      <w:lvlJc w:val="left"/>
+      <w:pPr>
+        <w:ind w:left="1440" w:hanging="360"/>
+      </w:pPr>
+    </w:lvl>
+    <w:lvl xmlns:w="http://schemas.openxmlformats.org/wordprocessingml/2006/main" w:ilvl="2">
+      <w:start w:val="1"/>
+      <w:numFmt w:val="lowerRoman"/>
+      <w:lvlText w:val="%3."/>
+      <w:lvlJc w:val="right"/>
+      <w:pPr>
+        <w:ind w:left="2160" w:hanging="180"/>
+      </w:pPr>
+    </w:lvl>
+    <w:lvl xmlns:w="http://schemas.openxmlformats.org/wordprocessingml/2006/main" w:ilvl="3">
+      <w:start w:val="1"/>
+      <w:numFmt w:val="decimal"/>
+      <w:lvlText w:val="%4."/>
+      <w:lvlJc w:val="left"/>
+      <w:pPr>
+        <w:ind w:left="2880" w:hanging="360"/>
+      </w:pPr>
+    </w:lvl>
+    <w:lvl xmlns:w="http://schemas.openxmlformats.org/wordprocessingml/2006/main" w:ilvl="4">
+      <w:start w:val="1"/>
+      <w:numFmt w:val="lowerLetter"/>
+      <w:lvlText w:val="%5."/>
+      <w:lvlJc w:val="left"/>
+      <w:pPr>
+        <w:ind w:left="3600" w:hanging="360"/>
+      </w:pPr>
+    </w:lvl>
+    <w:lvl xmlns:w="http://schemas.openxmlformats.org/wordprocessingml/2006/main" w:ilvl="5">
+      <w:start w:val="1"/>
+      <w:numFmt w:val="lowerRoman"/>
+      <w:lvlText w:val="%6."/>
+      <w:lvlJc w:val="right"/>
+      <w:pPr>
+        <w:ind w:left="4320" w:hanging="180"/>
+      </w:pPr>
+    </w:lvl>
+    <w:lvl xmlns:w="http://schemas.openxmlformats.org/wordprocessingml/2006/main" w:ilvl="6">
+      <w:start w:val="1"/>
+      <w:numFmt w:val="decimal"/>
+      <w:lvlText w:val="%7."/>
+      <w:lvlJc w:val="left"/>
+      <w:pPr>
+        <w:ind w:left="5040" w:hanging="360"/>
+      </w:pPr>
+    </w:lvl>
+    <w:lvl xmlns:w="http://schemas.openxmlformats.org/wordprocessingml/2006/main" w:ilvl="7">
+      <w:start w:val="1"/>
+      <w:numFmt w:val="lowerLetter"/>
+      <w:lvlText w:val="%8."/>
+      <w:lvlJc w:val="left"/>
+      <w:pPr>
+        <w:ind w:left="5760" w:hanging="360"/>
+      </w:pPr>
+    </w:lvl>
+    <w:lvl xmlns:w="http://schemas.openxmlformats.org/wordprocessingml/2006/main" w:ilvl="8">
+      <w:start w:val="1"/>
+      <w:numFmt w:val="lowerRoman"/>
+      <w:lvlText w:val="%9."/>
+      <w:lvlJc w:val="right"/>
+      <w:pPr>
+        <w:ind w:left="6480" w:hanging="180"/>
+      </w:pPr>
+    </w:lvl>
+  </w:abstractNum>
+  <w:abstractNum xmlns:w="http://schemas.openxmlformats.org/wordprocessingml/2006/main" w:abstractNumId="32">
+    <w:nsid w:val="51597c23"/>
+    <w:multiLevelType xmlns:w="http://schemas.openxmlformats.org/wordprocessingml/2006/main" w:val="hybridMultilevel"/>
+    <w:lvl xmlns:w="http://schemas.openxmlformats.org/wordprocessingml/2006/main" w:ilvl="0">
+      <w:start w:val="1"/>
+      <w:numFmt w:val="decimal"/>
+      <w:lvlText w:val="%1."/>
+      <w:lvlJc w:val="left"/>
+      <w:pPr>
+        <w:ind w:left="720" w:hanging="360"/>
+      </w:pPr>
+    </w:lvl>
+    <w:lvl xmlns:w="http://schemas.openxmlformats.org/wordprocessingml/2006/main" w:ilvl="1">
+      <w:start w:val="1"/>
+      <w:numFmt w:val="lowerLetter"/>
+      <w:lvlText w:val="%2."/>
+      <w:lvlJc w:val="left"/>
+      <w:pPr>
+        <w:ind w:left="1440" w:hanging="360"/>
+      </w:pPr>
+    </w:lvl>
+    <w:lvl xmlns:w="http://schemas.openxmlformats.org/wordprocessingml/2006/main" w:ilvl="2">
+      <w:start w:val="1"/>
+      <w:numFmt w:val="lowerRoman"/>
+      <w:lvlText w:val="%3."/>
+      <w:lvlJc w:val="right"/>
+      <w:pPr>
+        <w:ind w:left="2160" w:hanging="180"/>
+      </w:pPr>
+    </w:lvl>
+    <w:lvl xmlns:w="http://schemas.openxmlformats.org/wordprocessingml/2006/main" w:ilvl="3">
+      <w:start w:val="1"/>
+      <w:numFmt w:val="decimal"/>
+      <w:lvlText w:val="%4."/>
+      <w:lvlJc w:val="left"/>
+      <w:pPr>
+        <w:ind w:left="2880" w:hanging="360"/>
+      </w:pPr>
+    </w:lvl>
+    <w:lvl xmlns:w="http://schemas.openxmlformats.org/wordprocessingml/2006/main" w:ilvl="4">
+      <w:start w:val="1"/>
+      <w:numFmt w:val="lowerLetter"/>
+      <w:lvlText w:val="%5."/>
+      <w:lvlJc w:val="left"/>
+      <w:pPr>
+        <w:ind w:left="3600" w:hanging="360"/>
+      </w:pPr>
+    </w:lvl>
+    <w:lvl xmlns:w="http://schemas.openxmlformats.org/wordprocessingml/2006/main" w:ilvl="5">
+      <w:start w:val="1"/>
+      <w:numFmt w:val="lowerRoman"/>
+      <w:lvlText w:val="%6."/>
+      <w:lvlJc w:val="right"/>
+      <w:pPr>
+        <w:ind w:left="4320" w:hanging="180"/>
+      </w:pPr>
+    </w:lvl>
+    <w:lvl xmlns:w="http://schemas.openxmlformats.org/wordprocessingml/2006/main" w:ilvl="6">
+      <w:start w:val="1"/>
+      <w:numFmt w:val="decimal"/>
+      <w:lvlText w:val="%7."/>
+      <w:lvlJc w:val="left"/>
+      <w:pPr>
+        <w:ind w:left="5040" w:hanging="360"/>
+      </w:pPr>
+    </w:lvl>
+    <w:lvl xmlns:w="http://schemas.openxmlformats.org/wordprocessingml/2006/main" w:ilvl="7">
+      <w:start w:val="1"/>
+      <w:numFmt w:val="lowerLetter"/>
+      <w:lvlText w:val="%8."/>
+      <w:lvlJc w:val="left"/>
+      <w:pPr>
+        <w:ind w:left="5760" w:hanging="360"/>
+      </w:pPr>
+    </w:lvl>
+    <w:lvl xmlns:w="http://schemas.openxmlformats.org/wordprocessingml/2006/main" w:ilvl="8">
+      <w:start w:val="1"/>
+      <w:numFmt w:val="lowerRoman"/>
+      <w:lvlText w:val="%9."/>
+      <w:lvlJc w:val="right"/>
+      <w:pPr>
+        <w:ind w:left="6480" w:hanging="180"/>
+      </w:pPr>
+    </w:lvl>
+  </w:abstractNum>
   <w:abstractNum w:abstractNumId="0" w15:restartNumberingAfterBreak="0">
     <w:nsid w:val="00CD5D07"/>
     <w:multiLevelType w:val="hybridMultilevel"/>
@@ -30555,6 +35929,36 @@
       </w:rPr>
     </w:lvl>
   </w:abstractNum>
+  <w:num w:numId="42">
+    <w:abstractNumId w:val="41"/>
+  </w:num>
+  <w:num w:numId="41">
+    <w:abstractNumId w:val="40"/>
+  </w:num>
+  <w:num w:numId="40">
+    <w:abstractNumId w:val="39"/>
+  </w:num>
+  <w:num w:numId="39">
+    <w:abstractNumId w:val="38"/>
+  </w:num>
+  <w:num w:numId="38">
+    <w:abstractNumId w:val="37"/>
+  </w:num>
+  <w:num w:numId="37">
+    <w:abstractNumId w:val="36"/>
+  </w:num>
+  <w:num w:numId="36">
+    <w:abstractNumId w:val="35"/>
+  </w:num>
+  <w:num w:numId="35">
+    <w:abstractNumId w:val="34"/>
+  </w:num>
+  <w:num w:numId="34">
+    <w:abstractNumId w:val="33"/>
+  </w:num>
+  <w:num w:numId="33">
+    <w:abstractNumId w:val="32"/>
+  </w:num>
   <w:num w:numId="1" w16cid:durableId="1218858675">
     <w:abstractNumId w:val="4"/>
   </w:num>

--- a/Software Requirements Specification.docx
+++ b/Software Requirements Specification.docx
@@ -6142,19 +6142,20 @@
           </w:tcPr>
           <w:p>
             <w:pPr>
+              <w:pStyle w:val="Normal"/>
+              <w:suppressLineNumbers w:val="0"/>
+              <w:bidi w:val="0"/>
+              <w:spacing w:before="0" w:beforeAutospacing="off" w:after="0" w:afterAutospacing="off" w:line="240" w:lineRule="auto"/>
+              <w:ind w:left="0" w:right="0"/>
+              <w:jc w:val="left"/>
+            </w:pPr>
+            <w:r>
               <w:rPr>
                 <w:rFonts w:ascii="Calibri" w:hAnsi="Calibri" w:eastAsia="Calibri" w:cs="Calibri"/>
                 <w:sz w:val="24"/>
                 <w:szCs w:val="24"/>
               </w:rPr>
-            </w:pPr>
-            <w:r>
-              <w:rPr>
-                <w:rFonts w:ascii="Calibri" w:hAnsi="Calibri" w:eastAsia="Calibri" w:cs="Calibri"/>
-                <w:sz w:val="24"/>
-                <w:szCs w:val="24"/>
-              </w:rPr>
-              <w:t>May 28, 2024</w:t>
+              <w:t>Feb 15, 2026</w:t>
             </w:r>
           </w:p>
         </w:tc>
@@ -6176,6 +6177,30 @@
                 <w:szCs w:val="24"/>
               </w:rPr>
             </w:pPr>
+            <w:r>
+              <w:rPr>
+                <w:rFonts w:ascii="Calibri" w:hAnsi="Calibri" w:eastAsia="Calibri" w:cs="Calibri"/>
+                <w:sz w:val="24"/>
+                <w:szCs w:val="24"/>
+              </w:rPr>
+              <w:t>Sec#3.1, Sec#3.</w:t>
+            </w:r>
+            <w:r>
+              <w:rPr>
+                <w:rFonts w:ascii="Calibri" w:hAnsi="Calibri" w:eastAsia="Calibri" w:cs="Calibri"/>
+                <w:sz w:val="24"/>
+                <w:szCs w:val="24"/>
+              </w:rPr>
+              <w:t>2,</w:t>
+            </w:r>
+            <w:r>
+              <w:rPr>
+                <w:rFonts w:ascii="Calibri" w:hAnsi="Calibri" w:eastAsia="Calibri" w:cs="Calibri"/>
+                <w:sz w:val="24"/>
+                <w:szCs w:val="24"/>
+              </w:rPr>
+              <w:t xml:space="preserve"> Sec#3.3, Sec#3.4</w:t>
+            </w:r>
           </w:p>
         </w:tc>
       </w:tr>
@@ -22611,10 +22636,10 @@
       </w:pPr>
       <w:r>
         <w:drawing>
-          <wp:inline wp14:editId="715F7D2A" wp14:anchorId="10CFFD9D">
-            <wp:extent cx="5943600" cy="3781425"/>
+          <wp:inline wp14:editId="0B8A92F9" wp14:anchorId="7B1CB8CE">
+            <wp:extent cx="5943600" cy="3171825"/>
             <wp:effectExtent l="0" t="0" r="0" b="0"/>
-            <wp:docPr id="1202476876" name="drawing"/>
+            <wp:docPr id="122193244" name="drawing"/>
             <wp:cNvGraphicFramePr>
               <a:graphicFrameLocks noChangeAspect="1"/>
             </wp:cNvGraphicFramePr>
@@ -22622,11 +22647,11 @@
               <a:graphicData xmlns:a="http://schemas.openxmlformats.org/drawingml/2006/main" uri="http://schemas.openxmlformats.org/drawingml/2006/picture">
                 <pic:pic xmlns:pic="http://schemas.openxmlformats.org/drawingml/2006/picture">
                   <pic:nvPicPr>
-                    <pic:cNvPr id="1202476876" name="Picture 1202476876"/>
+                    <pic:cNvPr id="122193244" name="Picture 122193244"/>
                     <pic:cNvPicPr/>
                   </pic:nvPicPr>
                   <pic:blipFill>
-                    <a:blip xmlns:r="http://schemas.openxmlformats.org/officeDocument/2006/relationships" r:embed="rId1850269632">
+                    <a:blip xmlns:r="http://schemas.openxmlformats.org/officeDocument/2006/relationships" r:embed="rId2005999472">
                       <a:extLst>
                         <a:ext uri="{28A0092B-C50C-407E-A947-70E740481C1C}">
                           <a14:useLocalDpi xmlns:a14="http://schemas.microsoft.com/office/drawing/2010/main"/>
@@ -22640,7 +22665,7 @@
                   <pic:spPr>
                     <a:xfrm>
                       <a:off x="0" y="0"/>
-                      <a:ext cx="5943600" cy="3781425"/>
+                      <a:ext cx="5943600" cy="3171825"/>
                     </a:xfrm>
                     <a:prstGeom prst="rect">
                       <a:avLst/>
@@ -22668,10 +22693,10 @@
       </w:pPr>
       <w:r>
         <w:drawing>
-          <wp:inline wp14:editId="4FA6FE6D" wp14:anchorId="6B9DE19B">
-            <wp:extent cx="5943600" cy="3705225"/>
+          <wp:inline wp14:editId="4042786B" wp14:anchorId="058E5100">
+            <wp:extent cx="5943600" cy="3228975"/>
             <wp:effectExtent l="0" t="0" r="0" b="0"/>
-            <wp:docPr id="1121669857" name="drawing"/>
+            <wp:docPr id="1528885774" name="drawing"/>
             <wp:cNvGraphicFramePr>
               <a:graphicFrameLocks noChangeAspect="1"/>
             </wp:cNvGraphicFramePr>
@@ -22679,11 +22704,11 @@
               <a:graphicData xmlns:a="http://schemas.openxmlformats.org/drawingml/2006/main" uri="http://schemas.openxmlformats.org/drawingml/2006/picture">
                 <pic:pic xmlns:pic="http://schemas.openxmlformats.org/drawingml/2006/picture">
                   <pic:nvPicPr>
-                    <pic:cNvPr id="1121669857" name="Picture 1121669857"/>
+                    <pic:cNvPr id="1528885774" name="Picture 1528885774"/>
                     <pic:cNvPicPr/>
                   </pic:nvPicPr>
                   <pic:blipFill>
-                    <a:blip xmlns:r="http://schemas.openxmlformats.org/officeDocument/2006/relationships" r:embed="rId1278560749">
+                    <a:blip xmlns:r="http://schemas.openxmlformats.org/officeDocument/2006/relationships" r:embed="rId1141405185">
                       <a:extLst>
                         <a:ext uri="{28A0092B-C50C-407E-A947-70E740481C1C}">
                           <a14:useLocalDpi xmlns:a14="http://schemas.microsoft.com/office/drawing/2010/main"/>
@@ -22697,7 +22722,7 @@
                   <pic:spPr>
                     <a:xfrm>
                       <a:off x="0" y="0"/>
-                      <a:ext cx="5943600" cy="3705225"/>
+                      <a:ext cx="5943600" cy="3228975"/>
                     </a:xfrm>
                     <a:prstGeom prst="rect">
                       <a:avLst/>
@@ -22709,10 +22734,6 @@
           </wp:inline>
         </w:drawing>
       </w:r>
-      <w:r>
-        <w:rPr/>
-        <w:t>W</w:t>
-      </w:r>
     </w:p>
     <w:p>
       <w:pPr>
@@ -22782,7 +22803,31 @@
       </w:pPr>
       <w:r>
         <w:rPr/>
-        <w:t xml:space="preserve">User story: As a learner, i want to book a learning session with a volunteer so that i can get </w:t>
+        <w:t xml:space="preserve">User </w:t>
+      </w:r>
+      <w:r>
+        <w:rPr/>
+        <w:t>S</w:t>
+      </w:r>
+      <w:r>
+        <w:rPr/>
+        <w:t xml:space="preserve">tory: As a learner, </w:t>
+      </w:r>
+      <w:r>
+        <w:rPr/>
+        <w:t>i</w:t>
+      </w:r>
+      <w:r>
+        <w:rPr/>
+        <w:t xml:space="preserve"> want to book a learning session with a volunteer so that </w:t>
+      </w:r>
+      <w:r>
+        <w:rPr/>
+        <w:t>i</w:t>
+      </w:r>
+      <w:r>
+        <w:rPr/>
+        <w:t xml:space="preserve"> can get </w:t>
       </w:r>
       <w:r>
         <w:rPr/>
@@ -23273,7 +23318,19 @@
         <w:rPr>
           <w:color w:val="000000" w:themeColor="text1" w:themeTint="FF" w:themeShade="FF"/>
         </w:rPr>
-        <w:t>User story:</w:t>
+        <w:t xml:space="preserve">User </w:t>
+      </w:r>
+      <w:r>
+        <w:rPr>
+          <w:color w:val="000000" w:themeColor="text1" w:themeTint="FF" w:themeShade="FF"/>
+        </w:rPr>
+        <w:t>S</w:t>
+      </w:r>
+      <w:r>
+        <w:rPr>
+          <w:color w:val="000000" w:themeColor="text1" w:themeTint="FF" w:themeShade="FF"/>
+        </w:rPr>
+        <w:t>tory:</w:t>
       </w:r>
       <w:r>
         <w:rPr>
@@ -23668,11 +23725,15 @@
             </w:r>
             <w:r>
               <w:rPr/>
-              <w:t>submut</w:t>
+              <w:t>submit</w:t>
             </w:r>
             <w:r>
               <w:rPr/>
-              <w:t xml:space="preserve"> their tutoring hours</w:t>
+              <w:t xml:space="preserve"> </w:t>
+            </w:r>
+            <w:r>
+              <w:rPr/>
+              <w:t>their tutoring hours</w:t>
             </w:r>
           </w:p>
         </w:tc>
@@ -23697,7 +23758,15 @@
             </w:r>
             <w:r>
               <w:rPr/>
-              <w:t>Volunteers completes a session</w:t>
+              <w:t xml:space="preserve">Volunteers </w:t>
+            </w:r>
+            <w:r>
+              <w:rPr/>
+              <w:t>complete</w:t>
+            </w:r>
+            <w:r>
+              <w:rPr/>
+              <w:t xml:space="preserve"> a session</w:t>
             </w:r>
           </w:p>
         </w:tc>
@@ -24008,10 +24077,13 @@
         <w:rPr>
           <w:color w:val="000000" w:themeColor="text1" w:themeTint="FF" w:themeShade="FF"/>
         </w:rPr>
-        <w:t xml:space="preserve"> User story:</w:t>
-      </w:r>
-      <w:r>
-        <w:tab/>
+        <w:t xml:space="preserve"> User </w:t>
+      </w:r>
+      <w:r>
+        <w:rPr>
+          <w:color w:val="000000" w:themeColor="text1" w:themeTint="FF" w:themeShade="FF"/>
+        </w:rPr>
+        <w:t xml:space="preserve">Story: </w:t>
       </w:r>
       <w:r>
         <w:rPr>
@@ -24576,18 +24648,25 @@
         <w:rPr>
           <w:color w:val="000000" w:themeColor="text1" w:themeTint="FF" w:themeShade="FF"/>
         </w:rPr>
-        <w:t xml:space="preserve">  User st</w:t>
-      </w:r>
-      <w:r>
-        <w:rPr>
-          <w:b w:val="0"/>
-          <w:bCs w:val="0"/>
+        <w:t xml:space="preserve">  User </w:t>
+      </w:r>
+      <w:r>
+        <w:rPr>
           <w:color w:val="000000" w:themeColor="text1" w:themeTint="FF" w:themeShade="FF"/>
         </w:rPr>
-        <w:t>ory:</w:t>
-      </w:r>
-      <w:r>
-        <w:tab/>
+        <w:t>Sto</w:t>
+      </w:r>
+      <w:r>
+        <w:rPr>
+          <w:color w:val="000000" w:themeColor="text1" w:themeTint="FF" w:themeShade="FF"/>
+        </w:rPr>
+        <w:t>ry:</w:t>
+      </w:r>
+      <w:r>
+        <w:rPr>
+          <w:color w:val="000000" w:themeColor="text1" w:themeTint="FF" w:themeShade="FF"/>
+        </w:rPr>
+        <w:t xml:space="preserve"> </w:t>
       </w:r>
       <w:r>
         <w:rPr>
@@ -25403,7 +25482,19 @@
         <w:rPr>
           <w:color w:val="000000" w:themeColor="text1" w:themeTint="FF" w:themeShade="FF"/>
         </w:rPr>
-        <w:t xml:space="preserve">  User stor</w:t>
+        <w:t xml:space="preserve">  User </w:t>
+      </w:r>
+      <w:r>
+        <w:rPr>
+          <w:color w:val="000000" w:themeColor="text1" w:themeTint="FF" w:themeShade="FF"/>
+        </w:rPr>
+        <w:t>S</w:t>
+      </w:r>
+      <w:r>
+        <w:rPr>
+          <w:color w:val="000000" w:themeColor="text1" w:themeTint="FF" w:themeShade="FF"/>
+        </w:rPr>
+        <w:t>tor</w:t>
       </w:r>
       <w:r>
         <w:rPr>
@@ -26552,7 +26643,7 @@
       </w:pPr>
       <w:r>
         <w:drawing>
-          <wp:inline wp14:editId="497192FE" wp14:anchorId="4A05B458">
+          <wp:inline wp14:editId="46AEDC40" wp14:anchorId="4A05B458">
             <wp:extent cx="4409209" cy="6087050"/>
             <wp:effectExtent l="0" t="0" r="0" b="0"/>
             <wp:docPr id="686701601" name="drawing"/>
@@ -26654,7 +26745,7 @@
       </w:pPr>
       <w:r>
         <w:drawing>
-          <wp:inline wp14:editId="692F4F22" wp14:anchorId="7FC36636">
+          <wp:inline wp14:editId="549F01EA" wp14:anchorId="7FC36636">
             <wp:extent cx="4310342" cy="6774947"/>
             <wp:effectExtent l="0" t="0" r="0" b="0"/>
             <wp:docPr id="1326776006" name="drawing"/>
@@ -26751,7 +26842,7 @@
       </w:pPr>
       <w:r>
         <w:drawing>
-          <wp:inline wp14:editId="3BB619CE" wp14:anchorId="526BCCDF">
+          <wp:inline wp14:editId="5468A7B3" wp14:anchorId="526BCCDF">
             <wp:extent cx="5591175" cy="5943600"/>
             <wp:effectExtent l="0" t="0" r="0" b="0"/>
             <wp:docPr id="341083590" name="drawing"/>
@@ -26847,7 +26938,7 @@
       </w:pPr>
       <w:r>
         <w:drawing>
-          <wp:inline wp14:editId="77FC406E" wp14:anchorId="60EB825E">
+          <wp:inline wp14:editId="5F273329" wp14:anchorId="60EB825E">
             <wp:extent cx="4019550" cy="5943600"/>
             <wp:effectExtent l="0" t="0" r="0" b="0"/>
             <wp:docPr id="1652281813" name="drawing"/>
@@ -26955,7 +27046,7 @@
       </w:pPr>
       <w:r>
         <w:drawing>
-          <wp:inline wp14:editId="58EBF32E" wp14:anchorId="181FFEC8">
+          <wp:inline wp14:editId="7B36061C" wp14:anchorId="181FFEC8">
             <wp:extent cx="5028009" cy="6956714"/>
             <wp:effectExtent l="0" t="0" r="0" b="0"/>
             <wp:docPr id="1614294475" name="drawing"/>
@@ -27296,8 +27387,6 @@
           <w:p>
             <w:pPr>
               <w:pStyle w:val="Normal"/>
-            </w:pPr>
-            <w:r>
               <w:rPr>
                 <w:rFonts w:ascii="Calibri" w:hAnsi="Calibri" w:eastAsia="Calibri" w:cs="Calibri"/>
                 <w:noProof w:val="0"/>
@@ -27305,7 +27394,16 @@
                 <w:szCs w:val="22"/>
                 <w:lang w:val="en-CA"/>
               </w:rPr>
-              <w:t>User must be logged in</w:t>
+            </w:pPr>
+            <w:r>
+              <w:rPr>
+                <w:rFonts w:ascii="Calibri" w:hAnsi="Calibri" w:eastAsia="Calibri" w:cs="Calibri"/>
+                <w:noProof w:val="0"/>
+                <w:sz w:val="22"/>
+                <w:szCs w:val="22"/>
+                <w:lang w:val="en-CA"/>
+              </w:rPr>
+              <w:t>User must be authenticated before accessing booking features</w:t>
             </w:r>
           </w:p>
         </w:tc>
@@ -27446,8 +27544,6 @@
           <w:p>
             <w:pPr>
               <w:pStyle w:val="Normal"/>
-            </w:pPr>
-            <w:r>
               <w:rPr>
                 <w:rFonts w:ascii="Calibri" w:hAnsi="Calibri" w:eastAsia="Calibri" w:cs="Calibri"/>
                 <w:noProof w:val="0"/>
@@ -27455,7 +27551,16 @@
                 <w:szCs w:val="22"/>
                 <w:lang w:val="en-CA"/>
               </w:rPr>
-              <w:t>Session can only be booked if volunteer is available</w:t>
+            </w:pPr>
+            <w:r>
+              <w:rPr>
+                <w:rFonts w:ascii="Calibri" w:hAnsi="Calibri" w:eastAsia="Calibri" w:cs="Calibri"/>
+                <w:noProof w:val="0"/>
+                <w:sz w:val="22"/>
+                <w:szCs w:val="22"/>
+                <w:lang w:val="en-CA"/>
+              </w:rPr>
+              <w:t>Session booking allowed only if volunteer is avaliable</w:t>
             </w:r>
           </w:p>
         </w:tc>
@@ -27484,7 +27589,13 @@
               <w:rPr>
                 <w:rFonts w:ascii="Calibri" w:hAnsi="Calibri" w:eastAsia="Calibri" w:cs="Calibri"/>
               </w:rPr>
-              <w:t>AD2</w:t>
+              <w:t>AD</w:t>
+            </w:r>
+            <w:r>
+              <w:rPr>
+                <w:rFonts w:ascii="Calibri" w:hAnsi="Calibri" w:eastAsia="Calibri" w:cs="Calibri"/>
+              </w:rPr>
+              <w:t>1</w:t>
             </w:r>
           </w:p>
         </w:tc>
@@ -27608,8 +27719,6 @@
           <w:p>
             <w:pPr>
               <w:pStyle w:val="Normal"/>
-            </w:pPr>
-            <w:r>
               <w:rPr>
                 <w:rFonts w:ascii="Calibri" w:hAnsi="Calibri" w:eastAsia="Calibri" w:cs="Calibri"/>
                 <w:noProof w:val="0"/>
@@ -27617,7 +27726,16 @@
                 <w:szCs w:val="22"/>
                 <w:lang w:val="en-CA"/>
               </w:rPr>
-              <w:t>Prevent double-booking</w:t>
+            </w:pPr>
+            <w:r>
+              <w:rPr>
+                <w:rFonts w:ascii="Calibri" w:hAnsi="Calibri" w:eastAsia="Calibri" w:cs="Calibri"/>
+                <w:noProof w:val="0"/>
+                <w:sz w:val="22"/>
+                <w:szCs w:val="22"/>
+                <w:lang w:val="en-CA"/>
+              </w:rPr>
+              <w:t>System prevents double-booking conflicts</w:t>
             </w:r>
           </w:p>
         </w:tc>
@@ -27646,7 +27764,13 @@
               <w:rPr>
                 <w:rFonts w:ascii="Calibri" w:hAnsi="Calibri" w:eastAsia="Calibri" w:cs="Calibri"/>
               </w:rPr>
-              <w:t>AD3</w:t>
+              <w:t>AD</w:t>
+            </w:r>
+            <w:r>
+              <w:rPr>
+                <w:rFonts w:ascii="Calibri" w:hAnsi="Calibri" w:eastAsia="Calibri" w:cs="Calibri"/>
+              </w:rPr>
+              <w:t>1</w:t>
             </w:r>
           </w:p>
         </w:tc>
@@ -27770,8 +27894,6 @@
           <w:p>
             <w:pPr>
               <w:pStyle w:val="Normal"/>
-            </w:pPr>
-            <w:r>
               <w:rPr>
                 <w:rFonts w:ascii="Calibri" w:hAnsi="Calibri" w:eastAsia="Calibri" w:cs="Calibri"/>
                 <w:noProof w:val="0"/>
@@ -27779,7 +27901,16 @@
                 <w:szCs w:val="22"/>
                 <w:lang w:val="en-CA"/>
               </w:rPr>
-              <w:t>Booking must include time, date, subject</w:t>
+            </w:pPr>
+            <w:r>
+              <w:rPr>
+                <w:rFonts w:ascii="Calibri" w:hAnsi="Calibri" w:eastAsia="Calibri" w:cs="Calibri"/>
+                <w:noProof w:val="0"/>
+                <w:sz w:val="22"/>
+                <w:szCs w:val="22"/>
+                <w:lang w:val="en-CA"/>
+              </w:rPr>
+              <w:t>Booking must include subject, date, and time</w:t>
             </w:r>
           </w:p>
         </w:tc>
@@ -27808,7 +27939,13 @@
               <w:rPr>
                 <w:rFonts w:ascii="Calibri" w:hAnsi="Calibri" w:eastAsia="Calibri" w:cs="Calibri"/>
               </w:rPr>
-              <w:t>AD3</w:t>
+              <w:t>AD</w:t>
+            </w:r>
+            <w:r>
+              <w:rPr>
+                <w:rFonts w:ascii="Calibri" w:hAnsi="Calibri" w:eastAsia="Calibri" w:cs="Calibri"/>
+              </w:rPr>
+              <w:t>1</w:t>
             </w:r>
           </w:p>
         </w:tc>
@@ -27932,8 +28069,6 @@
           <w:p>
             <w:pPr>
               <w:pStyle w:val="Normal"/>
-            </w:pPr>
-            <w:r>
               <w:rPr>
                 <w:rFonts w:ascii="Calibri" w:hAnsi="Calibri" w:eastAsia="Calibri" w:cs="Calibri"/>
                 <w:noProof w:val="0"/>
@@ -27941,7 +28076,16 @@
                 <w:szCs w:val="22"/>
                 <w:lang w:val="en-CA"/>
               </w:rPr>
-              <w:t>Session can be rescheduled</w:t>
+            </w:pPr>
+            <w:r>
+              <w:rPr>
+                <w:rFonts w:ascii="Calibri" w:hAnsi="Calibri" w:eastAsia="Calibri" w:cs="Calibri"/>
+                <w:noProof w:val="0"/>
+                <w:sz w:val="22"/>
+                <w:szCs w:val="22"/>
+                <w:lang w:val="en-CA"/>
+              </w:rPr>
+              <w:t>Session may be rescheduled before start time</w:t>
             </w:r>
           </w:p>
         </w:tc>
@@ -27970,7 +28114,13 @@
               <w:rPr>
                 <w:rFonts w:ascii="Calibri" w:hAnsi="Calibri" w:eastAsia="Calibri" w:cs="Calibri"/>
               </w:rPr>
-              <w:t>AD5</w:t>
+              <w:t>AD</w:t>
+            </w:r>
+            <w:r>
+              <w:rPr>
+                <w:rFonts w:ascii="Calibri" w:hAnsi="Calibri" w:eastAsia="Calibri" w:cs="Calibri"/>
+              </w:rPr>
+              <w:t>1</w:t>
             </w:r>
           </w:p>
         </w:tc>
@@ -28088,8 +28238,6 @@
           <w:p>
             <w:pPr>
               <w:pStyle w:val="Normal"/>
-            </w:pPr>
-            <w:r>
               <w:rPr>
                 <w:rFonts w:ascii="Calibri" w:hAnsi="Calibri" w:eastAsia="Calibri" w:cs="Calibri"/>
                 <w:noProof w:val="0"/>
@@ -28097,7 +28245,16 @@
                 <w:szCs w:val="22"/>
                 <w:lang w:val="en-CA"/>
               </w:rPr>
-              <w:t>Hours calculated from attendance</w:t>
+            </w:pPr>
+            <w:r>
+              <w:rPr>
+                <w:rFonts w:ascii="Calibri" w:hAnsi="Calibri" w:eastAsia="Calibri" w:cs="Calibri"/>
+                <w:noProof w:val="0"/>
+                <w:sz w:val="22"/>
+                <w:szCs w:val="22"/>
+                <w:lang w:val="en-CA"/>
+              </w:rPr>
+              <w:t>Volunteer hours are automatically calculated from attendance</w:t>
             </w:r>
           </w:p>
         </w:tc>
@@ -28126,7 +28283,13 @@
               <w:rPr>
                 <w:rFonts w:ascii="Calibri" w:hAnsi="Calibri" w:eastAsia="Calibri" w:cs="Calibri"/>
               </w:rPr>
-              <w:t>AD6</w:t>
+              <w:t>AD</w:t>
+            </w:r>
+            <w:r>
+              <w:rPr>
+                <w:rFonts w:ascii="Calibri" w:hAnsi="Calibri" w:eastAsia="Calibri" w:cs="Calibri"/>
+              </w:rPr>
+              <w:t>2</w:t>
             </w:r>
           </w:p>
         </w:tc>
@@ -28203,7 +28366,7 @@
       </w:tr>
       <w:tr>
         <w:trPr>
-          <w:trHeight w:val="300"/>
+          <w:trHeight w:val="660"/>
         </w:trPr>
         <w:tc>
           <w:tcPr>
@@ -28250,8 +28413,6 @@
           <w:p>
             <w:pPr>
               <w:pStyle w:val="Normal"/>
-            </w:pPr>
-            <w:r>
               <w:rPr>
                 <w:rFonts w:ascii="Calibri" w:hAnsi="Calibri" w:eastAsia="Calibri" w:cs="Calibri"/>
                 <w:noProof w:val="0"/>
@@ -28259,7 +28420,16 @@
                 <w:szCs w:val="22"/>
                 <w:lang w:val="en-CA"/>
               </w:rPr>
-              <w:t>Admin approval required</w:t>
+            </w:pPr>
+            <w:r>
+              <w:rPr>
+                <w:rFonts w:ascii="Calibri" w:hAnsi="Calibri" w:eastAsia="Calibri" w:cs="Calibri"/>
+                <w:noProof w:val="0"/>
+                <w:sz w:val="22"/>
+                <w:szCs w:val="22"/>
+                <w:lang w:val="en-CA"/>
+              </w:rPr>
+              <w:t>Volunteer hours require administrator approval</w:t>
             </w:r>
           </w:p>
         </w:tc>
@@ -28288,7 +28458,13 @@
               <w:rPr>
                 <w:rFonts w:ascii="Calibri" w:hAnsi="Calibri" w:eastAsia="Calibri" w:cs="Calibri"/>
               </w:rPr>
-              <w:t>AD7</w:t>
+              <w:t>AD</w:t>
+            </w:r>
+            <w:r>
+              <w:rPr>
+                <w:rFonts w:ascii="Calibri" w:hAnsi="Calibri" w:eastAsia="Calibri" w:cs="Calibri"/>
+              </w:rPr>
+              <w:t>2</w:t>
             </w:r>
           </w:p>
         </w:tc>
@@ -28418,8 +28594,6 @@
           <w:p>
             <w:pPr>
               <w:pStyle w:val="Normal"/>
-            </w:pPr>
-            <w:r>
               <w:rPr>
                 <w:rFonts w:ascii="Calibri" w:hAnsi="Calibri" w:eastAsia="Calibri" w:cs="Calibri"/>
                 <w:noProof w:val="0"/>
@@ -28427,7 +28601,36 @@
                 <w:szCs w:val="22"/>
                 <w:lang w:val="en-CA"/>
               </w:rPr>
-              <w:t>Audit log maintained</w:t>
+            </w:pPr>
+            <w:r>
+              <w:rPr>
+                <w:rFonts w:ascii="Calibri" w:hAnsi="Calibri" w:eastAsia="Calibri" w:cs="Calibri"/>
+                <w:noProof w:val="0"/>
+                <w:sz w:val="22"/>
+                <w:szCs w:val="22"/>
+                <w:lang w:val="en-CA"/>
+              </w:rPr>
+              <w:t xml:space="preserve">Audit log must </w:t>
+            </w:r>
+            <w:r>
+              <w:rPr>
+                <w:rFonts w:ascii="Calibri" w:hAnsi="Calibri" w:eastAsia="Calibri" w:cs="Calibri"/>
+                <w:noProof w:val="0"/>
+                <w:sz w:val="22"/>
+                <w:szCs w:val="22"/>
+                <w:lang w:val="en-CA"/>
+              </w:rPr>
+              <w:t>record</w:t>
+            </w:r>
+            <w:r>
+              <w:rPr>
+                <w:rFonts w:ascii="Calibri" w:hAnsi="Calibri" w:eastAsia="Calibri" w:cs="Calibri"/>
+                <w:noProof w:val="0"/>
+                <w:sz w:val="22"/>
+                <w:szCs w:val="22"/>
+                <w:lang w:val="en-CA"/>
+              </w:rPr>
+              <w:t xml:space="preserve"> all hour submissions and updates</w:t>
             </w:r>
           </w:p>
         </w:tc>
@@ -28456,7 +28659,13 @@
               <w:rPr>
                 <w:rFonts w:ascii="Calibri" w:hAnsi="Calibri" w:eastAsia="Calibri" w:cs="Calibri"/>
               </w:rPr>
-              <w:t>AD8</w:t>
+              <w:t>AD</w:t>
+            </w:r>
+            <w:r>
+              <w:rPr>
+                <w:rFonts w:ascii="Calibri" w:hAnsi="Calibri" w:eastAsia="Calibri" w:cs="Calibri"/>
+              </w:rPr>
+              <w:t>2</w:t>
             </w:r>
           </w:p>
         </w:tc>
@@ -28574,8 +28783,6 @@
           <w:p>
             <w:pPr>
               <w:pStyle w:val="Normal"/>
-            </w:pPr>
-            <w:r>
               <w:rPr>
                 <w:rFonts w:ascii="Calibri" w:hAnsi="Calibri" w:eastAsia="Calibri" w:cs="Calibri"/>
                 <w:noProof w:val="0"/>
@@ -28583,7 +28790,16 @@
                 <w:szCs w:val="22"/>
                 <w:lang w:val="en-CA"/>
               </w:rPr>
-              <w:t>Approved hours cannot be edited</w:t>
+            </w:pPr>
+            <w:r>
+              <w:rPr>
+                <w:rFonts w:ascii="Calibri" w:hAnsi="Calibri" w:eastAsia="Calibri" w:cs="Calibri"/>
+                <w:noProof w:val="0"/>
+                <w:sz w:val="22"/>
+                <w:szCs w:val="22"/>
+                <w:lang w:val="en-CA"/>
+              </w:rPr>
+              <w:t>Approved hours cannot be edited by volunteers</w:t>
             </w:r>
           </w:p>
         </w:tc>
@@ -28618,7 +28834,7 @@
               <w:rPr>
                 <w:rFonts w:ascii="Calibri" w:hAnsi="Calibri" w:eastAsia="Calibri" w:cs="Calibri"/>
               </w:rPr>
-              <w:t>8</w:t>
+              <w:t>2</w:t>
             </w:r>
           </w:p>
         </w:tc>
@@ -28736,8 +28952,6 @@
           <w:p>
             <w:pPr>
               <w:pStyle w:val="Normal"/>
-            </w:pPr>
-            <w:r>
               <w:rPr>
                 <w:rFonts w:ascii="Calibri" w:hAnsi="Calibri" w:eastAsia="Calibri" w:cs="Calibri"/>
                 <w:noProof w:val="0"/>
@@ -28745,7 +28959,16 @@
                 <w:szCs w:val="22"/>
                 <w:lang w:val="en-CA"/>
               </w:rPr>
-              <w:t>Learner must complete profile</w:t>
+            </w:pPr>
+            <w:r>
+              <w:rPr>
+                <w:rFonts w:ascii="Calibri" w:hAnsi="Calibri" w:eastAsia="Calibri" w:cs="Calibri"/>
+                <w:noProof w:val="0"/>
+                <w:sz w:val="22"/>
+                <w:szCs w:val="22"/>
+                <w:lang w:val="en-CA"/>
+              </w:rPr>
+              <w:t>User profile must be completed before submitting hours</w:t>
             </w:r>
           </w:p>
         </w:tc>
@@ -28774,7 +28997,13 @@
               <w:rPr>
                 <w:rFonts w:ascii="Calibri" w:hAnsi="Calibri" w:eastAsia="Calibri" w:cs="Calibri"/>
               </w:rPr>
-              <w:t>AD8</w:t>
+              <w:t>AD</w:t>
+            </w:r>
+            <w:r>
+              <w:rPr>
+                <w:rFonts w:ascii="Calibri" w:hAnsi="Calibri" w:eastAsia="Calibri" w:cs="Calibri"/>
+              </w:rPr>
+              <w:t>2</w:t>
             </w:r>
           </w:p>
         </w:tc>
@@ -28895,6 +29124,12 @@
                 <w:rFonts w:ascii="Calibri" w:hAnsi="Calibri" w:eastAsia="Calibri" w:cs="Calibri"/>
               </w:rPr>
             </w:pPr>
+            <w:r>
+              <w:rPr>
+                <w:rFonts w:ascii="Calibri" w:hAnsi="Calibri" w:eastAsia="Calibri" w:cs="Calibri"/>
+              </w:rPr>
+              <w:t>Dashboard display role-based information</w:t>
+            </w:r>
           </w:p>
         </w:tc>
         <w:tc>
@@ -28922,7 +29157,13 @@
               <w:rPr>
                 <w:rFonts w:ascii="Calibri" w:hAnsi="Calibri" w:eastAsia="Calibri" w:cs="Calibri"/>
               </w:rPr>
-              <w:t>AD8</w:t>
+              <w:t>AD</w:t>
+            </w:r>
+            <w:r>
+              <w:rPr>
+                <w:rFonts w:ascii="Calibri" w:hAnsi="Calibri" w:eastAsia="Calibri" w:cs="Calibri"/>
+              </w:rPr>
+              <w:t>3</w:t>
             </w:r>
           </w:p>
         </w:tc>
@@ -28951,7 +29192,13 @@
               <w:rPr>
                 <w:rFonts w:ascii="Calibri" w:hAnsi="Calibri" w:eastAsia="Calibri" w:cs="Calibri"/>
               </w:rPr>
-              <w:t>UC7</w:t>
+              <w:t>UC</w:t>
+            </w:r>
+            <w:r>
+              <w:rPr>
+                <w:rFonts w:ascii="Calibri" w:hAnsi="Calibri" w:eastAsia="Calibri" w:cs="Calibri"/>
+              </w:rPr>
+              <w:t>3</w:t>
             </w:r>
           </w:p>
         </w:tc>
@@ -29037,6 +29284,12 @@
                 <w:rFonts w:ascii="Calibri" w:hAnsi="Calibri" w:eastAsia="Calibri" w:cs="Calibri"/>
               </w:rPr>
             </w:pPr>
+            <w:r>
+              <w:rPr>
+                <w:rFonts w:ascii="Calibri" w:hAnsi="Calibri" w:eastAsia="Calibri" w:cs="Calibri"/>
+              </w:rPr>
+              <w:t>System sends session and reminder notification</w:t>
+            </w:r>
           </w:p>
         </w:tc>
         <w:tc>
@@ -29064,7 +29317,13 @@
               <w:rPr>
                 <w:rFonts w:ascii="Calibri" w:hAnsi="Calibri" w:eastAsia="Calibri" w:cs="Calibri"/>
               </w:rPr>
-              <w:t>AD8</w:t>
+              <w:t>AD</w:t>
+            </w:r>
+            <w:r>
+              <w:rPr>
+                <w:rFonts w:ascii="Calibri" w:hAnsi="Calibri" w:eastAsia="Calibri" w:cs="Calibri"/>
+              </w:rPr>
+              <w:t>3</w:t>
             </w:r>
           </w:p>
         </w:tc>
@@ -29093,7 +29352,13 @@
               <w:rPr>
                 <w:rFonts w:ascii="Calibri" w:hAnsi="Calibri" w:eastAsia="Calibri" w:cs="Calibri"/>
               </w:rPr>
-              <w:t>UC7</w:t>
+              <w:t>UC</w:t>
+            </w:r>
+            <w:r>
+              <w:rPr>
+                <w:rFonts w:ascii="Calibri" w:hAnsi="Calibri" w:eastAsia="Calibri" w:cs="Calibri"/>
+              </w:rPr>
+              <w:t>3</w:t>
             </w:r>
           </w:p>
         </w:tc>
@@ -29179,6 +29444,18 @@
                 <w:rFonts w:ascii="Calibri" w:hAnsi="Calibri" w:eastAsia="Calibri" w:cs="Calibri"/>
               </w:rPr>
             </w:pPr>
+            <w:r>
+              <w:rPr>
+                <w:rFonts w:ascii="Calibri" w:hAnsi="Calibri" w:eastAsia="Calibri" w:cs="Calibri"/>
+              </w:rPr>
+              <w:t xml:space="preserve">Only administrators can manage user </w:t>
+            </w:r>
+            <w:r>
+              <w:rPr>
+                <w:rFonts w:ascii="Calibri" w:hAnsi="Calibri" w:eastAsia="Calibri" w:cs="Calibri"/>
+              </w:rPr>
+              <w:t>accounts</w:t>
+            </w:r>
           </w:p>
         </w:tc>
         <w:tc>
@@ -29206,7 +29483,13 @@
               <w:rPr>
                 <w:rFonts w:ascii="Calibri" w:hAnsi="Calibri" w:eastAsia="Calibri" w:cs="Calibri"/>
               </w:rPr>
-              <w:t>AD9</w:t>
+              <w:t>AD</w:t>
+            </w:r>
+            <w:r>
+              <w:rPr>
+                <w:rFonts w:ascii="Calibri" w:hAnsi="Calibri" w:eastAsia="Calibri" w:cs="Calibri"/>
+              </w:rPr>
+              <w:t>3</w:t>
             </w:r>
           </w:p>
         </w:tc>
@@ -29237,6 +29520,12 @@
               </w:rPr>
               <w:t>UC8</w:t>
             </w:r>
+            <w:r>
+              <w:rPr>
+                <w:rFonts w:ascii="Calibri" w:hAnsi="Calibri" w:eastAsia="Calibri" w:cs="Calibri"/>
+              </w:rPr>
+              <w:t>3</w:t>
+            </w:r>
           </w:p>
         </w:tc>
         <w:tc>
@@ -29321,6 +29610,12 @@
                 <w:rFonts w:ascii="Calibri" w:hAnsi="Calibri" w:eastAsia="Calibri" w:cs="Calibri"/>
               </w:rPr>
             </w:pPr>
+            <w:r>
+              <w:rPr>
+                <w:rFonts w:ascii="Calibri" w:hAnsi="Calibri" w:eastAsia="Calibri" w:cs="Calibri"/>
+              </w:rPr>
+              <w:t>Each account must have a unique email</w:t>
+            </w:r>
           </w:p>
         </w:tc>
         <w:tc>
@@ -29348,7 +29643,13 @@
               <w:rPr>
                 <w:rFonts w:ascii="Calibri" w:hAnsi="Calibri" w:eastAsia="Calibri" w:cs="Calibri"/>
               </w:rPr>
-              <w:t>AD9</w:t>
+              <w:t>AD</w:t>
+            </w:r>
+            <w:r>
+              <w:rPr>
+                <w:rFonts w:ascii="Calibri" w:hAnsi="Calibri" w:eastAsia="Calibri" w:cs="Calibri"/>
+              </w:rPr>
+              <w:t>3</w:t>
             </w:r>
           </w:p>
         </w:tc>
@@ -29379,6 +29680,12 @@
               </w:rPr>
               <w:t>UC8</w:t>
             </w:r>
+            <w:r>
+              <w:rPr>
+                <w:rFonts w:ascii="Calibri" w:hAnsi="Calibri" w:eastAsia="Calibri" w:cs="Calibri"/>
+              </w:rPr>
+              <w:t>3</w:t>
+            </w:r>
           </w:p>
         </w:tc>
         <w:tc>
@@ -29463,6 +29770,24 @@
                 <w:rFonts w:ascii="Calibri" w:hAnsi="Calibri" w:eastAsia="Calibri" w:cs="Calibri"/>
               </w:rPr>
             </w:pPr>
+            <w:r>
+              <w:rPr>
+                <w:rFonts w:ascii="Calibri" w:hAnsi="Calibri" w:eastAsia="Calibri" w:cs="Calibri"/>
+              </w:rPr>
+              <w:t xml:space="preserve">Role-based permission </w:t>
+            </w:r>
+            <w:r>
+              <w:rPr>
+                <w:rFonts w:ascii="Calibri" w:hAnsi="Calibri" w:eastAsia="Calibri" w:cs="Calibri"/>
+              </w:rPr>
+              <w:t>restrict</w:t>
+            </w:r>
+            <w:r>
+              <w:rPr>
+                <w:rFonts w:ascii="Calibri" w:hAnsi="Calibri" w:eastAsia="Calibri" w:cs="Calibri"/>
+              </w:rPr>
+              <w:t xml:space="preserve"> access</w:t>
+            </w:r>
           </w:p>
         </w:tc>
         <w:tc>
@@ -29490,7 +29815,13 @@
               <w:rPr>
                 <w:rFonts w:ascii="Calibri" w:hAnsi="Calibri" w:eastAsia="Calibri" w:cs="Calibri"/>
               </w:rPr>
-              <w:t>AD9</w:t>
+              <w:t>AD</w:t>
+            </w:r>
+            <w:r>
+              <w:rPr>
+                <w:rFonts w:ascii="Calibri" w:hAnsi="Calibri" w:eastAsia="Calibri" w:cs="Calibri"/>
+              </w:rPr>
+              <w:t>4</w:t>
             </w:r>
           </w:p>
         </w:tc>
@@ -29519,7 +29850,13 @@
               <w:rPr>
                 <w:rFonts w:ascii="Calibri" w:hAnsi="Calibri" w:eastAsia="Calibri" w:cs="Calibri"/>
               </w:rPr>
-              <w:t>UC8</w:t>
+              <w:t>UC</w:t>
+            </w:r>
+            <w:r>
+              <w:rPr>
+                <w:rFonts w:ascii="Calibri" w:hAnsi="Calibri" w:eastAsia="Calibri" w:cs="Calibri"/>
+              </w:rPr>
+              <w:t>3</w:t>
             </w:r>
           </w:p>
         </w:tc>
@@ -29605,6 +29942,36 @@
                 <w:rFonts w:ascii="Calibri" w:hAnsi="Calibri" w:eastAsia="Calibri" w:cs="Calibri"/>
               </w:rPr>
             </w:pPr>
+            <w:r>
+              <w:rPr>
+                <w:rFonts w:ascii="Calibri" w:hAnsi="Calibri" w:eastAsia="Calibri" w:cs="Calibri"/>
+              </w:rPr>
+              <w:t xml:space="preserve">Required fields must be </w:t>
+            </w:r>
+            <w:r>
+              <w:rPr>
+                <w:rFonts w:ascii="Calibri" w:hAnsi="Calibri" w:eastAsia="Calibri" w:cs="Calibri"/>
+              </w:rPr>
+              <w:t>validated</w:t>
+            </w:r>
+            <w:r>
+              <w:rPr>
+                <w:rFonts w:ascii="Calibri" w:hAnsi="Calibri" w:eastAsia="Calibri" w:cs="Calibri"/>
+              </w:rPr>
+              <w:t xml:space="preserve"> before saving </w:t>
+            </w:r>
+            <w:r>
+              <w:rPr>
+                <w:rFonts w:ascii="Calibri" w:hAnsi="Calibri" w:eastAsia="Calibri" w:cs="Calibri"/>
+              </w:rPr>
+              <w:t>account</w:t>
+            </w:r>
+            <w:r>
+              <w:rPr>
+                <w:rFonts w:ascii="Calibri" w:hAnsi="Calibri" w:eastAsia="Calibri" w:cs="Calibri"/>
+              </w:rPr>
+              <w:t xml:space="preserve"> updates</w:t>
+            </w:r>
           </w:p>
         </w:tc>
         <w:tc>
@@ -29632,7 +29999,13 @@
               <w:rPr>
                 <w:rFonts w:ascii="Calibri" w:hAnsi="Calibri" w:eastAsia="Calibri" w:cs="Calibri"/>
               </w:rPr>
-              <w:t>AD9</w:t>
+              <w:t>AD</w:t>
+            </w:r>
+            <w:r>
+              <w:rPr>
+                <w:rFonts w:ascii="Calibri" w:hAnsi="Calibri" w:eastAsia="Calibri" w:cs="Calibri"/>
+              </w:rPr>
+              <w:t>4</w:t>
             </w:r>
           </w:p>
         </w:tc>
@@ -29661,7 +30034,13 @@
               <w:rPr>
                 <w:rFonts w:ascii="Calibri" w:hAnsi="Calibri" w:eastAsia="Calibri" w:cs="Calibri"/>
               </w:rPr>
-              <w:t>UC8</w:t>
+              <w:t>UC</w:t>
+            </w:r>
+            <w:r>
+              <w:rPr>
+                <w:rFonts w:ascii="Calibri" w:hAnsi="Calibri" w:eastAsia="Calibri" w:cs="Calibri"/>
+              </w:rPr>
+              <w:t>4</w:t>
             </w:r>
           </w:p>
         </w:tc>
@@ -29747,6 +30126,12 @@
                 <w:rFonts w:ascii="Calibri" w:hAnsi="Calibri" w:eastAsia="Calibri" w:cs="Calibri"/>
               </w:rPr>
             </w:pPr>
+            <w:r>
+              <w:rPr>
+                <w:rFonts w:ascii="Calibri" w:hAnsi="Calibri" w:eastAsia="Calibri" w:cs="Calibri"/>
+              </w:rPr>
+              <w:t>System monitors performance metrics continously</w:t>
+            </w:r>
           </w:p>
         </w:tc>
         <w:tc>
@@ -29774,7 +30159,13 @@
               <w:rPr>
                 <w:rFonts w:ascii="Calibri" w:hAnsi="Calibri" w:eastAsia="Calibri" w:cs="Calibri"/>
               </w:rPr>
-              <w:t>AD10</w:t>
+              <w:t>AD</w:t>
+            </w:r>
+            <w:r>
+              <w:rPr>
+                <w:rFonts w:ascii="Calibri" w:hAnsi="Calibri" w:eastAsia="Calibri" w:cs="Calibri"/>
+              </w:rPr>
+              <w:t>5</w:t>
             </w:r>
           </w:p>
         </w:tc>
@@ -29803,7 +30194,13 @@
               <w:rPr>
                 <w:rFonts w:ascii="Calibri" w:hAnsi="Calibri" w:eastAsia="Calibri" w:cs="Calibri"/>
               </w:rPr>
-              <w:t>AD9</w:t>
+              <w:t>AD</w:t>
+            </w:r>
+            <w:r>
+              <w:rPr>
+                <w:rFonts w:ascii="Calibri" w:hAnsi="Calibri" w:eastAsia="Calibri" w:cs="Calibri"/>
+              </w:rPr>
+              <w:t>5</w:t>
             </w:r>
           </w:p>
         </w:tc>
@@ -29889,6 +30286,18 @@
                 <w:rFonts w:ascii="Calibri" w:hAnsi="Calibri" w:eastAsia="Calibri" w:cs="Calibri"/>
               </w:rPr>
             </w:pPr>
+            <w:r>
+              <w:rPr>
+                <w:rFonts w:ascii="Calibri" w:hAnsi="Calibri" w:eastAsia="Calibri" w:cs="Calibri"/>
+              </w:rPr>
+              <w:t>Ssytem</w:t>
+            </w:r>
+            <w:r>
+              <w:rPr>
+                <w:rFonts w:ascii="Calibri" w:hAnsi="Calibri" w:eastAsia="Calibri" w:cs="Calibri"/>
+              </w:rPr>
+              <w:t xml:space="preserve"> sends alerts when critical issues occur</w:t>
+            </w:r>
           </w:p>
         </w:tc>
         <w:tc>
@@ -29916,7 +30325,13 @@
               <w:rPr>
                 <w:rFonts w:ascii="Calibri" w:hAnsi="Calibri" w:eastAsia="Calibri" w:cs="Calibri"/>
               </w:rPr>
-              <w:t>AD10</w:t>
+              <w:t>AD</w:t>
+            </w:r>
+            <w:r>
+              <w:rPr>
+                <w:rFonts w:ascii="Calibri" w:hAnsi="Calibri" w:eastAsia="Calibri" w:cs="Calibri"/>
+              </w:rPr>
+              <w:t>5</w:t>
             </w:r>
           </w:p>
         </w:tc>
@@ -29945,7 +30360,13 @@
               <w:rPr>
                 <w:rFonts w:ascii="Calibri" w:hAnsi="Calibri" w:eastAsia="Calibri" w:cs="Calibri"/>
               </w:rPr>
-              <w:t>AD9</w:t>
+              <w:t>AD</w:t>
+            </w:r>
+            <w:r>
+              <w:rPr>
+                <w:rFonts w:ascii="Calibri" w:hAnsi="Calibri" w:eastAsia="Calibri" w:cs="Calibri"/>
+              </w:rPr>
+              <w:t>5</w:t>
             </w:r>
           </w:p>
         </w:tc>
@@ -30031,6 +30452,12 @@
                 <w:rFonts w:ascii="Calibri" w:hAnsi="Calibri" w:eastAsia="Calibri" w:cs="Calibri"/>
               </w:rPr>
             </w:pPr>
+            <w:r>
+              <w:rPr>
+                <w:rFonts w:ascii="Calibri" w:hAnsi="Calibri" w:eastAsia="Calibri" w:cs="Calibri"/>
+              </w:rPr>
+              <w:t>Logs are securely stored for monitoring and toubleshooting</w:t>
+            </w:r>
           </w:p>
         </w:tc>
         <w:tc>
@@ -30058,7 +30485,13 @@
               <w:rPr>
                 <w:rFonts w:ascii="Calibri" w:hAnsi="Calibri" w:eastAsia="Calibri" w:cs="Calibri"/>
               </w:rPr>
-              <w:t>AD10</w:t>
+              <w:t>AD</w:t>
+            </w:r>
+            <w:r>
+              <w:rPr>
+                <w:rFonts w:ascii="Calibri" w:hAnsi="Calibri" w:eastAsia="Calibri" w:cs="Calibri"/>
+              </w:rPr>
+              <w:t>5</w:t>
             </w:r>
           </w:p>
         </w:tc>
@@ -30087,7 +30520,13 @@
               <w:rPr>
                 <w:rFonts w:ascii="Calibri" w:hAnsi="Calibri" w:eastAsia="Calibri" w:cs="Calibri"/>
               </w:rPr>
-              <w:t>AD9</w:t>
+              <w:t>AD</w:t>
+            </w:r>
+            <w:r>
+              <w:rPr>
+                <w:rFonts w:ascii="Calibri" w:hAnsi="Calibri" w:eastAsia="Calibri" w:cs="Calibri"/>
+              </w:rPr>
+              <w:t>5</w:t>
             </w:r>
           </w:p>
         </w:tc>
@@ -30173,6 +30612,12 @@
                 <w:rFonts w:ascii="Calibri" w:hAnsi="Calibri" w:eastAsia="Calibri" w:cs="Calibri"/>
               </w:rPr>
             </w:pPr>
+            <w:r>
+              <w:rPr>
+                <w:rFonts w:ascii="Calibri" w:hAnsi="Calibri" w:eastAsia="Calibri" w:cs="Calibri"/>
+              </w:rPr>
+              <w:t>Reports include only approved volunteer hours</w:t>
+            </w:r>
           </w:p>
         </w:tc>
         <w:tc>
@@ -30200,7 +30645,13 @@
               <w:rPr>
                 <w:rFonts w:ascii="Calibri" w:hAnsi="Calibri" w:eastAsia="Calibri" w:cs="Calibri"/>
               </w:rPr>
-              <w:t>AD11</w:t>
+              <w:t>AD</w:t>
+            </w:r>
+            <w:r>
+              <w:rPr>
+                <w:rFonts w:ascii="Calibri" w:hAnsi="Calibri" w:eastAsia="Calibri" w:cs="Calibri"/>
+              </w:rPr>
+              <w:t>5</w:t>
             </w:r>
           </w:p>
         </w:tc>
@@ -30229,7 +30680,13 @@
               <w:rPr>
                 <w:rFonts w:ascii="Calibri" w:hAnsi="Calibri" w:eastAsia="Calibri" w:cs="Calibri"/>
               </w:rPr>
-              <w:t>UC10</w:t>
+              <w:t>UC</w:t>
+            </w:r>
+            <w:r>
+              <w:rPr>
+                <w:rFonts w:ascii="Calibri" w:hAnsi="Calibri" w:eastAsia="Calibri" w:cs="Calibri"/>
+              </w:rPr>
+              <w:t>5</w:t>
             </w:r>
           </w:p>
         </w:tc>
@@ -30321,6 +30778,12 @@
                 <w:rFonts w:ascii="Calibri" w:hAnsi="Calibri" w:eastAsia="Calibri" w:cs="Calibri"/>
               </w:rPr>
             </w:pPr>
+            <w:r>
+              <w:rPr>
+                <w:rFonts w:ascii="Calibri" w:hAnsi="Calibri" w:eastAsia="Calibri" w:cs="Calibri"/>
+              </w:rPr>
+              <w:t>Report hours are calculated from verified records</w:t>
+            </w:r>
           </w:p>
         </w:tc>
         <w:tc>
@@ -30348,7 +30811,13 @@
               <w:rPr>
                 <w:rFonts w:ascii="Calibri" w:hAnsi="Calibri" w:eastAsia="Calibri" w:cs="Calibri"/>
               </w:rPr>
-              <w:t>AD11</w:t>
+              <w:t>AD</w:t>
+            </w:r>
+            <w:r>
+              <w:rPr>
+                <w:rFonts w:ascii="Calibri" w:hAnsi="Calibri" w:eastAsia="Calibri" w:cs="Calibri"/>
+              </w:rPr>
+              <w:t>5</w:t>
             </w:r>
           </w:p>
         </w:tc>
@@ -30377,7 +30846,13 @@
               <w:rPr>
                 <w:rFonts w:ascii="Calibri" w:hAnsi="Calibri" w:eastAsia="Calibri" w:cs="Calibri"/>
               </w:rPr>
-              <w:t>UC10</w:t>
+              <w:t>UC</w:t>
+            </w:r>
+            <w:r>
+              <w:rPr>
+                <w:rFonts w:ascii="Calibri" w:hAnsi="Calibri" w:eastAsia="Calibri" w:cs="Calibri"/>
+              </w:rPr>
+              <w:t>5</w:t>
             </w:r>
           </w:p>
         </w:tc>
@@ -30463,6 +30938,24 @@
                 <w:rFonts w:ascii="Calibri" w:hAnsi="Calibri" w:eastAsia="Calibri" w:cs="Calibri"/>
               </w:rPr>
             </w:pPr>
+            <w:r>
+              <w:rPr>
+                <w:rFonts w:ascii="Calibri" w:hAnsi="Calibri" w:eastAsia="Calibri" w:cs="Calibri"/>
+              </w:rPr>
+              <w:t xml:space="preserve">Only authorized roles can generate </w:t>
+            </w:r>
+            <w:r>
+              <w:rPr>
+                <w:rFonts w:ascii="Calibri" w:hAnsi="Calibri" w:eastAsia="Calibri" w:cs="Calibri"/>
+              </w:rPr>
+              <w:t>official</w:t>
+            </w:r>
+            <w:r>
+              <w:rPr>
+                <w:rFonts w:ascii="Calibri" w:hAnsi="Calibri" w:eastAsia="Calibri" w:cs="Calibri"/>
+              </w:rPr>
+              <w:t xml:space="preserve"> reports</w:t>
+            </w:r>
           </w:p>
         </w:tc>
         <w:tc>
@@ -30490,7 +30983,13 @@
               <w:rPr>
                 <w:rFonts w:ascii="Calibri" w:hAnsi="Calibri" w:eastAsia="Calibri" w:cs="Calibri"/>
               </w:rPr>
-              <w:t>AD11</w:t>
+              <w:t>AD</w:t>
+            </w:r>
+            <w:r>
+              <w:rPr>
+                <w:rFonts w:ascii="Calibri" w:hAnsi="Calibri" w:eastAsia="Calibri" w:cs="Calibri"/>
+              </w:rPr>
+              <w:t>5</w:t>
             </w:r>
           </w:p>
         </w:tc>
@@ -30519,7 +31018,13 @@
               <w:rPr>
                 <w:rFonts w:ascii="Calibri" w:hAnsi="Calibri" w:eastAsia="Calibri" w:cs="Calibri"/>
               </w:rPr>
-              <w:t>UC10</w:t>
+              <w:t>UC</w:t>
+            </w:r>
+            <w:r>
+              <w:rPr>
+                <w:rFonts w:ascii="Calibri" w:hAnsi="Calibri" w:eastAsia="Calibri" w:cs="Calibri"/>
+              </w:rPr>
+              <w:t>5</w:t>
             </w:r>
           </w:p>
         </w:tc>
@@ -30605,6 +31110,12 @@
                 <w:rFonts w:ascii="Calibri" w:hAnsi="Calibri" w:eastAsia="Calibri" w:cs="Calibri"/>
               </w:rPr>
             </w:pPr>
+            <w:r>
+              <w:rPr>
+                <w:rFonts w:ascii="Calibri" w:hAnsi="Calibri" w:eastAsia="Calibri" w:cs="Calibri"/>
+              </w:rPr>
+              <w:t>Verification requests require admin review</w:t>
+            </w:r>
           </w:p>
         </w:tc>
         <w:tc>
@@ -30632,7 +31143,13 @@
               <w:rPr>
                 <w:rFonts w:ascii="Calibri" w:hAnsi="Calibri" w:eastAsia="Calibri" w:cs="Calibri"/>
               </w:rPr>
-              <w:t>AD12</w:t>
+              <w:t>AD</w:t>
+            </w:r>
+            <w:r>
+              <w:rPr>
+                <w:rFonts w:ascii="Calibri" w:hAnsi="Calibri" w:eastAsia="Calibri" w:cs="Calibri"/>
+              </w:rPr>
+              <w:t>5</w:t>
             </w:r>
           </w:p>
         </w:tc>
@@ -30661,7 +31178,13 @@
               <w:rPr>
                 <w:rFonts w:ascii="Calibri" w:hAnsi="Calibri" w:eastAsia="Calibri" w:cs="Calibri"/>
               </w:rPr>
-              <w:t>UC11</w:t>
+              <w:t>UC</w:t>
+            </w:r>
+            <w:r>
+              <w:rPr>
+                <w:rFonts w:ascii="Calibri" w:hAnsi="Calibri" w:eastAsia="Calibri" w:cs="Calibri"/>
+              </w:rPr>
+              <w:t>5</w:t>
             </w:r>
           </w:p>
         </w:tc>
@@ -30759,6 +31282,12 @@
                 <w:rFonts w:ascii="Calibri" w:hAnsi="Calibri" w:eastAsia="Calibri" w:cs="Calibri"/>
               </w:rPr>
             </w:pPr>
+            <w:r>
+              <w:rPr>
+                <w:rFonts w:ascii="Calibri" w:hAnsi="Calibri" w:eastAsia="Calibri" w:cs="Calibri"/>
+              </w:rPr>
+              <w:t>Verification actions must be recorded for traceability</w:t>
+            </w:r>
           </w:p>
         </w:tc>
         <w:tc>
@@ -30786,7 +31315,13 @@
               <w:rPr>
                 <w:rFonts w:ascii="Calibri" w:hAnsi="Calibri" w:eastAsia="Calibri" w:cs="Calibri"/>
               </w:rPr>
-              <w:t>AD13</w:t>
+              <w:t>AD</w:t>
+            </w:r>
+            <w:r>
+              <w:rPr>
+                <w:rFonts w:ascii="Calibri" w:hAnsi="Calibri" w:eastAsia="Calibri" w:cs="Calibri"/>
+              </w:rPr>
+              <w:t>5</w:t>
             </w:r>
           </w:p>
         </w:tc>
@@ -30815,7 +31350,13 @@
               <w:rPr>
                 <w:rFonts w:ascii="Calibri" w:hAnsi="Calibri" w:eastAsia="Calibri" w:cs="Calibri"/>
               </w:rPr>
-              <w:t>UC12</w:t>
+              <w:t>UC</w:t>
+            </w:r>
+            <w:r>
+              <w:rPr>
+                <w:rFonts w:ascii="Calibri" w:hAnsi="Calibri" w:eastAsia="Calibri" w:cs="Calibri"/>
+              </w:rPr>
+              <w:t>5</w:t>
             </w:r>
           </w:p>
         </w:tc>
